--- a/test-corpus/output/corpus/medium5.docx
+++ b/test-corpus/output/corpus/medium5.docx
@@ -1,6 +1,6 @@
 
 <file path=word/document.xml><?xml version="1.0" encoding="utf-8"?>
-<w:document xmlns:w="http://schemas.openxmlformats.org/wordprocessingml/2006/main" xmlns:m="http://schemas.openxmlformats.org/officeDocument/2006/math" xmlns:r="http://schemas.openxmlformats.org/officeDocument/2006/relationships" xmlns:o="urn:schemas-microsoft-com:office:office" xmlns:v="urn:schemas-microsoft-com:vml" xmlns:w10="urn:schemas-microsoft-com:office:word" xmlns:a="http://schemas.openxmlformats.org/drawingml/2006/main" xmlns:pic="http://schemas.openxmlformats.org/drawingml/2006/picture" xmlns:wp="http://schemas.openxmlformats.org/drawingml/2006/wordprocessingDrawing">
+<w:document xmlns:w="http://schemas.openxmlformats.org/wordprocessingml/2006/main" xmlns:m="http://schemas.openxmlformats.org/officeDocument/2006/math" xmlns:r="http://schemas.openxmlformats.org/officeDocument/2006/relationships" xmlns:o="urn:schemas-microsoft-com:office:office" xmlns:v="urn:schemas-microsoft-com:vml" xmlns:w10="urn:schemas-microsoft-com:office:word" xmlns:a="http://schemas.openxmlformats.org/drawingml/2006/main" xmlns:pic="http://schemas.openxmlformats.org/drawingml/2006/picture" xmlns:wp="http://schemas.openxmlformats.org/drawingml/2006/wordprocessingDrawing" xmlns:wpc="http://schemas.microsoft.com/office/word/2010/wordprocessingCanvas" xmlns:mc="http://schemas.openxmlformats.org/markup-compatibility/2006" xmlns:wp14="http://schemas.microsoft.com/office/word/2010/wordprocessingDrawing" xmlns:wpg="http://schemas.microsoft.com/office/word/2010/wordprocessingGroup" xmlns:wps="http://schemas.microsoft.com/office/word/2010/wordprocessingShape" mc:Ignorable="w14 w15 w16se w16cid w16 w16cex w16sdtdh w16sdtfl w16du wp14">
   <w:body>
     <w:bookmarkStart w:id="20" w:name="diagramme-de-test"/>
     <w:p>
@@ -14,18 +14,10 @@
     <w:p xmlns:w="http://schemas.openxmlformats.org/wordprocessingml/2006/main">
       <w:r>
         <w:drawing>
-          <wp:anchor xmlns:wp="http://schemas.openxmlformats.org/drawingml/2006/wordprocessingDrawing" distT="0" distB="0" distL="114300" distR="114300" simplePos="0" relativeHeight="251659264" behindDoc="0" locked="0" layoutInCell="1" allowOverlap="1">
-            <wp:simplePos x="0" y="0"/>
-            <wp:positionH relativeFrom="column">
-              <wp:posOffset>0</wp:posOffset>
-            </wp:positionH>
-            <wp:positionV relativeFrom="paragraph">
-              <wp:posOffset>0</wp:posOffset>
-            </wp:positionV>
-            <wp:extent cx="37719000" cy="6667500"/>
+          <wp:inline xmlns:wp="http://schemas.openxmlformats.org/drawingml/2006/wordprocessingDrawing" distT="0" distB="0" distL="0" distR="0">
+            <wp:extent cx="5943600" cy="1050636"/>
             <wp:effectExtent l="0" t="0" r="0" b="0"/>
-            <wp:wrapNone/>
-            <wp:docPr id="1" name="Diagram"/>
+            <wp:docPr id="1" name="Diagram 1"/>
             <wp:cNvGraphicFramePr>
               <a:graphicFrameLocks xmlns:a="http://schemas.openxmlformats.org/drawingml/2006/main" noChangeAspect="1"/>
             </wp:cNvGraphicFramePr>
@@ -39,18 +31,18 @@
                   </wpc:bg>
                   <wpc:whole/>
                   <wpg:wgp xmlns:wpg="http://schemas.microsoft.com/office/word/2010/wordprocessingGroup" xmlns:wps="http://schemas.microsoft.com/office/word/2010/wordprocessingShape" xmlns:wp="http://schemas.openxmlformats.org/drawingml/2006/wordprocessingDrawing" xmlns:a="http://schemas.openxmlformats.org/drawingml/2006/main" xmlns:pic="http://schemas.openxmlformats.org/drawingml/2006/picture" xmlns:r="http://schemas.openxmlformats.org/officeDocument/2006/relationships" xmlns:w="http://schemas.openxmlformats.org/wordprocessingml/2006/main">
-                    <wpg:cNvPr id="1" name="Diagram"/>
+                    <wpg:cNvPr id="2" name="Diagram group 2"/>
                     <wpg:cNvGrpSpPr/>
                     <wpg:grpSpPr>
                       <a:xfrm>
                         <a:off x="0" y="0"/>
-                        <a:ext cx="37719000" cy="6667500"/>
+                        <a:ext cx="5943600" cy="1050636"/>
                         <a:chOff x="0" y="0"/>
                         <a:chExt cx="37719000" cy="6667500"/>
                       </a:xfrm>
                     </wpg:grpSpPr>
                     <wpg:grpSp>
-                      <wpg:cNvPr id="46" name="Jvxrr Nddyr"/>
+                      <wpg:cNvPr id="3" name="Jvxrr Nddyr"/>
                       <wpg:cNvGrpSpPr/>
                       <wpg:grpSpPr>
                         <a:xfrm>
@@ -61,7 +53,7 @@
                         </a:xfrm>
                       </wpg:grpSpPr>
                       <wps:wsp>
-                        <wps:cNvPr id="47" name="SubgraphTitle"/>
+                        <wps:cNvPr id="4" name="SubgraphTitle"/>
                         <wps:cNvSpPr/>
                         <wps:spPr>
                           <a:xfrm>
@@ -83,7 +75,10 @@
                                 <w:jc w:val="center"/>
                               </w:pPr>
                               <w:r>
-                                <w:t>Jvxrr Nddyr</w:t>
+                                <w:rPr>
+                                  <w:color w:val="000000"/>
+                                </w:rPr>
+                                <w:t xml:space="preserve">Jvxrr Nddyr</w:t>
                               </w:r>
                             </w:p>
                           </w:txbxContent>
@@ -92,7 +87,7 @@
                       </wps:wsp>
                     </wpg:grpSp>
                     <wpg:grpSp>
-                      <wpg:cNvPr id="48" name="Y2 ufiaf kscksghrcbe - {q}"/>
+                      <wpg:cNvPr id="5" name="Y2 ufiaf kscksghrcbe - {q}"/>
                       <wpg:cNvGrpSpPr/>
                       <wpg:grpSpPr>
                         <a:xfrm>
@@ -103,7 +98,7 @@
                         </a:xfrm>
                       </wpg:grpSpPr>
                       <wps:wsp>
-                        <wps:cNvPr id="49" name="SubgraphTitle"/>
+                        <wps:cNvPr id="6" name="SubgraphTitle"/>
                         <wps:cNvSpPr/>
                         <wps:spPr>
                           <a:xfrm>
@@ -125,7 +120,10 @@
                                 <w:jc w:val="center"/>
                               </w:pPr>
                               <w:r>
-                                <w:t>Y2 ufiaf kscksghrcbe - {q}</w:t>
+                                <w:rPr>
+                                  <w:color w:val="000000"/>
+                                </w:rPr>
+                                <w:t xml:space="preserve">Y2 ufiaf kscksghrcbe - {q}</w:t>
                               </w:r>
                             </w:p>
                           </w:txbxContent>
@@ -134,7 +132,7 @@
                       </wps:wsp>
                     </wpg:grpSp>
                     <wpg:grpSp>
-                      <wpg:cNvPr id="50" name="Y2 ufiaf HYH xeodi utav kscksghrcbe - {q}"/>
+                      <wpg:cNvPr id="7" name="Y2 ufiaf HYH xeodi utav kscksghrcbe - {q}"/>
                       <wpg:cNvGrpSpPr/>
                       <wpg:grpSpPr>
                         <a:xfrm>
@@ -145,7 +143,7 @@
                         </a:xfrm>
                       </wpg:grpSpPr>
                       <wps:wsp>
-                        <wps:cNvPr id="51" name="SubgraphTitle"/>
+                        <wps:cNvPr id="8" name="SubgraphTitle"/>
                         <wps:cNvSpPr/>
                         <wps:spPr>
                           <a:xfrm>
@@ -167,7 +165,10 @@
                                 <w:jc w:val="center"/>
                               </w:pPr>
                               <w:r>
-                                <w:t>Y2 ufiaf HYH xeodi utav kscksghrcbe - {q}</w:t>
+                                <w:rPr>
+                                  <w:color w:val="000000"/>
+                                </w:rPr>
+                                <w:t xml:space="preserve">Y2 ufiaf HYH xeodi utav kscksghrcbe - {q}</w:t>
                               </w:r>
                             </w:p>
                           </w:txbxContent>
@@ -176,7 +177,7 @@
                       </wps:wsp>
                     </wpg:grpSp>
                     <wpg:grpSp>
-                      <wpg:cNvPr id="52" name="2M ufiaf aoakqprayy KNT TQQp - {q}"/>
+                      <wpg:cNvPr id="9" name="2M ufiaf aoakqprayy KNT TQQp - {q}"/>
                       <wpg:cNvGrpSpPr/>
                       <wpg:grpSpPr>
                         <a:xfrm>
@@ -187,7 +188,7 @@
                         </a:xfrm>
                       </wpg:grpSpPr>
                       <wps:wsp>
-                        <wps:cNvPr id="53" name="SubgraphTitle"/>
+                        <wps:cNvPr id="10" name="SubgraphTitle"/>
                         <wps:cNvSpPr/>
                         <wps:spPr>
                           <a:xfrm>
@@ -209,7 +210,10 @@
                                 <w:jc w:val="center"/>
                               </w:pPr>
                               <w:r>
-                                <w:t>2M ufiaf aoakqprayy KNT TQQp - {q}</w:t>
+                                <w:rPr>
+                                  <w:color w:val="000000"/>
+                                </w:rPr>
+                                <w:t xml:space="preserve">2M ufiaf aoakqprayy KNT TQQp - {q}</w:t>
                               </w:r>
                             </w:p>
                           </w:txbxContent>
@@ -218,7 +222,7 @@
                       </wps:wsp>
                     </wpg:grpSp>
                     <wpg:grpSp>
-                      <wpg:cNvPr id="54" name="3S ufiaf aoakqprayy KNT TQQp - {q}"/>
+                      <wpg:cNvPr id="11" name="3S ufiaf aoakqprayy KNT TQQp - {q}"/>
                       <wpg:cNvGrpSpPr/>
                       <wpg:grpSpPr>
                         <a:xfrm>
@@ -229,7 +233,7 @@
                         </a:xfrm>
                       </wpg:grpSpPr>
                       <wps:wsp>
-                        <wps:cNvPr id="55" name="SubgraphTitle"/>
+                        <wps:cNvPr id="12" name="SubgraphTitle"/>
                         <wps:cNvSpPr/>
                         <wps:spPr>
                           <a:xfrm>
@@ -251,7 +255,10 @@
                                 <w:jc w:val="center"/>
                               </w:pPr>
                               <w:r>
-                                <w:t>3S ufiaf aoakqprayy KNT TQQp - {q}</w:t>
+                                <w:rPr>
+                                  <w:color w:val="000000"/>
+                                </w:rPr>
+                                <w:t xml:space="preserve">3S ufiaf aoakqprayy KNT TQQp - {q}</w:t>
                               </w:r>
                             </w:p>
                           </w:txbxContent>
@@ -260,7 +267,7 @@
                       </wps:wsp>
                     </wpg:grpSp>
                     <wpg:grpSp>
-                      <wpg:cNvPr id="56" name="4T ufiaf aoakqprayy KNT TQQp - {q}"/>
+                      <wpg:cNvPr id="13" name="4T ufiaf aoakqprayy KNT TQQp - {q}"/>
                       <wpg:cNvGrpSpPr/>
                       <wpg:grpSpPr>
                         <a:xfrm>
@@ -271,7 +278,7 @@
                         </a:xfrm>
                       </wpg:grpSpPr>
                       <wps:wsp>
-                        <wps:cNvPr id="57" name="SubgraphTitle"/>
+                        <wps:cNvPr id="14" name="SubgraphTitle"/>
                         <wps:cNvSpPr/>
                         <wps:spPr>
                           <a:xfrm>
@@ -293,7 +300,10 @@
                                 <w:jc w:val="center"/>
                               </w:pPr>
                               <w:r>
-                                <w:t>4T ufiaf aoakqprayy KNT TQQp - {q}</w:t>
+                                <w:rPr>
+                                  <w:color w:val="000000"/>
+                                </w:rPr>
+                                <w:t xml:space="preserve">4T ufiaf aoakqprayy KNT TQQp - {q}</w:t>
                               </w:r>
                             </w:p>
                           </w:txbxContent>
@@ -302,7 +312,7 @@
                       </wps:wsp>
                     </wpg:grpSp>
                     <wps:wsp>
-                      <wps:cNvPr id="2" name="&quot;M1.q&lt;br&gt;GPR_IN&lt;br&gt;Suryshsccapxrl ?&lt;br&gt;Ihzstjm : Jtgz acuzpbwe&quot;"/>
+                      <wps:cNvPr id="15" name="&quot;M1.q&lt;br&gt;GPR_IN&lt;br&gt;Suryshsccapxrl ?&lt;br&gt;Ihzstjm : Jtgz acuzpbwe&quot;"/>
                       <wps:cNvSpPr/>
                       <wps:spPr>
                         <a:xfrm>
@@ -315,6 +325,12 @@
                         <a:solidFill>
                           <a:srgbClr val="D9E2F3"/>
                         </a:solidFill>
+                        <a:ln w="12700" cap="flat" cmpd="sng" algn="ctr">
+                          <a:solidFill>
+                            <a:srgbClr val="2F5496"/>
+                          </a:solidFill>
+                          <a:prstDash val="solid"/>
+                        </a:ln>
                       </wps:spPr>
                       <wps:style>
                         <a:lnRef idx="2">
@@ -339,7 +355,10 @@
                               <w:jc w:val="center"/>
                             </w:pPr>
                             <w:r>
-                              <w:t>"M1.q&lt;br&gt;GPR_IN&lt;br&gt;Suryshsccapxrl ?&lt;br&gt;Ihzstjm : Jtgz acuzpbwe"</w:t>
+                              <w:rPr>
+                                <w:color w:val="000000"/>
+                              </w:rPr>
+                              <w:t xml:space="preserve">"M1.q&lt;br&gt;GPR_IN&lt;br&gt;Suryshsccapxrl ?&lt;br&gt;Ihzstjm : Jtgz acuzpbwe"</w:t>
                             </w:r>
                           </w:p>
                         </w:txbxContent>
@@ -352,7 +371,7 @@
                       </wps:bodyPr>
                     </wps:wsp>
                     <wps:wsp>
-                      <wps:cNvPr id="3" name="&quot;UKO&quot;"/>
+                      <wps:cNvPr id="16" name="&quot;UKO&quot;"/>
                       <wps:cNvSpPr/>
                       <wps:spPr>
                         <a:xfrm>
@@ -365,6 +384,12 @@
                         <a:solidFill>
                           <a:srgbClr val="D9E2F3"/>
                         </a:solidFill>
+                        <a:ln w="12700" cap="flat" cmpd="sng" algn="ctr">
+                          <a:solidFill>
+                            <a:srgbClr val="2F5496"/>
+                          </a:solidFill>
+                          <a:prstDash val="solid"/>
+                        </a:ln>
                       </wps:spPr>
                       <wps:style>
                         <a:lnRef idx="2">
@@ -389,7 +414,10 @@
                               <w:jc w:val="center"/>
                             </w:pPr>
                             <w:r>
-                              <w:t>"UKO"</w:t>
+                              <w:rPr>
+                                <w:color w:val="000000"/>
+                              </w:rPr>
+                              <w:t xml:space="preserve">"UKO"</w:t>
                             </w:r>
                           </w:p>
                         </w:txbxContent>
@@ -402,7 +430,7 @@
                       </wps:bodyPr>
                     </wps:wsp>
                     <wps:wsp>
-                      <wps:cNvPr id="4" name="&quot;L2.q &lt;br&gt;QETE_TT_QSCPH_OYJ&lt;br&gt;E790Y udlfuvn?&quot;"/>
+                      <wps:cNvPr id="17" name="&quot;L2.q &lt;br&gt;QETE_TT_QSCPH_OYJ&lt;br&gt;E790Y udlfuvn?&quot;"/>
                       <wps:cNvSpPr/>
                       <wps:spPr>
                         <a:xfrm>
@@ -415,6 +443,12 @@
                         <a:solidFill>
                           <a:srgbClr val="D9E2F3"/>
                         </a:solidFill>
+                        <a:ln w="12700" cap="flat" cmpd="sng" algn="ctr">
+                          <a:solidFill>
+                            <a:srgbClr val="2F5496"/>
+                          </a:solidFill>
+                          <a:prstDash val="solid"/>
+                        </a:ln>
                       </wps:spPr>
                       <wps:style>
                         <a:lnRef idx="2">
@@ -439,7 +473,10 @@
                               <w:jc w:val="center"/>
                             </w:pPr>
                             <w:r>
-                              <w:t>"L2.q &lt;br&gt;QETE_TT_QSCPH_OYJ&lt;br&gt;E790Y udlfuvn?"</w:t>
+                              <w:rPr>
+                                <w:color w:val="000000"/>
+                              </w:rPr>
+                              <w:t xml:space="preserve">"L2.q &lt;br&gt;QETE_TT_QSCPH_OYJ&lt;br&gt;E790Y udlfuvn?"</w:t>
                             </w:r>
                           </w:p>
                         </w:txbxContent>
@@ -452,7 +489,7 @@
                       </wps:bodyPr>
                     </wps:wsp>
                     <wps:wsp>
-                      <wps:cNvPr id="5" name="&quot;Iye&quot;"/>
+                      <wps:cNvPr id="18" name="&quot;Iye&quot;"/>
                       <wps:cNvSpPr/>
                       <wps:spPr>
                         <a:xfrm>
@@ -465,6 +502,12 @@
                         <a:solidFill>
                           <a:srgbClr val="D9E2F3"/>
                         </a:solidFill>
+                        <a:ln w="12700" cap="flat" cmpd="sng" algn="ctr">
+                          <a:solidFill>
+                            <a:srgbClr val="2F5496"/>
+                          </a:solidFill>
+                          <a:prstDash val="solid"/>
+                        </a:ln>
                       </wps:spPr>
                       <wps:style>
                         <a:lnRef idx="2">
@@ -489,7 +532,10 @@
                               <w:jc w:val="center"/>
                             </w:pPr>
                             <w:r>
-                              <w:t>"Iye"</w:t>
+                              <w:rPr>
+                                <w:color w:val="000000"/>
+                              </w:rPr>
+                              <w:t xml:space="preserve">"Iye"</w:t>
                             </w:r>
                           </w:p>
                         </w:txbxContent>
@@ -502,7 +548,7 @@
                       </wps:bodyPr>
                     </wps:wsp>
                     <wps:wsp>
-                      <wps:cNvPr id="6" name="&quot;Lm&quot;"/>
+                      <wps:cNvPr id="19" name="&quot;Lm&quot;"/>
                       <wps:cNvSpPr/>
                       <wps:spPr>
                         <a:xfrm>
@@ -515,6 +561,12 @@
                         <a:solidFill>
                           <a:srgbClr val="D9E2F3"/>
                         </a:solidFill>
+                        <a:ln w="12700" cap="flat" cmpd="sng" algn="ctr">
+                          <a:solidFill>
+                            <a:srgbClr val="2F5496"/>
+                          </a:solidFill>
+                          <a:prstDash val="solid"/>
+                        </a:ln>
                       </wps:spPr>
                       <wps:style>
                         <a:lnRef idx="2">
@@ -539,7 +591,10 @@
                               <w:jc w:val="center"/>
                             </w:pPr>
                             <w:r>
-                              <w:t>"Lm"</w:t>
+                              <w:rPr>
+                                <w:color w:val="000000"/>
+                              </w:rPr>
+                              <w:t xml:space="preserve">"Lm"</w:t>
                             </w:r>
                           </w:p>
                         </w:txbxContent>
@@ -552,7 +607,7 @@
                       </wps:bodyPr>
                     </wps:wsp>
                     <wps:wsp>
-                      <wps:cNvPr id="7" name="&quot;I3.q&lt;br&gt;GPR_IN&lt;br&gt;Suryshsccapxrl ?&lt;br&gt;Ihzstjm : Jtgz acuzpbwe&quot;"/>
+                      <wps:cNvPr id="20" name="&quot;I3.q&lt;br&gt;GPR_IN&lt;br&gt;Suryshsccapxrl ?&lt;br&gt;Ihzstjm : Jtgz acuzpbwe&quot;"/>
                       <wps:cNvSpPr/>
                       <wps:spPr>
                         <a:xfrm>
@@ -565,6 +620,12 @@
                         <a:solidFill>
                           <a:srgbClr val="D9E2F3"/>
                         </a:solidFill>
+                        <a:ln w="12700" cap="flat" cmpd="sng" algn="ctr">
+                          <a:solidFill>
+                            <a:srgbClr val="2F5496"/>
+                          </a:solidFill>
+                          <a:prstDash val="solid"/>
+                        </a:ln>
                       </wps:spPr>
                       <wps:style>
                         <a:lnRef idx="2">
@@ -589,7 +650,10 @@
                               <w:jc w:val="center"/>
                             </w:pPr>
                             <w:r>
-                              <w:t>"I3.q&lt;br&gt;GPR_IN&lt;br&gt;Suryshsccapxrl ?&lt;br&gt;Ihzstjm : Jtgz acuzpbwe"</w:t>
+                              <w:rPr>
+                                <w:color w:val="000000"/>
+                              </w:rPr>
+                              <w:t xml:space="preserve">"I3.q&lt;br&gt;GPR_IN&lt;br&gt;Suryshsccapxrl ?&lt;br&gt;Ihzstjm : Jtgz acuzpbwe"</w:t>
                             </w:r>
                           </w:p>
                         </w:txbxContent>
@@ -602,7 +666,7 @@
                       </wps:bodyPr>
                     </wps:wsp>
                     <wps:wsp>
-                      <wps:cNvPr id="8" name="&quot;UKO&quot;"/>
+                      <wps:cNvPr id="21" name="&quot;UKO&quot;"/>
                       <wps:cNvSpPr/>
                       <wps:spPr>
                         <a:xfrm>
@@ -615,6 +679,12 @@
                         <a:solidFill>
                           <a:srgbClr val="D9E2F3"/>
                         </a:solidFill>
+                        <a:ln w="12700" cap="flat" cmpd="sng" algn="ctr">
+                          <a:solidFill>
+                            <a:srgbClr val="2F5496"/>
+                          </a:solidFill>
+                          <a:prstDash val="solid"/>
+                        </a:ln>
                       </wps:spPr>
                       <wps:style>
                         <a:lnRef idx="2">
@@ -639,7 +709,10 @@
                               <w:jc w:val="center"/>
                             </w:pPr>
                             <w:r>
-                              <w:t>"UKO"</w:t>
+                              <w:rPr>
+                                <w:color w:val="000000"/>
+                              </w:rPr>
+                              <w:t xml:space="preserve">"UKO"</w:t>
                             </w:r>
                           </w:p>
                         </w:txbxContent>
@@ -652,7 +725,7 @@
                       </wps:bodyPr>
                     </wps:wsp>
                     <wps:wsp>
-                      <wps:cNvPr id="9" name="&quot;D4.q&lt;br&gt;GPR_IN&lt;br&gt;Suryshsccapxrl ?&lt;br&gt;Ihzstjm : Jtgz acuzpbwe&quot;"/>
+                      <wps:cNvPr id="22" name="&quot;D4.q&lt;br&gt;GPR_IN&lt;br&gt;Suryshsccapxrl ?&lt;br&gt;Ihzstjm : Jtgz acuzpbwe&quot;"/>
                       <wps:cNvSpPr/>
                       <wps:spPr>
                         <a:xfrm>
@@ -665,6 +738,12 @@
                         <a:solidFill>
                           <a:srgbClr val="D9E2F3"/>
                         </a:solidFill>
+                        <a:ln w="12700" cap="flat" cmpd="sng" algn="ctr">
+                          <a:solidFill>
+                            <a:srgbClr val="2F5496"/>
+                          </a:solidFill>
+                          <a:prstDash val="solid"/>
+                        </a:ln>
                       </wps:spPr>
                       <wps:style>
                         <a:lnRef idx="2">
@@ -689,7 +768,10 @@
                               <w:jc w:val="center"/>
                             </w:pPr>
                             <w:r>
-                              <w:t>"D4.q&lt;br&gt;GPR_IN&lt;br&gt;Suryshsccapxrl ?&lt;br&gt;Ihzstjm : Jtgz acuzpbwe"</w:t>
+                              <w:rPr>
+                                <w:color w:val="000000"/>
+                              </w:rPr>
+                              <w:t xml:space="preserve">"D4.q&lt;br&gt;GPR_IN&lt;br&gt;Suryshsccapxrl ?&lt;br&gt;Ihzstjm : Jtgz acuzpbwe"</w:t>
                             </w:r>
                           </w:p>
                         </w:txbxContent>
@@ -702,7 +784,7 @@
                       </wps:bodyPr>
                     </wps:wsp>
                     <wps:wsp>
-                      <wps:cNvPr id="10" name="&quot;UKO&quot;"/>
+                      <wps:cNvPr id="23" name="&quot;UKO&quot;"/>
                       <wps:cNvSpPr/>
                       <wps:spPr>
                         <a:xfrm>
@@ -715,6 +797,12 @@
                         <a:solidFill>
                           <a:srgbClr val="D9E2F3"/>
                         </a:solidFill>
+                        <a:ln w="12700" cap="flat" cmpd="sng" algn="ctr">
+                          <a:solidFill>
+                            <a:srgbClr val="2F5496"/>
+                          </a:solidFill>
+                          <a:prstDash val="solid"/>
+                        </a:ln>
                       </wps:spPr>
                       <wps:style>
                         <a:lnRef idx="2">
@@ -739,7 +827,10 @@
                               <w:jc w:val="center"/>
                             </w:pPr>
                             <w:r>
-                              <w:t>"UKO"</w:t>
+                              <w:rPr>
+                                <w:color w:val="000000"/>
+                              </w:rPr>
+                              <w:t xml:space="preserve">"UKO"</w:t>
                             </w:r>
                           </w:p>
                         </w:txbxContent>
@@ -752,7 +843,7 @@
                       </wps:bodyPr>
                     </wps:wsp>
                     <wps:wsp>
-                      <wps:cNvPr id="11" name="&quot;V5.q&lt;br&gt;GPR_IN&lt;br&gt;Suryshsccapxrl ?&lt;br&gt;Ihzstjm : Jtgz acuzpbwe&quot;"/>
+                      <wps:cNvPr id="24" name="&quot;V5.q&lt;br&gt;GPR_IN&lt;br&gt;Suryshsccapxrl ?&lt;br&gt;Ihzstjm : Jtgz acuzpbwe&quot;"/>
                       <wps:cNvSpPr/>
                       <wps:spPr>
                         <a:xfrm>
@@ -765,6 +856,12 @@
                         <a:solidFill>
                           <a:srgbClr val="D9E2F3"/>
                         </a:solidFill>
+                        <a:ln w="12700" cap="flat" cmpd="sng" algn="ctr">
+                          <a:solidFill>
+                            <a:srgbClr val="2F5496"/>
+                          </a:solidFill>
+                          <a:prstDash val="solid"/>
+                        </a:ln>
                       </wps:spPr>
                       <wps:style>
                         <a:lnRef idx="2">
@@ -789,7 +886,10 @@
                               <w:jc w:val="center"/>
                             </w:pPr>
                             <w:r>
-                              <w:t>"V5.q&lt;br&gt;GPR_IN&lt;br&gt;Suryshsccapxrl ?&lt;br&gt;Ihzstjm : Jtgz acuzpbwe"</w:t>
+                              <w:rPr>
+                                <w:color w:val="000000"/>
+                              </w:rPr>
+                              <w:t xml:space="preserve">"V5.q&lt;br&gt;GPR_IN&lt;br&gt;Suryshsccapxrl ?&lt;br&gt;Ihzstjm : Jtgz acuzpbwe"</w:t>
                             </w:r>
                           </w:p>
                         </w:txbxContent>
@@ -802,7 +902,7 @@
                       </wps:bodyPr>
                     </wps:wsp>
                     <wps:wsp>
-                      <wps:cNvPr id="12" name="&quot;UKO&quot;"/>
+                      <wps:cNvPr id="25" name="&quot;UKO&quot;"/>
                       <wps:cNvSpPr/>
                       <wps:spPr>
                         <a:xfrm>
@@ -815,6 +915,12 @@
                         <a:solidFill>
                           <a:srgbClr val="D9E2F3"/>
                         </a:solidFill>
+                        <a:ln w="12700" cap="flat" cmpd="sng" algn="ctr">
+                          <a:solidFill>
+                            <a:srgbClr val="2F5496"/>
+                          </a:solidFill>
+                          <a:prstDash val="solid"/>
+                        </a:ln>
                       </wps:spPr>
                       <wps:style>
                         <a:lnRef idx="2">
@@ -839,7 +945,10 @@
                               <w:jc w:val="center"/>
                             </w:pPr>
                             <w:r>
-                              <w:t>"UKO"</w:t>
+                              <w:rPr>
+                                <w:color w:val="000000"/>
+                              </w:rPr>
+                              <w:t xml:space="preserve">"UKO"</w:t>
                             </w:r>
                           </w:p>
                         </w:txbxContent>
@@ -852,7 +961,7 @@
                       </wps:bodyPr>
                     </wps:wsp>
                     <wps:wsp>
-                      <wps:cNvPr id="13" name="&quot;D4.1 &lt;br&gt;CBRQ_NE_FEPWA_BUX&lt;br&gt;Lfkpurmomg&lt;br&gt;Sytwhb : cuqamcqgtq DLTLC&quot;"/>
+                      <wps:cNvPr id="26" name="&quot;D4.1 &lt;br&gt;CBRQ_NE_FEPWA_BUX&lt;br&gt;Lfkpurmomg&lt;br&gt;Sytwhb : cuqamcqgtq DLTLC&quot;"/>
                       <wps:cNvSpPr/>
                       <wps:spPr>
                         <a:xfrm>
@@ -865,6 +974,12 @@
                         <a:solidFill>
                           <a:srgbClr val="D9E2F3"/>
                         </a:solidFill>
+                        <a:ln w="12700" cap="flat" cmpd="sng" algn="ctr">
+                          <a:solidFill>
+                            <a:srgbClr val="2F5496"/>
+                          </a:solidFill>
+                          <a:prstDash val="solid"/>
+                        </a:ln>
                       </wps:spPr>
                       <wps:style>
                         <a:lnRef idx="2">
@@ -889,7 +1004,10 @@
                               <w:jc w:val="center"/>
                             </w:pPr>
                             <w:r>
-                              <w:t>"D4.1 &lt;br&gt;CBRQ_NE_FEPWA_BUX&lt;br&gt;Lfkpurmomg&lt;br&gt;Sytwhb : cuqamcqgtq DLTLC"</w:t>
+                              <w:rPr>
+                                <w:color w:val="000000"/>
+                              </w:rPr>
+                              <w:t xml:space="preserve">"D4.1 &lt;br&gt;CBRQ_NE_FEPWA_BUX&lt;br&gt;Lfkpurmomg&lt;br&gt;Sytwhb : cuqamcqgtq DLTLC"</w:t>
                             </w:r>
                           </w:p>
                         </w:txbxContent>
@@ -902,7 +1020,7 @@
                       </wps:bodyPr>
                     </wps:wsp>
                     <wps:wsp>
-                      <wps:cNvPr id="14" name="&quot;WST1&quot;]) &amp; nfxbzmj_ewar([&quot;MWQA-V600&quot;]) &amp; yzpcgbl_gjcl_baak19([&quot;Mlvt 19 wbecxlzj&quot;]) &amp; jyhgnuz_gdkl_t858g([&quot;R858G&quot;]) &amp; zgyppbd_dwmg_nkvhycjb([&quot;RVKI gjtejrpf xvyfpmku&quot;]) &amp; m7([&quot;RVKI E790Y&quot;]) &amp; yfjflfo_uahf_oxrr20([&quot;Mlvt 20 Gkuuxoldy&quot;]) &amp; t201([&quot;KPB2&quot;]) &amp; a221([&quot;KNT vhhkuqqdquuen&quot;"/>
+                      <wps:cNvPr id="27" name="&quot;WST1&quot;]) &amp; nfxbzmj_ewar([&quot;MWQA-V600&quot;]) &amp; yzpcgbl_gjcl_baak19([&quot;Mlvt 19 wbecxlzj&quot;]) &amp; jyhgnuz_gdkl_t858g([&quot;R858G&quot;]) &amp; zgyppbd_dwmg_nkvhycjb([&quot;RVKI gjtejrpf xvyfpmku&quot;]) &amp; m7([&quot;RVKI E790Y&quot;]) &amp; yfjflfo_uahf_oxrr20([&quot;Mlvt 20 Gkuuxoldy&quot;]) &amp; t201([&quot;KPB2&quot;]) &amp; a221([&quot;KNT vhhkuqqdquuen&quot;"/>
                       <wps:cNvSpPr/>
                       <wps:spPr>
                         <a:xfrm>
@@ -915,6 +1033,12 @@
                         <a:solidFill>
                           <a:srgbClr val="D9E2F3"/>
                         </a:solidFill>
+                        <a:ln w="12700" cap="flat" cmpd="sng" algn="ctr">
+                          <a:solidFill>
+                            <a:srgbClr val="2F5496"/>
+                          </a:solidFill>
+                          <a:prstDash val="solid"/>
+                        </a:ln>
                       </wps:spPr>
                       <wps:style>
                         <a:lnRef idx="2">
@@ -939,7 +1063,10 @@
                               <w:jc w:val="center"/>
                             </w:pPr>
                             <w:r>
-                              <w:t>"WST1"]) &amp; nfxbzmj_ewar(["MWQA-V600"]) &amp; yzpcgbl_gjcl_baak19(["Mlvt 19 wbecxlzj"]) &amp; jyhgnuz_gdkl_t858g(["R858G"]) &amp; zgyppbd_dwmg_nkvhycjb(["RVKI gjtejrpf xvyfpmku"]) &amp; m7(["RVKI E790Y"]) &amp; yfjflfo_uahf_oxrr20(["Mlvt 20 Gkuuxoldy"]) &amp; t201(["KPB2"]) &amp; a221(["KNT vhhkuqqdquuen"</w:t>
+                              <w:rPr>
+                                <w:color w:val="000000"/>
+                              </w:rPr>
+                              <w:t xml:space="preserve">"WST1"]) &amp; nfxbzmj_ewar(["MWQA-V600"]) &amp; yzpcgbl_gjcl_baak19(["Mlvt 19 wbecxlzj"]) &amp; jyhgnuz_gdkl_t858g(["R858G"]) &amp; zgyppbd_dwmg_nkvhycjb(["RVKI gjtejrpf xvyfpmku"]) &amp; m7(["RVKI E790Y"]) &amp; yfjflfo_uahf_oxrr20(["Mlvt 20 Gkuuxoldy"]) &amp; t201(["KPB2"]) &amp; a221(["KNT vhhkuqqdquuen"</w:t>
                             </w:r>
                           </w:p>
                         </w:txbxContent>
@@ -952,7 +1079,7 @@
                       </wps:bodyPr>
                     </wps:wsp>
                     <wps:wsp>
-                      <wps:cNvPr id="15" name="&quot;IG : U7&lt;br&gt;Uxwm : 1&lt;br&gt;Khmckwsjr : Ytgeshgypln&lt;br&gt;Ihzstjm : Wcqozabec&lt;br&gt;Sytwhb : , WST1-btjblhqa&quot;] &amp; C8[&quot;IG : C8&lt;br&gt;Uxwm : 1&lt;br&gt;Khmckwsjr : Tissqsfote&lt;br&gt;Sytwhb : , WST1-btjblhqa&quot;"/>
+                      <wps:cNvPr id="28" name="&quot;IG : U7&lt;br&gt;Uxwm : 1&lt;br&gt;Khmckwsjr : Ytgeshgypln&lt;br&gt;Ihzstjm : Wcqozabec&lt;br&gt;Sytwhb : , WST1-btjblhqa&quot;] &amp; C8[&quot;IG : C8&lt;br&gt;Uxwm : 1&lt;br&gt;Khmckwsjr : Tissqsfote&lt;br&gt;Sytwhb : , WST1-btjblhqa&quot;"/>
                       <wps:cNvSpPr/>
                       <wps:spPr>
                         <a:xfrm>
@@ -965,6 +1092,12 @@
                         <a:solidFill>
                           <a:srgbClr val="D9E2F3"/>
                         </a:solidFill>
+                        <a:ln w="12700" cap="flat" cmpd="sng" algn="ctr">
+                          <a:solidFill>
+                            <a:srgbClr val="2F5496"/>
+                          </a:solidFill>
+                          <a:prstDash val="solid"/>
+                        </a:ln>
                       </wps:spPr>
                       <wps:style>
                         <a:lnRef idx="2">
@@ -989,7 +1122,10 @@
                               <w:jc w:val="center"/>
                             </w:pPr>
                             <w:r>
-                              <w:t>"IG : U7&lt;br&gt;Uxwm : 1&lt;br&gt;Khmckwsjr : Ytgeshgypln&lt;br&gt;Ihzstjm : Wcqozabec&lt;br&gt;Sytwhb : , WST1-btjblhqa"] &amp; C8["IG : C8&lt;br&gt;Uxwm : 1&lt;br&gt;Khmckwsjr : Tissqsfote&lt;br&gt;Sytwhb : , WST1-btjblhqa"</w:t>
+                              <w:rPr>
+                                <w:color w:val="000000"/>
+                              </w:rPr>
+                              <w:t xml:space="preserve">"IG : U7&lt;br&gt;Uxwm : 1&lt;br&gt;Khmckwsjr : Ytgeshgypln&lt;br&gt;Ihzstjm : Wcqozabec&lt;br&gt;Sytwhb : , WST1-btjblhqa"] &amp; C8["IG : C8&lt;br&gt;Uxwm : 1&lt;br&gt;Khmckwsjr : Tissqsfote&lt;br&gt;Sytwhb : , WST1-btjblhqa"</w:t>
                             </w:r>
                           </w:p>
                         </w:txbxContent>
@@ -1002,7 +1138,7 @@
                       </wps:bodyPr>
                     </wps:wsp>
                     <wps:wsp>
-                      <wps:cNvPr id="16" name="&quot;IG : U7.1&lt;br&gt;Uxwm : 2&lt;br&gt;Khmckwsjr : Wbreqnctaugiq&lt;br&gt;Ihzstjm : Jamvp yrpfctplr ezyyp pogfj&lt;br&gt;Sytwhb : , qswrbxahsp eyrospp uayb HYH&quot;"/>
+                      <wps:cNvPr id="29" name="&quot;IG : U7.1&lt;br&gt;Uxwm : 2&lt;br&gt;Khmckwsjr : Wbreqnctaugiq&lt;br&gt;Ihzstjm : Jamvp yrpfctplr ezyyp pogfj&lt;br&gt;Sytwhb : , qswrbxahsp eyrospp uayb HYH&quot;"/>
                       <wps:cNvSpPr/>
                       <wps:spPr>
                         <a:xfrm>
@@ -1015,6 +1151,12 @@
                         <a:solidFill>
                           <a:srgbClr val="D9E2F3"/>
                         </a:solidFill>
+                        <a:ln w="12700" cap="flat" cmpd="sng" algn="ctr">
+                          <a:solidFill>
+                            <a:srgbClr val="2F5496"/>
+                          </a:solidFill>
+                          <a:prstDash val="solid"/>
+                        </a:ln>
                       </wps:spPr>
                       <wps:style>
                         <a:lnRef idx="2">
@@ -1039,7 +1181,10 @@
                               <w:jc w:val="center"/>
                             </w:pPr>
                             <w:r>
-                              <w:t>"IG : U7.1&lt;br&gt;Uxwm : 2&lt;br&gt;Khmckwsjr : Wbreqnctaugiq&lt;br&gt;Ihzstjm : Jamvp yrpfctplr ezyyp pogfj&lt;br&gt;Sytwhb : , qswrbxahsp eyrospp uayb HYH"</w:t>
+                              <w:rPr>
+                                <w:color w:val="000000"/>
+                              </w:rPr>
+                              <w:t xml:space="preserve">"IG : U7.1&lt;br&gt;Uxwm : 2&lt;br&gt;Khmckwsjr : Wbreqnctaugiq&lt;br&gt;Ihzstjm : Jamvp yrpfctplr ezyyp pogfj&lt;br&gt;Sytwhb : , qswrbxahsp eyrospp uayb HYH"</w:t>
                             </w:r>
                           </w:p>
                         </w:txbxContent>
@@ -1052,7 +1197,7 @@
                       </wps:bodyPr>
                     </wps:wsp>
                     <wps:wsp>
-                      <wps:cNvPr id="17" name="&quot;IG : U7.1.1&lt;br&gt;Uxwm : 3&lt;br&gt;Khmckwsjr : Gmeaboui esdroqcowngo + Fplkmneorhvlm&lt;br&gt;Ihzstjm : Jamvp aoakqprayy HYH alwnkfavv tovfcbt&lt;br&gt;Sytwhb : yd xpxph ktp efhzpu xbww alwnkfavv&quot;] &amp; U61[&quot;IG : U7.1.2&lt;br&gt;Uxwm : 3&lt;br&gt;Khmckwsjr : Gmeaboui esdroqcowngo&lt;br&gt;Ihzstjm : Jamvp aoakqprayy HYH alwnkfavv tovfcbt&lt;br&gt;Sytwhb : yd xpxph ktp efhzpu xbww alwnkfavv&quot;"/>
+                      <wps:cNvPr id="30" name="&quot;IG : U7.1.1&lt;br&gt;Uxwm : 3&lt;br&gt;Khmckwsjr : Gmeaboui esdroqcowngo + Fplkmneorhvlm&lt;br&gt;Ihzstjm : Jamvp aoakqprayy HYH alwnkfavv tovfcbt&lt;br&gt;Sytwhb : yd xpxph ktp efhzpu xbww alwnkfavv&quot;] &amp; U61[&quot;IG : U7.1.2&lt;br&gt;Uxwm : 3&lt;br&gt;Khmckwsjr : Gmeaboui esdroqcowngo&lt;br&gt;Ihzstjm : Jamvp aoakqprayy HYH alwnkfavv tovfcbt&lt;br&gt;Sytwhb : yd xpxph ktp efhzpu xbww alwnkfavv&quot;"/>
                       <wps:cNvSpPr/>
                       <wps:spPr>
                         <a:xfrm>
@@ -1065,6 +1210,12 @@
                         <a:solidFill>
                           <a:srgbClr val="D9E2F3"/>
                         </a:solidFill>
+                        <a:ln w="12700" cap="flat" cmpd="sng" algn="ctr">
+                          <a:solidFill>
+                            <a:srgbClr val="2F5496"/>
+                          </a:solidFill>
+                          <a:prstDash val="solid"/>
+                        </a:ln>
                       </wps:spPr>
                       <wps:style>
                         <a:lnRef idx="2">
@@ -1089,7 +1240,10 @@
                               <w:jc w:val="center"/>
                             </w:pPr>
                             <w:r>
-                              <w:t>"IG : U7.1.1&lt;br&gt;Uxwm : 3&lt;br&gt;Khmckwsjr : Gmeaboui esdroqcowngo + Fplkmneorhvlm&lt;br&gt;Ihzstjm : Jamvp aoakqprayy HYH alwnkfavv tovfcbt&lt;br&gt;Sytwhb : yd xpxph ktp efhzpu xbww alwnkfavv"] &amp; U61["IG : U7.1.2&lt;br&gt;Uxwm : 3&lt;br&gt;Khmckwsjr : Gmeaboui esdroqcowngo&lt;br&gt;Ihzstjm : Jamvp aoakqprayy HYH alwnkfavv tovfcbt&lt;br&gt;Sytwhb : yd xpxph ktp efhzpu xbww alwnkfavv"</w:t>
+                              <w:rPr>
+                                <w:color w:val="000000"/>
+                              </w:rPr>
+                              <w:t xml:space="preserve">"IG : U7.1.1&lt;br&gt;Uxwm : 3&lt;br&gt;Khmckwsjr : Gmeaboui esdroqcowngo + Fplkmneorhvlm&lt;br&gt;Ihzstjm : Jamvp aoakqprayy HYH alwnkfavv tovfcbt&lt;br&gt;Sytwhb : yd xpxph ktp efhzpu xbww alwnkfavv"] &amp; U61["IG : U7.1.2&lt;br&gt;Uxwm : 3&lt;br&gt;Khmckwsjr : Gmeaboui esdroqcowngo&lt;br&gt;Ihzstjm : Jamvp aoakqprayy HYH alwnkfavv tovfcbt&lt;br&gt;Sytwhb : yd xpxph ktp efhzpu xbww alwnkfavv"</w:t>
                             </w:r>
                           </w:p>
                         </w:txbxContent>
@@ -1102,7 +1256,7 @@
                       </wps:bodyPr>
                     </wps:wsp>
                     <wps:wsp>
-                      <wps:cNvPr id="18" name="nfxbzmj_ewar"/>
+                      <wps:cNvPr id="31" name="nfxbzmj_ewar"/>
                       <wps:cNvSpPr/>
                       <wps:spPr>
                         <a:xfrm>
@@ -1115,6 +1269,12 @@
                         <a:solidFill>
                           <a:srgbClr val="D9E2F3"/>
                         </a:solidFill>
+                        <a:ln w="12700" cap="flat" cmpd="sng" algn="ctr">
+                          <a:solidFill>
+                            <a:srgbClr val="2F5496"/>
+                          </a:solidFill>
+                          <a:prstDash val="solid"/>
+                        </a:ln>
                       </wps:spPr>
                       <wps:style>
                         <a:lnRef idx="2">
@@ -1139,7 +1299,10 @@
                               <w:jc w:val="center"/>
                             </w:pPr>
                             <w:r>
-                              <w:t>nfxbzmj_ewar</w:t>
+                              <w:rPr>
+                                <w:color w:val="000000"/>
+                              </w:rPr>
+                              <w:t xml:space="preserve">nfxbzmj_ewar</w:t>
                             </w:r>
                           </w:p>
                         </w:txbxContent>
@@ -1152,7 +1315,7 @@
                       </wps:bodyPr>
                     </wps:wsp>
                     <wps:wsp>
-                      <wps:cNvPr id="19" name="&quot;IG : J13&lt;br&gt;Uxwm : 1&lt;br&gt;Khmckwsjr : Yyjuxeirhr + Ebqmywsnqv&lt;br&gt;Sytwhb : , MWQA-V600 btjblhqa&quot;] &amp; Z14[&quot;IG : Z14&lt;br&gt;Uxwm : 1&lt;br&gt;Khmckwsjr : Leaybrzzopc + Bmpbwxvzdlb&lt;br&gt;Sytwhb : , MWQA-V600 btjblhqa&quot;] &amp; M15[&quot;IG : M15&lt;br&gt;Uxwm : 1&lt;br&gt;Khmckwsjr : Zjwehqxxuhaq + ilqllxjmdnfhb&lt;br&gt;Sytwhb : , MWQA-V600 btjblhqa&quot;"/>
+                      <wps:cNvPr id="32" name="&quot;IG : J13&lt;br&gt;Uxwm : 1&lt;br&gt;Khmckwsjr : Yyjuxeirhr + Ebqmywsnqv&lt;br&gt;Sytwhb : , MWQA-V600 btjblhqa&quot;] &amp; Z14[&quot;IG : Z14&lt;br&gt;Uxwm : 1&lt;br&gt;Khmckwsjr : Leaybrzzopc + Bmpbwxvzdlb&lt;br&gt;Sytwhb : , MWQA-V600 btjblhqa&quot;] &amp; M15[&quot;IG : M15&lt;br&gt;Uxwm : 1&lt;br&gt;Khmckwsjr : Zjwehqxxuhaq + ilqllxjmdnfhb&lt;br&gt;Sytwhb : , MWQA-V600 btjblhqa&quot;"/>
                       <wps:cNvSpPr/>
                       <wps:spPr>
                         <a:xfrm>
@@ -1165,6 +1328,12 @@
                         <a:solidFill>
                           <a:srgbClr val="D9E2F3"/>
                         </a:solidFill>
+                        <a:ln w="12700" cap="flat" cmpd="sng" algn="ctr">
+                          <a:solidFill>
+                            <a:srgbClr val="2F5496"/>
+                          </a:solidFill>
+                          <a:prstDash val="solid"/>
+                        </a:ln>
                       </wps:spPr>
                       <wps:style>
                         <a:lnRef idx="2">
@@ -1189,7 +1358,10 @@
                               <w:jc w:val="center"/>
                             </w:pPr>
                             <w:r>
-                              <w:t>"IG : J13&lt;br&gt;Uxwm : 1&lt;br&gt;Khmckwsjr : Yyjuxeirhr + Ebqmywsnqv&lt;br&gt;Sytwhb : , MWQA-V600 btjblhqa"] &amp; Z14["IG : Z14&lt;br&gt;Uxwm : 1&lt;br&gt;Khmckwsjr : Leaybrzzopc + Bmpbwxvzdlb&lt;br&gt;Sytwhb : , MWQA-V600 btjblhqa"] &amp; M15["IG : M15&lt;br&gt;Uxwm : 1&lt;br&gt;Khmckwsjr : Zjwehqxxuhaq + ilqllxjmdnfhb&lt;br&gt;Sytwhb : , MWQA-V600 btjblhqa"</w:t>
+                              <w:rPr>
+                                <w:color w:val="000000"/>
+                              </w:rPr>
+                              <w:t xml:space="preserve">"IG : J13&lt;br&gt;Uxwm : 1&lt;br&gt;Khmckwsjr : Yyjuxeirhr + Ebqmywsnqv&lt;br&gt;Sytwhb : , MWQA-V600 btjblhqa"] &amp; Z14["IG : Z14&lt;br&gt;Uxwm : 1&lt;br&gt;Khmckwsjr : Leaybrzzopc + Bmpbwxvzdlb&lt;br&gt;Sytwhb : , MWQA-V600 btjblhqa"] &amp; M15["IG : M15&lt;br&gt;Uxwm : 1&lt;br&gt;Khmckwsjr : Zjwehqxxuhaq + ilqllxjmdnfhb&lt;br&gt;Sytwhb : , MWQA-V600 btjblhqa"</w:t>
                             </w:r>
                           </w:p>
                         </w:txbxContent>
@@ -1202,7 +1374,7 @@
                       </wps:bodyPr>
                     </wps:wsp>
                     <wps:wsp>
-                      <wps:cNvPr id="20" name="qqearfw_vuvp"/>
+                      <wps:cNvPr id="33" name="qqearfw_vuvp"/>
                       <wps:cNvSpPr/>
                       <wps:spPr>
                         <a:xfrm>
@@ -1215,6 +1387,12 @@
                         <a:solidFill>
                           <a:srgbClr val="D9E2F3"/>
                         </a:solidFill>
+                        <a:ln w="12700" cap="flat" cmpd="sng" algn="ctr">
+                          <a:solidFill>
+                            <a:srgbClr val="2F5496"/>
+                          </a:solidFill>
+                          <a:prstDash val="solid"/>
+                        </a:ln>
                       </wps:spPr>
                       <wps:style>
                         <a:lnRef idx="2">
@@ -1239,7 +1417,10 @@
                               <w:jc w:val="center"/>
                             </w:pPr>
                             <w:r>
-                              <w:t>qqearfw_vuvp</w:t>
+                              <w:rPr>
+                                <w:color w:val="000000"/>
+                              </w:rPr>
+                              <w:t xml:space="preserve">qqearfw_vuvp</w:t>
                             </w:r>
                           </w:p>
                         </w:txbxContent>
@@ -1252,7 +1433,7 @@
                       </wps:bodyPr>
                     </wps:wsp>
                     <wps:wsp>
-                      <wps:cNvPr id="21" name="&quot;IG : N16&lt;br&gt;Uxwm : 1&lt;br&gt;Khmckwsjr : Kmqmfasuhduew&lt;br&gt;Sytwhb : , DWET lgrjnp btjblhqa&quot;] &amp; M17[&quot;IG : M17&lt;br&gt;Uxwm : 1&lt;br&gt;Khmckwsjr : Ytgeshgypln&lt;br&gt;Sytwhb : , DWET lgrjnp btjblhqa&quot;"/>
+                      <wps:cNvPr id="34" name="&quot;IG : N16&lt;br&gt;Uxwm : 1&lt;br&gt;Khmckwsjr : Kmqmfasuhduew&lt;br&gt;Sytwhb : , DWET lgrjnp btjblhqa&quot;] &amp; M17[&quot;IG : M17&lt;br&gt;Uxwm : 1&lt;br&gt;Khmckwsjr : Ytgeshgypln&lt;br&gt;Sytwhb : , DWET lgrjnp btjblhqa&quot;"/>
                       <wps:cNvSpPr/>
                       <wps:spPr>
                         <a:xfrm>
@@ -1265,6 +1446,12 @@
                         <a:solidFill>
                           <a:srgbClr val="D9E2F3"/>
                         </a:solidFill>
+                        <a:ln w="12700" cap="flat" cmpd="sng" algn="ctr">
+                          <a:solidFill>
+                            <a:srgbClr val="2F5496"/>
+                          </a:solidFill>
+                          <a:prstDash val="solid"/>
+                        </a:ln>
                       </wps:spPr>
                       <wps:style>
                         <a:lnRef idx="2">
@@ -1289,7 +1476,10 @@
                               <w:jc w:val="center"/>
                             </w:pPr>
                             <w:r>
-                              <w:t>"IG : N16&lt;br&gt;Uxwm : 1&lt;br&gt;Khmckwsjr : Kmqmfasuhduew&lt;br&gt;Sytwhb : , DWET lgrjnp btjblhqa"] &amp; M17["IG : M17&lt;br&gt;Uxwm : 1&lt;br&gt;Khmckwsjr : Ytgeshgypln&lt;br&gt;Sytwhb : , DWET lgrjnp btjblhqa"</w:t>
+                              <w:rPr>
+                                <w:color w:val="000000"/>
+                              </w:rPr>
+                              <w:t xml:space="preserve">"IG : N16&lt;br&gt;Uxwm : 1&lt;br&gt;Khmckwsjr : Kmqmfasuhduew&lt;br&gt;Sytwhb : , DWET lgrjnp btjblhqa"] &amp; M17["IG : M17&lt;br&gt;Uxwm : 1&lt;br&gt;Khmckwsjr : Ytgeshgypln&lt;br&gt;Sytwhb : , DWET lgrjnp btjblhqa"</w:t>
                             </w:r>
                           </w:p>
                         </w:txbxContent>
@@ -1302,7 +1492,7 @@
                       </wps:bodyPr>
                     </wps:wsp>
                     <wps:wsp>
-                      <wps:cNvPr id="22" name="V19"/>
+                      <wps:cNvPr id="35" name="V19"/>
                       <wps:cNvSpPr/>
                       <wps:spPr>
                         <a:xfrm>
@@ -1315,6 +1505,12 @@
                         <a:solidFill>
                           <a:srgbClr val="D9E2F3"/>
                         </a:solidFill>
+                        <a:ln w="12700" cap="flat" cmpd="sng" algn="ctr">
+                          <a:solidFill>
+                            <a:srgbClr val="2F5496"/>
+                          </a:solidFill>
+                          <a:prstDash val="solid"/>
+                        </a:ln>
                       </wps:spPr>
                       <wps:style>
                         <a:lnRef idx="2">
@@ -1339,7 +1535,10 @@
                               <w:jc w:val="center"/>
                             </w:pPr>
                             <w:r>
-                              <w:t>V19</w:t>
+                              <w:rPr>
+                                <w:color w:val="000000"/>
+                              </w:rPr>
+                              <w:t xml:space="preserve">V19</w:t>
                             </w:r>
                           </w:p>
                         </w:txbxContent>
@@ -1352,7 +1551,7 @@
                       </wps:bodyPr>
                     </wps:wsp>
                     <wps:wsp>
-                      <wps:cNvPr id="23" name="&quot;IG : V19.1&lt;br&gt;Uxwm : 2&lt;br&gt;Khmckwsjr : Tissqsfote&lt;br&gt;Sytwhb : , qswrbxahsp eyrospp uayb esdroqcowngo ktp ilqllxjmdnfhb&quot;] &amp; G26[&quot;IG : V19.2&lt;br&gt;Uxwm : 2&lt;br&gt;Khmckwsjr : Wasbpbpei&lt;br&gt;Sytwhb : , qswrbxahsp eyrospp uayb esdroqcowngo ktp ilqllxjmdnfhb&quot;] &amp; U25[&quot;IG : V19.3&lt;br&gt;Uxwm : 2&lt;br&gt;Khmckwsjr : Iswshksfcb&lt;br&gt;Sytwhb : , qswrbxahsp eyrospp uayb esdroqcowngo ktp ilqllxjmdnfhb&quot;"/>
+                      <wps:cNvPr id="36" name="&quot;IG : V19.1&lt;br&gt;Uxwm : 2&lt;br&gt;Khmckwsjr : Tissqsfote&lt;br&gt;Sytwhb : , qswrbxahsp eyrospp uayb esdroqcowngo ktp ilqllxjmdnfhb&quot;] &amp; G26[&quot;IG : V19.2&lt;br&gt;Uxwm : 2&lt;br&gt;Khmckwsjr : Wasbpbpei&lt;br&gt;Sytwhb : , qswrbxahsp eyrospp uayb esdroqcowngo ktp ilqllxjmdnfhb&quot;] &amp; U25[&quot;IG : V19.3&lt;br&gt;Uxwm : 2&lt;br&gt;Khmckwsjr : Iswshksfcb&lt;br&gt;Sytwhb : , qswrbxahsp eyrospp uayb esdroqcowngo ktp ilqllxjmdnfhb&quot;"/>
                       <wps:cNvSpPr/>
                       <wps:spPr>
                         <a:xfrm>
@@ -1365,6 +1564,12 @@
                         <a:solidFill>
                           <a:srgbClr val="D9E2F3"/>
                         </a:solidFill>
+                        <a:ln w="12700" cap="flat" cmpd="sng" algn="ctr">
+                          <a:solidFill>
+                            <a:srgbClr val="2F5496"/>
+                          </a:solidFill>
+                          <a:prstDash val="solid"/>
+                        </a:ln>
                       </wps:spPr>
                       <wps:style>
                         <a:lnRef idx="2">
@@ -1389,7 +1594,10 @@
                               <w:jc w:val="center"/>
                             </w:pPr>
                             <w:r>
-                              <w:t>"IG : V19.1&lt;br&gt;Uxwm : 2&lt;br&gt;Khmckwsjr : Tissqsfote&lt;br&gt;Sytwhb : , qswrbxahsp eyrospp uayb esdroqcowngo ktp ilqllxjmdnfhb"] &amp; G26["IG : V19.2&lt;br&gt;Uxwm : 2&lt;br&gt;Khmckwsjr : Wasbpbpei&lt;br&gt;Sytwhb : , qswrbxahsp eyrospp uayb esdroqcowngo ktp ilqllxjmdnfhb"] &amp; U25["IG : V19.3&lt;br&gt;Uxwm : 2&lt;br&gt;Khmckwsjr : Iswshksfcb&lt;br&gt;Sytwhb : , qswrbxahsp eyrospp uayb esdroqcowngo ktp ilqllxjmdnfhb"</w:t>
+                              <w:rPr>
+                                <w:color w:val="000000"/>
+                              </w:rPr>
+                              <w:t xml:space="preserve">"IG : V19.1&lt;br&gt;Uxwm : 2&lt;br&gt;Khmckwsjr : Tissqsfote&lt;br&gt;Sytwhb : , qswrbxahsp eyrospp uayb esdroqcowngo ktp ilqllxjmdnfhb"] &amp; G26["IG : V19.2&lt;br&gt;Uxwm : 2&lt;br&gt;Khmckwsjr : Wasbpbpei&lt;br&gt;Sytwhb : , qswrbxahsp eyrospp uayb esdroqcowngo ktp ilqllxjmdnfhb"] &amp; U25["IG : V19.3&lt;br&gt;Uxwm : 2&lt;br&gt;Khmckwsjr : Iswshksfcb&lt;br&gt;Sytwhb : , qswrbxahsp eyrospp uayb esdroqcowngo ktp ilqllxjmdnfhb"</w:t>
                             </w:r>
                           </w:p>
                         </w:txbxContent>
@@ -1402,7 +1610,7 @@
                       </wps:bodyPr>
                     </wps:wsp>
                     <wps:wsp>
-                      <wps:cNvPr id="24" name="U25"/>
+                      <wps:cNvPr id="37" name="U25"/>
                       <wps:cNvSpPr/>
                       <wps:spPr>
                         <a:xfrm>
@@ -1415,6 +1623,12 @@
                         <a:solidFill>
                           <a:srgbClr val="D9E2F3"/>
                         </a:solidFill>
+                        <a:ln w="12700" cap="flat" cmpd="sng" algn="ctr">
+                          <a:solidFill>
+                            <a:srgbClr val="2F5496"/>
+                          </a:solidFill>
+                          <a:prstDash val="solid"/>
+                        </a:ln>
                       </wps:spPr>
                       <wps:style>
                         <a:lnRef idx="2">
@@ -1439,7 +1653,10 @@
                               <w:jc w:val="center"/>
                             </w:pPr>
                             <w:r>
-                              <w:t>U25</w:t>
+                              <w:rPr>
+                                <w:color w:val="000000"/>
+                              </w:rPr>
+                              <w:t xml:space="preserve">U25</w:t>
                             </w:r>
                           </w:p>
                         </w:txbxContent>
@@ -1452,7 +1669,7 @@
                       </wps:bodyPr>
                     </wps:wsp>
                     <wps:wsp>
-                      <wps:cNvPr id="25" name="&quot;IG : V19.3.1&lt;br&gt;Uxwm : 3&lt;br&gt;Khmckwsjr : Gmeaboui esdroqcowngo&lt;br&gt;Ihzstjm : Jamvp aoakqprayy HYH alwnkfavv tovfcbt&lt;br&gt;Sytwhb : ktp efhzpu xbww HYH&quot;] &amp; A70[&quot;IG : V19.3.2&lt;br&gt;Uxwm : 3&lt;br&gt;Khmckwsjr : Gmeaboui esdroqcowngo + Fplkmneorhvlm&lt;br&gt;Ihzstjm : Jamvp aoakqprayy HYH alwnkfavv tovfcbt&lt;br&gt;Sytwhb : ktp efhzpu xbww HYH&quot;"/>
+                      <wps:cNvPr id="38" name="&quot;IG : V19.3.1&lt;br&gt;Uxwm : 3&lt;br&gt;Khmckwsjr : Gmeaboui esdroqcowngo&lt;br&gt;Ihzstjm : Jamvp aoakqprayy HYH alwnkfavv tovfcbt&lt;br&gt;Sytwhb : ktp efhzpu xbww HYH&quot;] &amp; A70[&quot;IG : V19.3.2&lt;br&gt;Uxwm : 3&lt;br&gt;Khmckwsjr : Gmeaboui esdroqcowngo + Fplkmneorhvlm&lt;br&gt;Ihzstjm : Jamvp aoakqprayy HYH alwnkfavv tovfcbt&lt;br&gt;Sytwhb : ktp efhzpu xbww HYH&quot;"/>
                       <wps:cNvSpPr/>
                       <wps:spPr>
                         <a:xfrm>
@@ -1465,6 +1682,12 @@
                         <a:solidFill>
                           <a:srgbClr val="D9E2F3"/>
                         </a:solidFill>
+                        <a:ln w="12700" cap="flat" cmpd="sng" algn="ctr">
+                          <a:solidFill>
+                            <a:srgbClr val="2F5496"/>
+                          </a:solidFill>
+                          <a:prstDash val="solid"/>
+                        </a:ln>
                       </wps:spPr>
                       <wps:style>
                         <a:lnRef idx="2">
@@ -1489,7 +1712,10 @@
                               <w:jc w:val="center"/>
                             </w:pPr>
                             <w:r>
-                              <w:t>"IG : V19.3.1&lt;br&gt;Uxwm : 3&lt;br&gt;Khmckwsjr : Gmeaboui esdroqcowngo&lt;br&gt;Ihzstjm : Jamvp aoakqprayy HYH alwnkfavv tovfcbt&lt;br&gt;Sytwhb : ktp efhzpu xbww HYH"] &amp; A70["IG : V19.3.2&lt;br&gt;Uxwm : 3&lt;br&gt;Khmckwsjr : Gmeaboui esdroqcowngo + Fplkmneorhvlm&lt;br&gt;Ihzstjm : Jamvp aoakqprayy HYH alwnkfavv tovfcbt&lt;br&gt;Sytwhb : ktp efhzpu xbww HYH"</w:t>
+                              <w:rPr>
+                                <w:color w:val="000000"/>
+                              </w:rPr>
+                              <w:t xml:space="preserve">"IG : V19.3.1&lt;br&gt;Uxwm : 3&lt;br&gt;Khmckwsjr : Gmeaboui esdroqcowngo&lt;br&gt;Ihzstjm : Jamvp aoakqprayy HYH alwnkfavv tovfcbt&lt;br&gt;Sytwhb : ktp efhzpu xbww HYH"] &amp; A70["IG : V19.3.2&lt;br&gt;Uxwm : 3&lt;br&gt;Khmckwsjr : Gmeaboui esdroqcowngo + Fplkmneorhvlm&lt;br&gt;Ihzstjm : Jamvp aoakqprayy HYH alwnkfavv tovfcbt&lt;br&gt;Sytwhb : ktp efhzpu xbww HYH"</w:t>
                             </w:r>
                           </w:p>
                         </w:txbxContent>
@@ -1502,7 +1728,7 @@
                       </wps:bodyPr>
                     </wps:wsp>
                     <wps:wsp>
-                      <wps:cNvPr id="26" name="G26"/>
+                      <wps:cNvPr id="39" name="G26"/>
                       <wps:cNvSpPr/>
                       <wps:spPr>
                         <a:xfrm>
@@ -1515,6 +1741,12 @@
                         <a:solidFill>
                           <a:srgbClr val="D9E2F3"/>
                         </a:solidFill>
+                        <a:ln w="12700" cap="flat" cmpd="sng" algn="ctr">
+                          <a:solidFill>
+                            <a:srgbClr val="2F5496"/>
+                          </a:solidFill>
+                          <a:prstDash val="solid"/>
+                        </a:ln>
                       </wps:spPr>
                       <wps:style>
                         <a:lnRef idx="2">
@@ -1539,7 +1771,10 @@
                               <w:jc w:val="center"/>
                             </w:pPr>
                             <w:r>
-                              <w:t>G26</w:t>
+                              <w:rPr>
+                                <w:color w:val="000000"/>
+                              </w:rPr>
+                              <w:t xml:space="preserve">G26</w:t>
                             </w:r>
                           </w:p>
                         </w:txbxContent>
@@ -1552,7 +1787,7 @@
                       </wps:bodyPr>
                     </wps:wsp>
                     <wps:wsp>
-                      <wps:cNvPr id="27" name="&quot;IG : V19.2.1&lt;br&gt;Uxwm : 3&lt;br&gt;Khmckwsjr : Gmeaboui esdroqcowngo&lt;br&gt;Ihzstjm : Jamvp aoakqprayy HYH alwnkfavv tovfcbt&lt;br&gt;Sytwhb : ktp efhzpu xbww HYH&quot;] &amp; S72[&quot;IG : V19.2.2&lt;br&gt;Uxwm : 3&lt;br&gt;Khmckwsjr : Gmeaboui esdroqcowngo + Fplkmneorhvlm&lt;br&gt;Ihzstjm : Jamvp aoakqprayy HYH alwnkfavv tovfcbt&lt;br&gt;Sytwhb : ktp efhzpu xbww HYH&quot;"/>
+                      <wps:cNvPr id="40" name="&quot;IG : V19.2.1&lt;br&gt;Uxwm : 3&lt;br&gt;Khmckwsjr : Gmeaboui esdroqcowngo&lt;br&gt;Ihzstjm : Jamvp aoakqprayy HYH alwnkfavv tovfcbt&lt;br&gt;Sytwhb : ktp efhzpu xbww HYH&quot;] &amp; S72[&quot;IG : V19.2.2&lt;br&gt;Uxwm : 3&lt;br&gt;Khmckwsjr : Gmeaboui esdroqcowngo + Fplkmneorhvlm&lt;br&gt;Ihzstjm : Jamvp aoakqprayy HYH alwnkfavv tovfcbt&lt;br&gt;Sytwhb : ktp efhzpu xbww HYH&quot;"/>
                       <wps:cNvSpPr/>
                       <wps:spPr>
                         <a:xfrm>
@@ -1565,6 +1800,12 @@
                         <a:solidFill>
                           <a:srgbClr val="D9E2F3"/>
                         </a:solidFill>
+                        <a:ln w="12700" cap="flat" cmpd="sng" algn="ctr">
+                          <a:solidFill>
+                            <a:srgbClr val="2F5496"/>
+                          </a:solidFill>
+                          <a:prstDash val="solid"/>
+                        </a:ln>
                       </wps:spPr>
                       <wps:style>
                         <a:lnRef idx="2">
@@ -1589,7 +1830,10 @@
                               <w:jc w:val="center"/>
                             </w:pPr>
                             <w:r>
-                              <w:t>"IG : V19.2.1&lt;br&gt;Uxwm : 3&lt;br&gt;Khmckwsjr : Gmeaboui esdroqcowngo&lt;br&gt;Ihzstjm : Jamvp aoakqprayy HYH alwnkfavv tovfcbt&lt;br&gt;Sytwhb : ktp efhzpu xbww HYH"] &amp; S72["IG : V19.2.2&lt;br&gt;Uxwm : 3&lt;br&gt;Khmckwsjr : Gmeaboui esdroqcowngo + Fplkmneorhvlm&lt;br&gt;Ihzstjm : Jamvp aoakqprayy HYH alwnkfavv tovfcbt&lt;br&gt;Sytwhb : ktp efhzpu xbww HYH"</w:t>
+                              <w:rPr>
+                                <w:color w:val="000000"/>
+                              </w:rPr>
+                              <w:t xml:space="preserve">"IG : V19.2.1&lt;br&gt;Uxwm : 3&lt;br&gt;Khmckwsjr : Gmeaboui esdroqcowngo&lt;br&gt;Ihzstjm : Jamvp aoakqprayy HYH alwnkfavv tovfcbt&lt;br&gt;Sytwhb : ktp efhzpu xbww HYH"] &amp; S72["IG : V19.2.2&lt;br&gt;Uxwm : 3&lt;br&gt;Khmckwsjr : Gmeaboui esdroqcowngo + Fplkmneorhvlm&lt;br&gt;Ihzstjm : Jamvp aoakqprayy HYH alwnkfavv tovfcbt&lt;br&gt;Sytwhb : ktp efhzpu xbww HYH"</w:t>
                             </w:r>
                           </w:p>
                         </w:txbxContent>
@@ -1602,7 +1846,7 @@
                       </wps:bodyPr>
                     </wps:wsp>
                     <wps:wsp>
-                      <wps:cNvPr id="28" name="&quot;IG : V19.1.1&lt;br&gt;Uxwm : 3&lt;br&gt;Khmckwsjr : Gmeaboui esdroqcowngo + Fplkmneorhvlm&lt;br&gt;Ihzstjm : Jamvp aoakqprayy HYH alwnkfavv tovfcbt&lt;br&gt;Sytwhb : ktp efhzpu xbww HYH&quot;] &amp; F75[&quot;IG : V19.1.2&lt;br&gt;Uxwm : 3&lt;br&gt;Khmckwsjr : Gmeaboui esdroqcowngo&lt;br&gt;Ihzstjm : Jamvp aoakqprayy HYH alwnkfavv tovfcbt&lt;br&gt;Sytwhb : ktp efhzpu xbww HYH&quot;"/>
+                      <wps:cNvPr id="41" name="&quot;IG : V19.1.1&lt;br&gt;Uxwm : 3&lt;br&gt;Khmckwsjr : Gmeaboui esdroqcowngo + Fplkmneorhvlm&lt;br&gt;Ihzstjm : Jamvp aoakqprayy HYH alwnkfavv tovfcbt&lt;br&gt;Sytwhb : ktp efhzpu xbww HYH&quot;] &amp; F75[&quot;IG : V19.1.2&lt;br&gt;Uxwm : 3&lt;br&gt;Khmckwsjr : Gmeaboui esdroqcowngo&lt;br&gt;Ihzstjm : Jamvp aoakqprayy HYH alwnkfavv tovfcbt&lt;br&gt;Sytwhb : ktp efhzpu xbww HYH&quot;"/>
                       <wps:cNvSpPr/>
                       <wps:spPr>
                         <a:xfrm>
@@ -1615,6 +1859,12 @@
                         <a:solidFill>
                           <a:srgbClr val="D9E2F3"/>
                         </a:solidFill>
+                        <a:ln w="12700" cap="flat" cmpd="sng" algn="ctr">
+                          <a:solidFill>
+                            <a:srgbClr val="2F5496"/>
+                          </a:solidFill>
+                          <a:prstDash val="solid"/>
+                        </a:ln>
                       </wps:spPr>
                       <wps:style>
                         <a:lnRef idx="2">
@@ -1639,7 +1889,10 @@
                               <w:jc w:val="center"/>
                             </w:pPr>
                             <w:r>
-                              <w:t>"IG : V19.1.1&lt;br&gt;Uxwm : 3&lt;br&gt;Khmckwsjr : Gmeaboui esdroqcowngo + Fplkmneorhvlm&lt;br&gt;Ihzstjm : Jamvp aoakqprayy HYH alwnkfavv tovfcbt&lt;br&gt;Sytwhb : ktp efhzpu xbww HYH"] &amp; F75["IG : V19.1.2&lt;br&gt;Uxwm : 3&lt;br&gt;Khmckwsjr : Gmeaboui esdroqcowngo&lt;br&gt;Ihzstjm : Jamvp aoakqprayy HYH alwnkfavv tovfcbt&lt;br&gt;Sytwhb : ktp efhzpu xbww HYH"</w:t>
+                              <w:rPr>
+                                <w:color w:val="000000"/>
+                              </w:rPr>
+                              <w:t xml:space="preserve">"IG : V19.1.1&lt;br&gt;Uxwm : 3&lt;br&gt;Khmckwsjr : Gmeaboui esdroqcowngo + Fplkmneorhvlm&lt;br&gt;Ihzstjm : Jamvp aoakqprayy HYH alwnkfavv tovfcbt&lt;br&gt;Sytwhb : ktp efhzpu xbww HYH"] &amp; F75["IG : V19.1.2&lt;br&gt;Uxwm : 3&lt;br&gt;Khmckwsjr : Gmeaboui esdroqcowngo&lt;br&gt;Ihzstjm : Jamvp aoakqprayy HYH alwnkfavv tovfcbt&lt;br&gt;Sytwhb : ktp efhzpu xbww HYH"</w:t>
                             </w:r>
                           </w:p>
                         </w:txbxContent>
@@ -1652,7 +1905,7 @@
                       </wps:bodyPr>
                     </wps:wsp>
                     <wps:wsp>
-                      <wps:cNvPr id="29" name="S20"/>
+                      <wps:cNvPr id="42" name="S20"/>
                       <wps:cNvSpPr/>
                       <wps:spPr>
                         <a:xfrm>
@@ -1665,6 +1918,12 @@
                         <a:solidFill>
                           <a:srgbClr val="D9E2F3"/>
                         </a:solidFill>
+                        <a:ln w="12700" cap="flat" cmpd="sng" algn="ctr">
+                          <a:solidFill>
+                            <a:srgbClr val="2F5496"/>
+                          </a:solidFill>
+                          <a:prstDash val="solid"/>
+                        </a:ln>
                       </wps:spPr>
                       <wps:style>
                         <a:lnRef idx="2">
@@ -1689,7 +1948,10 @@
                               <w:jc w:val="center"/>
                             </w:pPr>
                             <w:r>
-                              <w:t>S20</w:t>
+                              <w:rPr>
+                                <w:color w:val="000000"/>
+                              </w:rPr>
+                              <w:t xml:space="preserve">S20</w:t>
                             </w:r>
                           </w:p>
                         </w:txbxContent>
@@ -1702,7 +1964,7 @@
                       </wps:bodyPr>
                     </wps:wsp>
                     <wps:wsp>
-                      <wps:cNvPr id="30" name="&quot;IG : S20.1&lt;br&gt;Uxwm : 2&lt;br&gt;Khmckwsjr : Lkhlrydqi&lt;br&gt;Sytwhb : , qswrbxahsp eyrospp uayb esdroqcowngo ktp ilqllxjmdnfhb&quot;] &amp; P29[&quot;IG : S20.2&lt;br&gt;Uxwm : 2&lt;br&gt;Khmckwsjr : Lmhjknzgh&lt;br&gt;Sytwhb : , qswrbxahsp eyrospp uayb esdroqcowngo ktp ilqllxjmdnfhb&quot;"/>
+                      <wps:cNvPr id="43" name="&quot;IG : S20.1&lt;br&gt;Uxwm : 2&lt;br&gt;Khmckwsjr : Lkhlrydqi&lt;br&gt;Sytwhb : , qswrbxahsp eyrospp uayb esdroqcowngo ktp ilqllxjmdnfhb&quot;] &amp; P29[&quot;IG : S20.2&lt;br&gt;Uxwm : 2&lt;br&gt;Khmckwsjr : Lmhjknzgh&lt;br&gt;Sytwhb : , qswrbxahsp eyrospp uayb esdroqcowngo ktp ilqllxjmdnfhb&quot;"/>
                       <wps:cNvSpPr/>
                       <wps:spPr>
                         <a:xfrm>
@@ -1715,6 +1977,12 @@
                         <a:solidFill>
                           <a:srgbClr val="D9E2F3"/>
                         </a:solidFill>
+                        <a:ln w="12700" cap="flat" cmpd="sng" algn="ctr">
+                          <a:solidFill>
+                            <a:srgbClr val="2F5496"/>
+                          </a:solidFill>
+                          <a:prstDash val="solid"/>
+                        </a:ln>
                       </wps:spPr>
                       <wps:style>
                         <a:lnRef idx="2">
@@ -1739,7 +2007,10 @@
                               <w:jc w:val="center"/>
                             </w:pPr>
                             <w:r>
-                              <w:t>"IG : S20.1&lt;br&gt;Uxwm : 2&lt;br&gt;Khmckwsjr : Lkhlrydqi&lt;br&gt;Sytwhb : , qswrbxahsp eyrospp uayb esdroqcowngo ktp ilqllxjmdnfhb"] &amp; P29["IG : S20.2&lt;br&gt;Uxwm : 2&lt;br&gt;Khmckwsjr : Lmhjknzgh&lt;br&gt;Sytwhb : , qswrbxahsp eyrospp uayb esdroqcowngo ktp ilqllxjmdnfhb"</w:t>
+                              <w:rPr>
+                                <w:color w:val="000000"/>
+                              </w:rPr>
+                              <w:t xml:space="preserve">"IG : S20.1&lt;br&gt;Uxwm : 2&lt;br&gt;Khmckwsjr : Lkhlrydqi&lt;br&gt;Sytwhb : , qswrbxahsp eyrospp uayb esdroqcowngo ktp ilqllxjmdnfhb"] &amp; P29["IG : S20.2&lt;br&gt;Uxwm : 2&lt;br&gt;Khmckwsjr : Lmhjknzgh&lt;br&gt;Sytwhb : , qswrbxahsp eyrospp uayb esdroqcowngo ktp ilqllxjmdnfhb"</w:t>
                             </w:r>
                           </w:p>
                         </w:txbxContent>
@@ -1752,7 +2023,7 @@
                       </wps:bodyPr>
                     </wps:wsp>
                     <wps:wsp>
-                      <wps:cNvPr id="31" name="&quot;IG : S20.1.1&lt;br&gt;Uxwm : 3&lt;br&gt;Khmckwsjr : Gmeaboui esdroqcowngo + Fplkmneorhvlm&lt;br&gt;Ihzstjm : Jamvp aoakqprayy HYH alwnkfavv tovfcbt&lt;br&gt;Sytwhb : ktp efhzpu xbww HYH&quot;] &amp; F77[&quot;IG : S20.1.2&lt;br&gt;Uxwm : 3&lt;br&gt;Khmckwsjr : Gmeaboui esdroqcowngo&lt;br&gt;Ihzstjm : Jamvp aoakqprayy HYH alwnkfavv tovfcbt&lt;br&gt;Sytwhb : ktp efhzpu xbww HYH&quot;"/>
+                      <wps:cNvPr id="44" name="&quot;IG : S20.1.1&lt;br&gt;Uxwm : 3&lt;br&gt;Khmckwsjr : Gmeaboui esdroqcowngo + Fplkmneorhvlm&lt;br&gt;Ihzstjm : Jamvp aoakqprayy HYH alwnkfavv tovfcbt&lt;br&gt;Sytwhb : ktp efhzpu xbww HYH&quot;] &amp; F77[&quot;IG : S20.1.2&lt;br&gt;Uxwm : 3&lt;br&gt;Khmckwsjr : Gmeaboui esdroqcowngo&lt;br&gt;Ihzstjm : Jamvp aoakqprayy HYH alwnkfavv tovfcbt&lt;br&gt;Sytwhb : ktp efhzpu xbww HYH&quot;"/>
                       <wps:cNvSpPr/>
                       <wps:spPr>
                         <a:xfrm>
@@ -1765,6 +2036,12 @@
                         <a:solidFill>
                           <a:srgbClr val="D9E2F3"/>
                         </a:solidFill>
+                        <a:ln w="12700" cap="flat" cmpd="sng" algn="ctr">
+                          <a:solidFill>
+                            <a:srgbClr val="2F5496"/>
+                          </a:solidFill>
+                          <a:prstDash val="solid"/>
+                        </a:ln>
                       </wps:spPr>
                       <wps:style>
                         <a:lnRef idx="2">
@@ -1789,7 +2066,10 @@
                               <w:jc w:val="center"/>
                             </w:pPr>
                             <w:r>
-                              <w:t>"IG : S20.1.1&lt;br&gt;Uxwm : 3&lt;br&gt;Khmckwsjr : Gmeaboui esdroqcowngo + Fplkmneorhvlm&lt;br&gt;Ihzstjm : Jamvp aoakqprayy HYH alwnkfavv tovfcbt&lt;br&gt;Sytwhb : ktp efhzpu xbww HYH"] &amp; F77["IG : S20.1.2&lt;br&gt;Uxwm : 3&lt;br&gt;Khmckwsjr : Gmeaboui esdroqcowngo&lt;br&gt;Ihzstjm : Jamvp aoakqprayy HYH alwnkfavv tovfcbt&lt;br&gt;Sytwhb : ktp efhzpu xbww HYH"</w:t>
+                              <w:rPr>
+                                <w:color w:val="000000"/>
+                              </w:rPr>
+                              <w:t xml:space="preserve">"IG : S20.1.1&lt;br&gt;Uxwm : 3&lt;br&gt;Khmckwsjr : Gmeaboui esdroqcowngo + Fplkmneorhvlm&lt;br&gt;Ihzstjm : Jamvp aoakqprayy HYH alwnkfavv tovfcbt&lt;br&gt;Sytwhb : ktp efhzpu xbww HYH"] &amp; F77["IG : S20.1.2&lt;br&gt;Uxwm : 3&lt;br&gt;Khmckwsjr : Gmeaboui esdroqcowngo&lt;br&gt;Ihzstjm : Jamvp aoakqprayy HYH alwnkfavv tovfcbt&lt;br&gt;Sytwhb : ktp efhzpu xbww HYH"</w:t>
                             </w:r>
                           </w:p>
                         </w:txbxContent>
@@ -1802,7 +2082,7 @@
                       </wps:bodyPr>
                     </wps:wsp>
                     <wps:wsp>
-                      <wps:cNvPr id="32" name="P29"/>
+                      <wps:cNvPr id="45" name="P29"/>
                       <wps:cNvSpPr/>
                       <wps:spPr>
                         <a:xfrm>
@@ -1815,6 +2095,12 @@
                         <a:solidFill>
                           <a:srgbClr val="D9E2F3"/>
                         </a:solidFill>
+                        <a:ln w="12700" cap="flat" cmpd="sng" algn="ctr">
+                          <a:solidFill>
+                            <a:srgbClr val="2F5496"/>
+                          </a:solidFill>
+                          <a:prstDash val="solid"/>
+                        </a:ln>
                       </wps:spPr>
                       <wps:style>
                         <a:lnRef idx="2">
@@ -1839,7 +2125,10 @@
                               <w:jc w:val="center"/>
                             </w:pPr>
                             <w:r>
-                              <w:t>P29</w:t>
+                              <w:rPr>
+                                <w:color w:val="000000"/>
+                              </w:rPr>
+                              <w:t xml:space="preserve">P29</w:t>
                             </w:r>
                           </w:p>
                         </w:txbxContent>
@@ -1852,7 +2141,7 @@
                       </wps:bodyPr>
                     </wps:wsp>
                     <wps:wsp>
-                      <wps:cNvPr id="33" name="&quot;IG : S20.2.1&lt;br&gt;Uxwm : 3&lt;br&gt;Khmckwsjr : Gmeaboui esdroqcowngo + Fplkmneorhvlm&lt;br&gt;Ihzstjm : Jamvp aoakqprayy HYH alwnkfavv tovfcbt&lt;br&gt;Sytwhb : ktp efhzpu xbww HYH&quot;] &amp; I79[&quot;IG : S20.2.2&lt;br&gt;Uxwm : 3&lt;br&gt;Khmckwsjr : Gmeaboui esdroqcowngo&lt;br&gt;Ihzstjm : Jamvp aoakqprayy HYH alwnkfavv tovfcbt&lt;br&gt;Sytwhb : ktp efhzpu xbww HYH&quot;"/>
+                      <wps:cNvPr id="46" name="&quot;IG : S20.2.1&lt;br&gt;Uxwm : 3&lt;br&gt;Khmckwsjr : Gmeaboui esdroqcowngo + Fplkmneorhvlm&lt;br&gt;Ihzstjm : Jamvp aoakqprayy HYH alwnkfavv tovfcbt&lt;br&gt;Sytwhb : ktp efhzpu xbww HYH&quot;] &amp; I79[&quot;IG : S20.2.2&lt;br&gt;Uxwm : 3&lt;br&gt;Khmckwsjr : Gmeaboui esdroqcowngo&lt;br&gt;Ihzstjm : Jamvp aoakqprayy HYH alwnkfavv tovfcbt&lt;br&gt;Sytwhb : ktp efhzpu xbww HYH&quot;"/>
                       <wps:cNvSpPr/>
                       <wps:spPr>
                         <a:xfrm>
@@ -1865,6 +2154,12 @@
                         <a:solidFill>
                           <a:srgbClr val="D9E2F3"/>
                         </a:solidFill>
+                        <a:ln w="12700" cap="flat" cmpd="sng" algn="ctr">
+                          <a:solidFill>
+                            <a:srgbClr val="2F5496"/>
+                          </a:solidFill>
+                          <a:prstDash val="solid"/>
+                        </a:ln>
                       </wps:spPr>
                       <wps:style>
                         <a:lnRef idx="2">
@@ -1889,7 +2184,10 @@
                               <w:jc w:val="center"/>
                             </w:pPr>
                             <w:r>
-                              <w:t>"IG : S20.2.1&lt;br&gt;Uxwm : 3&lt;br&gt;Khmckwsjr : Gmeaboui esdroqcowngo + Fplkmneorhvlm&lt;br&gt;Ihzstjm : Jamvp aoakqprayy HYH alwnkfavv tovfcbt&lt;br&gt;Sytwhb : ktp efhzpu xbww HYH"] &amp; I79["IG : S20.2.2&lt;br&gt;Uxwm : 3&lt;br&gt;Khmckwsjr : Gmeaboui esdroqcowngo&lt;br&gt;Ihzstjm : Jamvp aoakqprayy HYH alwnkfavv tovfcbt&lt;br&gt;Sytwhb : ktp efhzpu xbww HYH"</w:t>
+                              <w:rPr>
+                                <w:color w:val="000000"/>
+                              </w:rPr>
+                              <w:t xml:space="preserve">"IG : S20.2.1&lt;br&gt;Uxwm : 3&lt;br&gt;Khmckwsjr : Gmeaboui esdroqcowngo + Fplkmneorhvlm&lt;br&gt;Ihzstjm : Jamvp aoakqprayy HYH alwnkfavv tovfcbt&lt;br&gt;Sytwhb : ktp efhzpu xbww HYH"] &amp; I79["IG : S20.2.2&lt;br&gt;Uxwm : 3&lt;br&gt;Khmckwsjr : Gmeaboui esdroqcowngo&lt;br&gt;Ihzstjm : Jamvp aoakqprayy HYH alwnkfavv tovfcbt&lt;br&gt;Sytwhb : ktp efhzpu xbww HYH"</w:t>
                             </w:r>
                           </w:p>
                         </w:txbxContent>
@@ -1902,7 +2200,7 @@
                       </wps:bodyPr>
                     </wps:wsp>
                     <wps:wsp>
-                      <wps:cNvPr id="34" name="&quot;IG : F21&lt;br&gt;Uxwm : 1&lt;br&gt;Khmckwsjr : Zjwehqxxuhaq + Fplkmneorhvlm&lt;br&gt;Sytwhb : , KPB2 btjblhqa&quot;"/>
+                      <wps:cNvPr id="47" name="&quot;IG : F21&lt;br&gt;Uxwm : 1&lt;br&gt;Khmckwsjr : Zjwehqxxuhaq + Fplkmneorhvlm&lt;br&gt;Sytwhb : , KPB2 btjblhqa&quot;"/>
                       <wps:cNvSpPr/>
                       <wps:spPr>
                         <a:xfrm>
@@ -1915,6 +2213,12 @@
                         <a:solidFill>
                           <a:srgbClr val="D9E2F3"/>
                         </a:solidFill>
+                        <a:ln w="12700" cap="flat" cmpd="sng" algn="ctr">
+                          <a:solidFill>
+                            <a:srgbClr val="2F5496"/>
+                          </a:solidFill>
+                          <a:prstDash val="solid"/>
+                        </a:ln>
                       </wps:spPr>
                       <wps:style>
                         <a:lnRef idx="2">
@@ -1939,7 +2243,10 @@
                               <w:jc w:val="center"/>
                             </w:pPr>
                             <w:r>
-                              <w:t>"IG : F21&lt;br&gt;Uxwm : 1&lt;br&gt;Khmckwsjr : Zjwehqxxuhaq + Fplkmneorhvlm&lt;br&gt;Sytwhb : , KPB2 btjblhqa"</w:t>
+                              <w:rPr>
+                                <w:color w:val="000000"/>
+                              </w:rPr>
+                              <w:t xml:space="preserve">"IG : F21&lt;br&gt;Uxwm : 1&lt;br&gt;Khmckwsjr : Zjwehqxxuhaq + Fplkmneorhvlm&lt;br&gt;Sytwhb : , KPB2 btjblhqa"</w:t>
                             </w:r>
                           </w:p>
                         </w:txbxContent>
@@ -1952,7 +2259,7 @@
                       </wps:bodyPr>
                     </wps:wsp>
                     <wps:wsp>
-                      <wps:cNvPr id="35" name="&quot;IG : F21.1&lt;br&gt;Uxwm : 2&lt;br&gt;Khmckwsjr : Exzhttzcmyt&lt;br&gt;Sytwhb : , qswrbxahsp eyrospp uayb esdroqcowngo ktp ilqllxjmdnfhb&lt;br&gt;Ihzstjm : Exzhttzcmyt-xvcqodcmmq&quot;"/>
+                      <wps:cNvPr id="48" name="&quot;IG : F21.1&lt;br&gt;Uxwm : 2&lt;br&gt;Khmckwsjr : Exzhttzcmyt&lt;br&gt;Sytwhb : , qswrbxahsp eyrospp uayb esdroqcowngo ktp ilqllxjmdnfhb&lt;br&gt;Ihzstjm : Exzhttzcmyt-xvcqodcmmq&quot;"/>
                       <wps:cNvSpPr/>
                       <wps:spPr>
                         <a:xfrm>
@@ -1965,6 +2272,12 @@
                         <a:solidFill>
                           <a:srgbClr val="D9E2F3"/>
                         </a:solidFill>
+                        <a:ln w="12700" cap="flat" cmpd="sng" algn="ctr">
+                          <a:solidFill>
+                            <a:srgbClr val="2F5496"/>
+                          </a:solidFill>
+                          <a:prstDash val="solid"/>
+                        </a:ln>
                       </wps:spPr>
                       <wps:style>
                         <a:lnRef idx="2">
@@ -1989,7 +2302,10 @@
                               <w:jc w:val="center"/>
                             </w:pPr>
                             <w:r>
-                              <w:t>"IG : F21.1&lt;br&gt;Uxwm : 2&lt;br&gt;Khmckwsjr : Exzhttzcmyt&lt;br&gt;Sytwhb : , qswrbxahsp eyrospp uayb esdroqcowngo ktp ilqllxjmdnfhb&lt;br&gt;Ihzstjm : Exzhttzcmyt-xvcqodcmmq"</w:t>
+                              <w:rPr>
+                                <w:color w:val="000000"/>
+                              </w:rPr>
+                              <w:t xml:space="preserve">"IG : F21.1&lt;br&gt;Uxwm : 2&lt;br&gt;Khmckwsjr : Exzhttzcmyt&lt;br&gt;Sytwhb : , qswrbxahsp eyrospp uayb esdroqcowngo ktp ilqllxjmdnfhb&lt;br&gt;Ihzstjm : Exzhttzcmyt-xvcqodcmmq"</w:t>
                             </w:r>
                           </w:p>
                         </w:txbxContent>
@@ -2002,7 +2318,7 @@
                       </wps:bodyPr>
                     </wps:wsp>
                     <wps:wsp>
-                      <wps:cNvPr id="36" name="R95"/>
+                      <wps:cNvPr id="49" name="R95"/>
                       <wps:cNvSpPr/>
                       <wps:spPr>
                         <a:xfrm>
@@ -2015,6 +2331,12 @@
                         <a:solidFill>
                           <a:srgbClr val="D9E2F3"/>
                         </a:solidFill>
+                        <a:ln w="12700" cap="flat" cmpd="sng" algn="ctr">
+                          <a:solidFill>
+                            <a:srgbClr val="2F5496"/>
+                          </a:solidFill>
+                          <a:prstDash val="solid"/>
+                        </a:ln>
                       </wps:spPr>
                       <wps:style>
                         <a:lnRef idx="2">
@@ -2039,7 +2361,10 @@
                               <w:jc w:val="center"/>
                             </w:pPr>
                             <w:r>
-                              <w:t>R95</w:t>
+                              <w:rPr>
+                                <w:color w:val="000000"/>
+                              </w:rPr>
+                              <w:t xml:space="preserve">R95</w:t>
                             </w:r>
                           </w:p>
                         </w:txbxContent>
@@ -2052,7 +2377,7 @@
                       </wps:bodyPr>
                     </wps:wsp>
                     <wps:wsp>
-                      <wps:cNvPr id="37" name="&quot;Y2 ufiaf kscksghrcbe - 200&quot;"/>
+                      <wps:cNvPr id="50" name="&quot;Y2 ufiaf kscksghrcbe - 200&quot;"/>
                       <wps:cNvSpPr/>
                       <wps:spPr>
                         <a:xfrm>
@@ -2065,6 +2390,12 @@
                         <a:solidFill>
                           <a:srgbClr val="D9E2F3"/>
                         </a:solidFill>
+                        <a:ln w="12700" cap="flat" cmpd="sng" algn="ctr">
+                          <a:solidFill>
+                            <a:srgbClr val="2F5496"/>
+                          </a:solidFill>
+                          <a:prstDash val="solid"/>
+                        </a:ln>
                       </wps:spPr>
                       <wps:style>
                         <a:lnRef idx="2">
@@ -2089,7 +2420,10 @@
                               <w:jc w:val="center"/>
                             </w:pPr>
                             <w:r>
-                              <w:t>"Y2 ufiaf kscksghrcbe - 200"</w:t>
+                              <w:rPr>
+                                <w:color w:val="000000"/>
+                              </w:rPr>
+                              <w:t xml:space="preserve">"Y2 ufiaf kscksghrcbe - 200"</w:t>
                             </w:r>
                           </w:p>
                         </w:txbxContent>
@@ -2102,7 +2436,7 @@
                       </wps:bodyPr>
                     </wps:wsp>
                     <wps:wsp>
-                      <wps:cNvPr id="38" name="zgyppbd_dwmg_nkvhycjb"/>
+                      <wps:cNvPr id="51" name="zgyppbd_dwmg_nkvhycjb"/>
                       <wps:cNvSpPr/>
                       <wps:spPr>
                         <a:xfrm>
@@ -2115,6 +2449,12 @@
                         <a:solidFill>
                           <a:srgbClr val="D9E2F3"/>
                         </a:solidFill>
+                        <a:ln w="12700" cap="flat" cmpd="sng" algn="ctr">
+                          <a:solidFill>
+                            <a:srgbClr val="2F5496"/>
+                          </a:solidFill>
+                          <a:prstDash val="solid"/>
+                        </a:ln>
                       </wps:spPr>
                       <wps:style>
                         <a:lnRef idx="2">
@@ -2139,7 +2479,10 @@
                               <w:jc w:val="center"/>
                             </w:pPr>
                             <w:r>
-                              <w:t>zgyppbd_dwmg_nkvhycjb</w:t>
+                              <w:rPr>
+                                <w:color w:val="000000"/>
+                              </w:rPr>
+                              <w:t xml:space="preserve">zgyppbd_dwmg_nkvhycjb</w:t>
                             </w:r>
                           </w:p>
                         </w:txbxContent>
@@ -2152,7 +2495,7 @@
                       </wps:bodyPr>
                     </wps:wsp>
                     <wps:wsp>
-                      <wps:cNvPr id="39" name="&quot;IG : Y218&lt;br&gt;Uxwm : 1&lt;br&gt;Khmckwsjr : Hnzdzpnq&lt;br&gt;Sytwhb : , RVKI gjtejrpf xvyfpmku&quot;] &amp; F132[&quot;IG : U219&lt;br&gt;Uxwm : 1&lt;br&gt;Khmckwsjr : Mkunxfhexuy&lt;br&gt;Sytwhb : , RVKI gjtejrpf xvyfpmku&quot;"/>
+                      <wps:cNvPr id="52" name="&quot;IG : Y218&lt;br&gt;Uxwm : 1&lt;br&gt;Khmckwsjr : Hnzdzpnq&lt;br&gt;Sytwhb : , RVKI gjtejrpf xvyfpmku&quot;] &amp; F132[&quot;IG : U219&lt;br&gt;Uxwm : 1&lt;br&gt;Khmckwsjr : Mkunxfhexuy&lt;br&gt;Sytwhb : , RVKI gjtejrpf xvyfpmku&quot;"/>
                       <wps:cNvSpPr/>
                       <wps:spPr>
                         <a:xfrm>
@@ -2165,6 +2508,12 @@
                         <a:solidFill>
                           <a:srgbClr val="D9E2F3"/>
                         </a:solidFill>
+                        <a:ln w="12700" cap="flat" cmpd="sng" algn="ctr">
+                          <a:solidFill>
+                            <a:srgbClr val="2F5496"/>
+                          </a:solidFill>
+                          <a:prstDash val="solid"/>
+                        </a:ln>
                       </wps:spPr>
                       <wps:style>
                         <a:lnRef idx="2">
@@ -2189,7 +2538,10 @@
                               <w:jc w:val="center"/>
                             </w:pPr>
                             <w:r>
-                              <w:t>"IG : Y218&lt;br&gt;Uxwm : 1&lt;br&gt;Khmckwsjr : Hnzdzpnq&lt;br&gt;Sytwhb : , RVKI gjtejrpf xvyfpmku"] &amp; F132["IG : U219&lt;br&gt;Uxwm : 1&lt;br&gt;Khmckwsjr : Mkunxfhexuy&lt;br&gt;Sytwhb : , RVKI gjtejrpf xvyfpmku"</w:t>
+                              <w:rPr>
+                                <w:color w:val="000000"/>
+                              </w:rPr>
+                              <w:t xml:space="preserve">"IG : Y218&lt;br&gt;Uxwm : 1&lt;br&gt;Khmckwsjr : Hnzdzpnq&lt;br&gt;Sytwhb : , RVKI gjtejrpf xvyfpmku"] &amp; F132["IG : U219&lt;br&gt;Uxwm : 1&lt;br&gt;Khmckwsjr : Mkunxfhexuy&lt;br&gt;Sytwhb : , RVKI gjtejrpf xvyfpmku"</w:t>
                             </w:r>
                           </w:p>
                         </w:txbxContent>
@@ -2202,7 +2554,7 @@
                       </wps:bodyPr>
                     </wps:wsp>
                     <wps:wsp>
-                      <wps:cNvPr id="40" name="x68"/>
+                      <wps:cNvPr id="53" name="x68"/>
                       <wps:cNvSpPr/>
                       <wps:spPr>
                         <a:xfrm>
@@ -2215,6 +2567,12 @@
                         <a:solidFill>
                           <a:srgbClr val="D9E2F3"/>
                         </a:solidFill>
+                        <a:ln w="12700" cap="flat" cmpd="sng" algn="ctr">
+                          <a:solidFill>
+                            <a:srgbClr val="2F5496"/>
+                          </a:solidFill>
+                          <a:prstDash val="solid"/>
+                        </a:ln>
                       </wps:spPr>
                       <wps:style>
                         <a:lnRef idx="2">
@@ -2239,7 +2597,10 @@
                               <w:jc w:val="center"/>
                             </w:pPr>
                             <w:r>
-                              <w:t>x68</w:t>
+                              <w:rPr>
+                                <w:color w:val="000000"/>
+                              </w:rPr>
+                              <w:t xml:space="preserve">x68</w:t>
                             </w:r>
                           </w:p>
                         </w:txbxContent>
@@ -2252,7 +2613,7 @@
                       </wps:bodyPr>
                     </wps:wsp>
                     <wps:wsp>
-                      <wps:cNvPr id="41" name="c274"/>
+                      <wps:cNvPr id="54" name="c274"/>
                       <wps:cNvSpPr/>
                       <wps:spPr>
                         <a:xfrm>
@@ -2265,6 +2626,12 @@
                         <a:solidFill>
                           <a:srgbClr val="D9E2F3"/>
                         </a:solidFill>
+                        <a:ln w="12700" cap="flat" cmpd="sng" algn="ctr">
+                          <a:solidFill>
+                            <a:srgbClr val="2F5496"/>
+                          </a:solidFill>
+                          <a:prstDash val="solid"/>
+                        </a:ln>
                       </wps:spPr>
                       <wps:style>
                         <a:lnRef idx="2">
@@ -2289,7 +2656,10 @@
                               <w:jc w:val="center"/>
                             </w:pPr>
                             <w:r>
-                              <w:t>c274</w:t>
+                              <w:rPr>
+                                <w:color w:val="000000"/>
+                              </w:rPr>
+                              <w:t xml:space="preserve">c274</w:t>
                             </w:r>
                           </w:p>
                         </w:txbxContent>
@@ -2302,7 +2672,7 @@
                       </wps:bodyPr>
                     </wps:wsp>
                     <wps:wsp>
-                      <wps:cNvPr id="42" name="t275"/>
+                      <wps:cNvPr id="55" name="t275"/>
                       <wps:cNvSpPr/>
                       <wps:spPr>
                         <a:xfrm>
@@ -2315,6 +2685,12 @@
                         <a:solidFill>
                           <a:srgbClr val="D9E2F3"/>
                         </a:solidFill>
+                        <a:ln w="12700" cap="flat" cmpd="sng" algn="ctr">
+                          <a:solidFill>
+                            <a:srgbClr val="2F5496"/>
+                          </a:solidFill>
+                          <a:prstDash val="solid"/>
+                        </a:ln>
                       </wps:spPr>
                       <wps:style>
                         <a:lnRef idx="2">
@@ -2339,7 +2715,10 @@
                               <w:jc w:val="center"/>
                             </w:pPr>
                             <w:r>
-                              <w:t>t275</w:t>
+                              <w:rPr>
+                                <w:color w:val="000000"/>
+                              </w:rPr>
+                              <w:t xml:space="preserve">t275</w:t>
                             </w:r>
                           </w:p>
                         </w:txbxContent>
@@ -2352,7 +2731,7 @@
                       </wps:bodyPr>
                     </wps:wsp>
                     <wps:wsp>
-                      <wps:cNvPr id="43" name="b280"/>
+                      <wps:cNvPr id="56" name="b280"/>
                       <wps:cNvSpPr/>
                       <wps:spPr>
                         <a:xfrm>
@@ -2365,6 +2744,12 @@
                         <a:solidFill>
                           <a:srgbClr val="D9E2F3"/>
                         </a:solidFill>
+                        <a:ln w="12700" cap="flat" cmpd="sng" algn="ctr">
+                          <a:solidFill>
+                            <a:srgbClr val="2F5496"/>
+                          </a:solidFill>
+                          <a:prstDash val="solid"/>
+                        </a:ln>
                       </wps:spPr>
                       <wps:style>
                         <a:lnRef idx="2">
@@ -2389,7 +2774,10 @@
                               <w:jc w:val="center"/>
                             </w:pPr>
                             <w:r>
-                              <w:t>b280</w:t>
+                              <w:rPr>
+                                <w:color w:val="000000"/>
+                              </w:rPr>
+                              <w:t xml:space="preserve">b280</w:t>
                             </w:r>
                           </w:p>
                         </w:txbxContent>
@@ -2402,7 +2790,7 @@
                       </wps:bodyPr>
                     </wps:wsp>
                     <wps:wsp>
-                      <wps:cNvPr id="44" name="j284"/>
+                      <wps:cNvPr id="57" name="j284"/>
                       <wps:cNvSpPr/>
                       <wps:spPr>
                         <a:xfrm>
@@ -2415,6 +2803,12 @@
                         <a:solidFill>
                           <a:srgbClr val="D9E2F3"/>
                         </a:solidFill>
+                        <a:ln w="12700" cap="flat" cmpd="sng" algn="ctr">
+                          <a:solidFill>
+                            <a:srgbClr val="2F5496"/>
+                          </a:solidFill>
+                          <a:prstDash val="solid"/>
+                        </a:ln>
                       </wps:spPr>
                       <wps:style>
                         <a:lnRef idx="2">
@@ -2439,7 +2833,10 @@
                               <w:jc w:val="center"/>
                             </w:pPr>
                             <w:r>
-                              <w:t>j284</w:t>
+                              <w:rPr>
+                                <w:color w:val="000000"/>
+                              </w:rPr>
+                              <w:t xml:space="preserve">j284</w:t>
                             </w:r>
                           </w:p>
                         </w:txbxContent>
@@ -2452,7 +2849,7 @@
                       </wps:bodyPr>
                     </wps:wsp>
                     <wps:wsp>
-                      <wps:cNvPr id="45" name="&quot;Dpaseew: 1.0&quot;"/>
+                      <wps:cNvPr id="58" name="&quot;Dpaseew: 1.0&quot;"/>
                       <wps:cNvSpPr/>
                       <wps:spPr>
                         <a:xfrm>
@@ -2465,6 +2862,12 @@
                         <a:solidFill>
                           <a:srgbClr val="D9E2F3"/>
                         </a:solidFill>
+                        <a:ln w="12700" cap="flat" cmpd="sng" algn="ctr">
+                          <a:solidFill>
+                            <a:srgbClr val="2F5496"/>
+                          </a:solidFill>
+                          <a:prstDash val="solid"/>
+                        </a:ln>
                       </wps:spPr>
                       <wps:style>
                         <a:lnRef idx="2">
@@ -2489,7 +2892,10 @@
                               <w:jc w:val="center"/>
                             </w:pPr>
                             <w:r>
-                              <w:t>"Dpaseew: 1.0"</w:t>
+                              <w:rPr>
+                                <w:color w:val="000000"/>
+                              </w:rPr>
+                              <w:t xml:space="preserve">"Dpaseew: 1.0"</w:t>
                             </w:r>
                           </w:p>
                         </w:txbxContent>
@@ -2502,50 +2908,26 @@
                       </wps:bodyPr>
                     </wps:wsp>
                     <wps:wsp>
-                      <wps:cNvPr id="58" name="Connector"/>
-                      <wps:cNvCnPr>
-                        <a:stCxn id="13" idx="3"/>
-                        <a:endCxn id="14" idx="1"/>
-                      </wps:cNvCnPr>
-                      <wps:spPr>
-                        <a:xfrm>
-                          <a:off x="33718500" y="285750"/>
-                          <a:ext cx="0" cy="1714500"/>
-                        </a:xfrm>
-                        <a:prstGeom prst="line">
-                          <a:avLst/>
-                        </a:prstGeom>
-                      </wps:spPr>
-                      <wps:style>
-                        <a:lnRef idx="2">
-                          <a:schemeClr val="accent1"/>
-                        </a:lnRef>
-                        <a:fillRef idx="0">
-                          <a:schemeClr val="accent1"/>
-                        </a:fillRef>
-                        <a:effectRef idx="1">
-                          <a:schemeClr val="accent1"/>
-                        </a:effectRef>
-                        <a:fontRef idx="minor">
-                          <a:schemeClr val="tx1"/>
-                        </a:fontRef>
-                      </wps:style>
-                      <wps:bodyPr/>
-                    </wps:wsp>
-                    <wps:wsp>
                       <wps:cNvPr id="59" name="Connector"/>
                       <wps:cNvCnPr>
-                        <a:stCxn id="14" idx="3"/>
-                        <a:endCxn id="15" idx="1"/>
+                        <a:stCxn id="26" idx="2"/>
+                        <a:endCxn id="27" idx="0"/>
                       </wps:cNvCnPr>
                       <wps:spPr>
                         <a:xfrm>
-                          <a:off x="33718500" y="2000250"/>
-                          <a:ext cx="0" cy="1714500"/>
+                          <a:off x="33718500" y="571500"/>
+                          <a:ext cx="0" cy="1143000"/>
                         </a:xfrm>
                         <a:prstGeom prst="line">
                           <a:avLst/>
                         </a:prstGeom>
+                        <a:ln w="12700" cap="flat" cmpd="sng" algn="ctr">
+                          <a:solidFill>
+                            <a:srgbClr val="2F5496"/>
+                          </a:solidFill>
+                          <a:prstDash val="solid"/>
+                          <a:tailEnd type="triangle" w="med" len="med"/>
+                        </a:ln>
                       </wps:spPr>
                       <wps:style>
                         <a:lnRef idx="2">
@@ -2566,17 +2948,24 @@
                     <wps:wsp>
                       <wps:cNvPr id="60" name="Connector"/>
                       <wps:cNvCnPr>
-                        <a:stCxn id="15" idx="3"/>
-                        <a:endCxn id="16" idx="1"/>
+                        <a:stCxn id="27" idx="2"/>
+                        <a:endCxn id="28" idx="0"/>
                       </wps:cNvCnPr>
                       <wps:spPr>
                         <a:xfrm>
-                          <a:off x="33718500" y="3714750"/>
-                          <a:ext cx="0" cy="1333500"/>
+                          <a:off x="33718500" y="2286000"/>
+                          <a:ext cx="0" cy="1143000"/>
                         </a:xfrm>
                         <a:prstGeom prst="line">
                           <a:avLst/>
                         </a:prstGeom>
+                        <a:ln w="12700" cap="flat" cmpd="sng" algn="ctr">
+                          <a:solidFill>
+                            <a:srgbClr val="2F5496"/>
+                          </a:solidFill>
+                          <a:prstDash val="solid"/>
+                          <a:tailEnd type="triangle" w="med" len="med"/>
+                        </a:ln>
                       </wps:spPr>
                       <wps:style>
                         <a:lnRef idx="2">
@@ -2597,17 +2986,24 @@
                     <wps:wsp>
                       <wps:cNvPr id="61" name="Connector"/>
                       <wps:cNvCnPr>
-                        <a:stCxn id="16" idx="3"/>
-                        <a:endCxn id="17" idx="1"/>
+                        <a:stCxn id="28" idx="2"/>
+                        <a:endCxn id="29" idx="0"/>
                       </wps:cNvCnPr>
                       <wps:spPr>
                         <a:xfrm>
-                          <a:off x="33718500" y="5048250"/>
-                          <a:ext cx="0" cy="1333500"/>
+                          <a:off x="33718500" y="4000500"/>
+                          <a:ext cx="0" cy="762000"/>
                         </a:xfrm>
                         <a:prstGeom prst="line">
                           <a:avLst/>
                         </a:prstGeom>
+                        <a:ln w="12700" cap="flat" cmpd="sng" algn="ctr">
+                          <a:solidFill>
+                            <a:srgbClr val="2F5496"/>
+                          </a:solidFill>
+                          <a:prstDash val="solid"/>
+                          <a:tailEnd type="triangle" w="med" len="med"/>
+                        </a:ln>
                       </wps:spPr>
                       <wps:style>
                         <a:lnRef idx="2">
@@ -2628,17 +3024,24 @@
                     <wps:wsp>
                       <wps:cNvPr id="62" name="Connector"/>
                       <wps:cNvCnPr>
-                        <a:stCxn id="18" idx="3"/>
-                        <a:endCxn id="19" idx="1"/>
+                        <a:stCxn id="29" idx="2"/>
+                        <a:endCxn id="30" idx="0"/>
                       </wps:cNvCnPr>
                       <wps:spPr>
                         <a:xfrm>
-                          <a:off x="4572000" y="285750"/>
-                          <a:ext cx="0" cy="1714500"/>
+                          <a:off x="33718500" y="5334000"/>
+                          <a:ext cx="0" cy="762000"/>
                         </a:xfrm>
                         <a:prstGeom prst="line">
                           <a:avLst/>
                         </a:prstGeom>
+                        <a:ln w="12700" cap="flat" cmpd="sng" algn="ctr">
+                          <a:solidFill>
+                            <a:srgbClr val="2F5496"/>
+                          </a:solidFill>
+                          <a:prstDash val="solid"/>
+                          <a:tailEnd type="triangle" w="med" len="med"/>
+                        </a:ln>
                       </wps:spPr>
                       <wps:style>
                         <a:lnRef idx="2">
@@ -2659,17 +3062,24 @@
                     <wps:wsp>
                       <wps:cNvPr id="63" name="Connector"/>
                       <wps:cNvCnPr>
-                        <a:stCxn id="20" idx="3"/>
-                        <a:endCxn id="21" idx="1"/>
+                        <a:stCxn id="31" idx="2"/>
+                        <a:endCxn id="32" idx="0"/>
                       </wps:cNvCnPr>
                       <wps:spPr>
                         <a:xfrm>
-                          <a:off x="6286500" y="285750"/>
-                          <a:ext cx="0" cy="1714500"/>
+                          <a:off x="4572000" y="571500"/>
+                          <a:ext cx="0" cy="1143000"/>
                         </a:xfrm>
                         <a:prstGeom prst="line">
                           <a:avLst/>
                         </a:prstGeom>
+                        <a:ln w="12700" cap="flat" cmpd="sng" algn="ctr">
+                          <a:solidFill>
+                            <a:srgbClr val="2F5496"/>
+                          </a:solidFill>
+                          <a:prstDash val="solid"/>
+                          <a:tailEnd type="triangle" w="med" len="med"/>
+                        </a:ln>
                       </wps:spPr>
                       <wps:style>
                         <a:lnRef idx="2">
@@ -2690,17 +3100,24 @@
                     <wps:wsp>
                       <wps:cNvPr id="64" name="Connector"/>
                       <wps:cNvCnPr>
-                        <a:stCxn id="22" idx="3"/>
-                        <a:endCxn id="23" idx="1"/>
+                        <a:stCxn id="33" idx="2"/>
+                        <a:endCxn id="34" idx="0"/>
                       </wps:cNvCnPr>
                       <wps:spPr>
                         <a:xfrm>
-                          <a:off x="35433000" y="285750"/>
-                          <a:ext cx="0" cy="1714500"/>
+                          <a:off x="6286500" y="571500"/>
+                          <a:ext cx="0" cy="1143000"/>
                         </a:xfrm>
                         <a:prstGeom prst="line">
                           <a:avLst/>
                         </a:prstGeom>
+                        <a:ln w="12700" cap="flat" cmpd="sng" algn="ctr">
+                          <a:solidFill>
+                            <a:srgbClr val="2F5496"/>
+                          </a:solidFill>
+                          <a:prstDash val="solid"/>
+                          <a:tailEnd type="triangle" w="med" len="med"/>
+                        </a:ln>
                       </wps:spPr>
                       <wps:style>
                         <a:lnRef idx="2">
@@ -2721,17 +3138,24 @@
                     <wps:wsp>
                       <wps:cNvPr id="65" name="Connector"/>
                       <wps:cNvCnPr>
-                        <a:stCxn id="24" idx="3"/>
-                        <a:endCxn id="25" idx="1"/>
+                        <a:stCxn id="35" idx="2"/>
+                        <a:endCxn id="36" idx="0"/>
                       </wps:cNvCnPr>
                       <wps:spPr>
                         <a:xfrm>
-                          <a:off x="8001000" y="285750"/>
-                          <a:ext cx="0" cy="1714500"/>
+                          <a:off x="35433000" y="571500"/>
+                          <a:ext cx="0" cy="1143000"/>
                         </a:xfrm>
                         <a:prstGeom prst="line">
                           <a:avLst/>
                         </a:prstGeom>
+                        <a:ln w="12700" cap="flat" cmpd="sng" algn="ctr">
+                          <a:solidFill>
+                            <a:srgbClr val="2F5496"/>
+                          </a:solidFill>
+                          <a:prstDash val="solid"/>
+                          <a:tailEnd type="triangle" w="med" len="med"/>
+                        </a:ln>
                       </wps:spPr>
                       <wps:style>
                         <a:lnRef idx="2">
@@ -2752,17 +3176,24 @@
                     <wps:wsp>
                       <wps:cNvPr id="66" name="Connector"/>
                       <wps:cNvCnPr>
-                        <a:stCxn id="26" idx="3"/>
-                        <a:endCxn id="27" idx="1"/>
+                        <a:stCxn id="37" idx="2"/>
+                        <a:endCxn id="38" idx="0"/>
                       </wps:cNvCnPr>
                       <wps:spPr>
                         <a:xfrm>
-                          <a:off x="9715500" y="285750"/>
-                          <a:ext cx="0" cy="1714500"/>
+                          <a:off x="8001000" y="571500"/>
+                          <a:ext cx="0" cy="1143000"/>
                         </a:xfrm>
                         <a:prstGeom prst="line">
                           <a:avLst/>
                         </a:prstGeom>
+                        <a:ln w="12700" cap="flat" cmpd="sng" algn="ctr">
+                          <a:solidFill>
+                            <a:srgbClr val="2F5496"/>
+                          </a:solidFill>
+                          <a:prstDash val="solid"/>
+                          <a:tailEnd type="triangle" w="med" len="med"/>
+                        </a:ln>
                       </wps:spPr>
                       <wps:style>
                         <a:lnRef idx="2">
@@ -2783,17 +3214,24 @@
                     <wps:wsp>
                       <wps:cNvPr id="67" name="Connector"/>
                       <wps:cNvCnPr>
-                        <a:stCxn id="23" idx="3"/>
-                        <a:endCxn id="28" idx="1"/>
+                        <a:stCxn id="39" idx="2"/>
+                        <a:endCxn id="40" idx="0"/>
                       </wps:cNvCnPr>
                       <wps:spPr>
                         <a:xfrm>
-                          <a:off x="35433000" y="2000250"/>
-                          <a:ext cx="0" cy="1714500"/>
+                          <a:off x="9715500" y="571500"/>
+                          <a:ext cx="0" cy="1143000"/>
                         </a:xfrm>
                         <a:prstGeom prst="line">
                           <a:avLst/>
                         </a:prstGeom>
+                        <a:ln w="12700" cap="flat" cmpd="sng" algn="ctr">
+                          <a:solidFill>
+                            <a:srgbClr val="2F5496"/>
+                          </a:solidFill>
+                          <a:prstDash val="solid"/>
+                          <a:tailEnd type="triangle" w="med" len="med"/>
+                        </a:ln>
                       </wps:spPr>
                       <wps:style>
                         <a:lnRef idx="2">
@@ -2814,17 +3252,24 @@
                     <wps:wsp>
                       <wps:cNvPr id="68" name="Connector"/>
                       <wps:cNvCnPr>
-                        <a:stCxn id="29" idx="3"/>
-                        <a:endCxn id="30" idx="1"/>
+                        <a:stCxn id="36" idx="2"/>
+                        <a:endCxn id="41" idx="0"/>
                       </wps:cNvCnPr>
                       <wps:spPr>
                         <a:xfrm>
-                          <a:off x="37147500" y="285750"/>
-                          <a:ext cx="0" cy="1714500"/>
+                          <a:off x="35433000" y="2286000"/>
+                          <a:ext cx="0" cy="1143000"/>
                         </a:xfrm>
                         <a:prstGeom prst="line">
                           <a:avLst/>
                         </a:prstGeom>
+                        <a:ln w="12700" cap="flat" cmpd="sng" algn="ctr">
+                          <a:solidFill>
+                            <a:srgbClr val="2F5496"/>
+                          </a:solidFill>
+                          <a:prstDash val="solid"/>
+                          <a:tailEnd type="triangle" w="med" len="med"/>
+                        </a:ln>
                       </wps:spPr>
                       <wps:style>
                         <a:lnRef idx="2">
@@ -2845,17 +3290,24 @@
                     <wps:wsp>
                       <wps:cNvPr id="69" name="Connector"/>
                       <wps:cNvCnPr>
-                        <a:stCxn id="30" idx="3"/>
-                        <a:endCxn id="31" idx="1"/>
+                        <a:stCxn id="42" idx="2"/>
+                        <a:endCxn id="43" idx="0"/>
                       </wps:cNvCnPr>
                       <wps:spPr>
                         <a:xfrm>
-                          <a:off x="37147500" y="2000250"/>
-                          <a:ext cx="0" cy="1714500"/>
+                          <a:off x="37147500" y="571500"/>
+                          <a:ext cx="0" cy="1143000"/>
                         </a:xfrm>
                         <a:prstGeom prst="line">
                           <a:avLst/>
                         </a:prstGeom>
+                        <a:ln w="12700" cap="flat" cmpd="sng" algn="ctr">
+                          <a:solidFill>
+                            <a:srgbClr val="2F5496"/>
+                          </a:solidFill>
+                          <a:prstDash val="solid"/>
+                          <a:tailEnd type="triangle" w="med" len="med"/>
+                        </a:ln>
                       </wps:spPr>
                       <wps:style>
                         <a:lnRef idx="2">
@@ -2876,17 +3328,24 @@
                     <wps:wsp>
                       <wps:cNvPr id="70" name="Connector"/>
                       <wps:cNvCnPr>
-                        <a:stCxn id="32" idx="3"/>
-                        <a:endCxn id="33" idx="1"/>
+                        <a:stCxn id="43" idx="2"/>
+                        <a:endCxn id="44" idx="0"/>
                       </wps:cNvCnPr>
                       <wps:spPr>
                         <a:xfrm>
-                          <a:off x="13525500" y="285750"/>
-                          <a:ext cx="0" cy="1714500"/>
+                          <a:off x="37147500" y="2286000"/>
+                          <a:ext cx="0" cy="1143000"/>
                         </a:xfrm>
                         <a:prstGeom prst="line">
                           <a:avLst/>
                         </a:prstGeom>
+                        <a:ln w="12700" cap="flat" cmpd="sng" algn="ctr">
+                          <a:solidFill>
+                            <a:srgbClr val="2F5496"/>
+                          </a:solidFill>
+                          <a:prstDash val="solid"/>
+                          <a:tailEnd type="triangle" w="med" len="med"/>
+                        </a:ln>
                       </wps:spPr>
                       <wps:style>
                         <a:lnRef idx="2">
@@ -2907,17 +3366,24 @@
                     <wps:wsp>
                       <wps:cNvPr id="71" name="Connector"/>
                       <wps:cNvCnPr>
-                        <a:stCxn id="34" idx="3"/>
-                        <a:endCxn id="35" idx="1"/>
+                        <a:stCxn id="45" idx="2"/>
+                        <a:endCxn id="46" idx="0"/>
                       </wps:cNvCnPr>
                       <wps:spPr>
                         <a:xfrm>
-                          <a:off x="15240000" y="285750"/>
-                          <a:ext cx="0" cy="1714500"/>
+                          <a:off x="13525500" y="571500"/>
+                          <a:ext cx="0" cy="1143000"/>
                         </a:xfrm>
                         <a:prstGeom prst="line">
                           <a:avLst/>
                         </a:prstGeom>
+                        <a:ln w="12700" cap="flat" cmpd="sng" algn="ctr">
+                          <a:solidFill>
+                            <a:srgbClr val="2F5496"/>
+                          </a:solidFill>
+                          <a:prstDash val="solid"/>
+                          <a:tailEnd type="triangle" w="med" len="med"/>
+                        </a:ln>
                       </wps:spPr>
                       <wps:style>
                         <a:lnRef idx="2">
@@ -2938,17 +3404,24 @@
                     <wps:wsp>
                       <wps:cNvPr id="72" name="Connector"/>
                       <wps:cNvCnPr>
-                        <a:stCxn id="36" idx="3"/>
-                        <a:endCxn id="37" idx="1"/>
+                        <a:stCxn id="47" idx="2"/>
+                        <a:endCxn id="48" idx="0"/>
                       </wps:cNvCnPr>
                       <wps:spPr>
                         <a:xfrm>
-                          <a:off x="16954500" y="285750"/>
-                          <a:ext cx="0" cy="1714500"/>
+                          <a:off x="15240000" y="571500"/>
+                          <a:ext cx="0" cy="1143000"/>
                         </a:xfrm>
                         <a:prstGeom prst="line">
                           <a:avLst/>
                         </a:prstGeom>
+                        <a:ln w="12700" cap="flat" cmpd="sng" algn="ctr">
+                          <a:solidFill>
+                            <a:srgbClr val="2F5496"/>
+                          </a:solidFill>
+                          <a:prstDash val="solid"/>
+                          <a:tailEnd type="triangle" w="med" len="med"/>
+                        </a:ln>
                       </wps:spPr>
                       <wps:style>
                         <a:lnRef idx="2">
@@ -2969,17 +3442,24 @@
                     <wps:wsp>
                       <wps:cNvPr id="73" name="Connector"/>
                       <wps:cNvCnPr>
-                        <a:stCxn id="38" idx="3"/>
-                        <a:endCxn id="39" idx="1"/>
+                        <a:stCxn id="49" idx="2"/>
+                        <a:endCxn id="50" idx="0"/>
                       </wps:cNvCnPr>
                       <wps:spPr>
                         <a:xfrm>
-                          <a:off x="18669000" y="285750"/>
-                          <a:ext cx="0" cy="1714500"/>
+                          <a:off x="16954500" y="571500"/>
+                          <a:ext cx="0" cy="1143000"/>
                         </a:xfrm>
                         <a:prstGeom prst="line">
                           <a:avLst/>
                         </a:prstGeom>
+                        <a:ln w="12700" cap="flat" cmpd="sng" algn="ctr">
+                          <a:solidFill>
+                            <a:srgbClr val="2F5496"/>
+                          </a:solidFill>
+                          <a:prstDash val="solid"/>
+                          <a:tailEnd type="triangle" w="med" len="med"/>
+                        </a:ln>
                       </wps:spPr>
                       <wps:style>
                         <a:lnRef idx="2">
@@ -3000,17 +3480,24 @@
                     <wps:wsp>
                       <wps:cNvPr id="74" name="Connector"/>
                       <wps:cNvCnPr>
-                        <a:stCxn id="5" idx="3"/>
-                        <a:endCxn id="40" idx="1"/>
+                        <a:stCxn id="51" idx="2"/>
+                        <a:endCxn id="52" idx="0"/>
                       </wps:cNvCnPr>
                       <wps:spPr>
                         <a:xfrm>
-                          <a:off x="22288500" y="285750"/>
-                          <a:ext cx="0" cy="1714500"/>
+                          <a:off x="18669000" y="571500"/>
+                          <a:ext cx="0" cy="1143000"/>
                         </a:xfrm>
                         <a:prstGeom prst="line">
                           <a:avLst/>
                         </a:prstGeom>
+                        <a:ln w="12700" cap="flat" cmpd="sng" algn="ctr">
+                          <a:solidFill>
+                            <a:srgbClr val="2F5496"/>
+                          </a:solidFill>
+                          <a:prstDash val="solid"/>
+                          <a:tailEnd type="triangle" w="med" len="med"/>
+                        </a:ln>
                       </wps:spPr>
                       <wps:style>
                         <a:lnRef idx="2">
@@ -3031,17 +3518,24 @@
                     <wps:wsp>
                       <wps:cNvPr id="75" name="Connector"/>
                       <wps:cNvCnPr>
-                        <a:stCxn id="2" idx="3"/>
-                        <a:endCxn id="3" idx="1"/>
+                        <a:stCxn id="18" idx="2"/>
+                        <a:endCxn id="53" idx="0"/>
                       </wps:cNvCnPr>
                       <wps:spPr>
                         <a:xfrm>
-                          <a:off x="571500" y="285750"/>
-                          <a:ext cx="0" cy="1714500"/>
+                          <a:off x="22288500" y="571500"/>
+                          <a:ext cx="0" cy="1143000"/>
                         </a:xfrm>
                         <a:prstGeom prst="line">
                           <a:avLst/>
                         </a:prstGeom>
+                        <a:ln w="12700" cap="flat" cmpd="sng" algn="ctr">
+                          <a:solidFill>
+                            <a:srgbClr val="2F5496"/>
+                          </a:solidFill>
+                          <a:prstDash val="solid"/>
+                          <a:tailEnd type="triangle" w="med" len="med"/>
+                        </a:ln>
                       </wps:spPr>
                       <wps:style>
                         <a:lnRef idx="2">
@@ -3062,17 +3556,24 @@
                     <wps:wsp>
                       <wps:cNvPr id="76" name="Connector"/>
                       <wps:cNvCnPr>
-                        <a:stCxn id="7" idx="3"/>
-                        <a:endCxn id="8" idx="1"/>
+                        <a:stCxn id="15" idx="2"/>
+                        <a:endCxn id="16" idx="0"/>
                       </wps:cNvCnPr>
                       <wps:spPr>
                         <a:xfrm>
-                          <a:off x="2667000" y="285750"/>
-                          <a:ext cx="0" cy="1714500"/>
+                          <a:off x="571500" y="571500"/>
+                          <a:ext cx="0" cy="1143000"/>
                         </a:xfrm>
                         <a:prstGeom prst="line">
                           <a:avLst/>
                         </a:prstGeom>
+                        <a:ln w="12700" cap="flat" cmpd="sng" algn="ctr">
+                          <a:solidFill>
+                            <a:srgbClr val="2F5496"/>
+                          </a:solidFill>
+                          <a:prstDash val="solid"/>
+                          <a:tailEnd type="triangle" w="med" len="med"/>
+                        </a:ln>
                       </wps:spPr>
                       <wps:style>
                         <a:lnRef idx="2">
@@ -3093,17 +3594,24 @@
                     <wps:wsp>
                       <wps:cNvPr id="77" name="Connector"/>
                       <wps:cNvCnPr>
-                        <a:stCxn id="9" idx="3"/>
-                        <a:endCxn id="10" idx="1"/>
+                        <a:stCxn id="20" idx="2"/>
+                        <a:endCxn id="21" idx="0"/>
                       </wps:cNvCnPr>
                       <wps:spPr>
                         <a:xfrm>
-                          <a:off x="11620500" y="285750"/>
-                          <a:ext cx="0" cy="1714500"/>
+                          <a:off x="2667000" y="571500"/>
+                          <a:ext cx="0" cy="1143000"/>
                         </a:xfrm>
                         <a:prstGeom prst="line">
                           <a:avLst/>
                         </a:prstGeom>
+                        <a:ln w="12700" cap="flat" cmpd="sng" algn="ctr">
+                          <a:solidFill>
+                            <a:srgbClr val="2F5496"/>
+                          </a:solidFill>
+                          <a:prstDash val="solid"/>
+                          <a:tailEnd type="triangle" w="med" len="med"/>
+                        </a:ln>
                       </wps:spPr>
                       <wps:style>
                         <a:lnRef idx="2">
@@ -3124,17 +3632,24 @@
                     <wps:wsp>
                       <wps:cNvPr id="78" name="Connector"/>
                       <wps:cNvCnPr>
-                        <a:stCxn id="11" idx="3"/>
-                        <a:endCxn id="12" idx="1"/>
+                        <a:stCxn id="22" idx="2"/>
+                        <a:endCxn id="23" idx="0"/>
                       </wps:cNvCnPr>
                       <wps:spPr>
                         <a:xfrm>
-                          <a:off x="31813500" y="285750"/>
-                          <a:ext cx="0" cy="1714500"/>
+                          <a:off x="11620500" y="571500"/>
+                          <a:ext cx="0" cy="1143000"/>
                         </a:xfrm>
                         <a:prstGeom prst="line">
                           <a:avLst/>
                         </a:prstGeom>
+                        <a:ln w="12700" cap="flat" cmpd="sng" algn="ctr">
+                          <a:solidFill>
+                            <a:srgbClr val="2F5496"/>
+                          </a:solidFill>
+                          <a:prstDash val="solid"/>
+                          <a:tailEnd type="triangle" w="med" len="med"/>
+                        </a:ln>
                       </wps:spPr>
                       <wps:style>
                         <a:lnRef idx="2">
@@ -3155,17 +3670,24 @@
                     <wps:wsp>
                       <wps:cNvPr id="79" name="Connector"/>
                       <wps:cNvCnPr>
-                        <a:stCxn id="41" idx="3"/>
-                        <a:endCxn id="42" idx="1"/>
+                        <a:stCxn id="24" idx="2"/>
+                        <a:endCxn id="25" idx="0"/>
                       </wps:cNvCnPr>
                       <wps:spPr>
                         <a:xfrm>
-                          <a:off x="28194000" y="285750"/>
-                          <a:ext cx="0" cy="1714500"/>
+                          <a:off x="31813500" y="571500"/>
+                          <a:ext cx="0" cy="1143000"/>
                         </a:xfrm>
                         <a:prstGeom prst="line">
                           <a:avLst/>
                         </a:prstGeom>
+                        <a:ln w="12700" cap="flat" cmpd="sng" algn="ctr">
+                          <a:solidFill>
+                            <a:srgbClr val="2F5496"/>
+                          </a:solidFill>
+                          <a:prstDash val="solid"/>
+                          <a:tailEnd type="triangle" w="med" len="med"/>
+                        </a:ln>
                       </wps:spPr>
                       <wps:style>
                         <a:lnRef idx="2">
@@ -3186,17 +3708,62 @@
                     <wps:wsp>
                       <wps:cNvPr id="80" name="Connector"/>
                       <wps:cNvCnPr>
-                        <a:stCxn id="43" idx="3"/>
-                        <a:endCxn id="44" idx="1"/>
+                        <a:stCxn id="54" idx="2"/>
+                        <a:endCxn id="55" idx="0"/>
                       </wps:cNvCnPr>
                       <wps:spPr>
                         <a:xfrm>
-                          <a:off x="29908500" y="285750"/>
-                          <a:ext cx="0" cy="1714500"/>
+                          <a:off x="28194000" y="571500"/>
+                          <a:ext cx="0" cy="1143000"/>
                         </a:xfrm>
                         <a:prstGeom prst="line">
                           <a:avLst/>
                         </a:prstGeom>
+                        <a:ln w="12700" cap="flat" cmpd="sng" algn="ctr">
+                          <a:solidFill>
+                            <a:srgbClr val="2F5496"/>
+                          </a:solidFill>
+                          <a:prstDash val="solid"/>
+                          <a:tailEnd type="triangle" w="med" len="med"/>
+                        </a:ln>
+                      </wps:spPr>
+                      <wps:style>
+                        <a:lnRef idx="2">
+                          <a:schemeClr val="accent1"/>
+                        </a:lnRef>
+                        <a:fillRef idx="0">
+                          <a:schemeClr val="accent1"/>
+                        </a:fillRef>
+                        <a:effectRef idx="1">
+                          <a:schemeClr val="accent1"/>
+                        </a:effectRef>
+                        <a:fontRef idx="minor">
+                          <a:schemeClr val="tx1"/>
+                        </a:fontRef>
+                      </wps:style>
+                      <wps:bodyPr/>
+                    </wps:wsp>
+                    <wps:wsp>
+                      <wps:cNvPr id="81" name="Connector"/>
+                      <wps:cNvCnPr>
+                        <a:stCxn id="56" idx="2"/>
+                        <a:endCxn id="57" idx="0"/>
+                      </wps:cNvCnPr>
+                      <wps:spPr>
+                        <a:xfrm>
+                          <a:off x="29908500" y="571500"/>
+                          <a:ext cx="0" cy="1143000"/>
+                        </a:xfrm>
+                        <a:prstGeom prst="line">
+                          <a:avLst/>
+                        </a:prstGeom>
+                        <a:ln w="12700" cap="flat" cmpd="sng" algn="ctr">
+                          <a:solidFill>
+                            <a:srgbClr val="2F5496"/>
+                          </a:solidFill>
+                          <a:prstDash val="solid"/>
+                          <a:tailEnd type="triangle" w="med" len="med"/>
+                        </a:ln>
                       </wps:spPr>
                       <wps:style>
                         <a:lnRef idx="2">
@@ -3218,7 +3785,7 @@
                 </wpc:wpc>
               </a:graphicData>
             </a:graphic>
-          </wp:anchor>
+          </wp:inline>
         </w:drawing>
       </w:r>
     </w:p>

--- a/test-corpus/output/corpus/medium5.docx
+++ b/test-corpus/output/corpus/medium5.docx
@@ -15,7 +15,7 @@
       <w:r>
         <w:drawing>
           <wp:inline xmlns:wp="http://schemas.openxmlformats.org/drawingml/2006/wordprocessingDrawing" distT="0" distB="0" distL="0" distR="0">
-            <wp:extent cx="5943600" cy="1050636"/>
+            <wp:extent cx="5943600" cy="1099566"/>
             <wp:effectExtent l="0" t="0" r="0" b="0"/>
             <wp:docPr id="1" name="Diagram 1"/>
             <wp:cNvGraphicFramePr>
@@ -36,9 +36,9 @@
                     <wpg:grpSpPr>
                       <a:xfrm>
                         <a:off x="0" y="0"/>
-                        <a:ext cx="5943600" cy="1050636"/>
+                        <a:ext cx="5943600" cy="1099566"/>
                         <a:chOff x="0" y="0"/>
-                        <a:chExt cx="37719000" cy="6667500"/>
+                        <a:chExt cx="38100000" cy="7048500"/>
                       </a:xfrm>
                     </wpg:grpSpPr>
                     <wpg:grpSp>
@@ -47,9 +47,9 @@
                       <wpg:grpSpPr>
                         <a:xfrm>
                           <a:off x="27432000" y="666750"/>
-                          <a:ext cx="1" cy="1"/>
+                          <a:ext cx="1" cy="228600"/>
                           <a:chOff x="0" y="0"/>
-                          <a:chExt cx="1" cy="1"/>
+                          <a:chExt cx="1" cy="228600"/>
                         </a:xfrm>
                       </wpg:grpSpPr>
                       <wps:wsp>
@@ -92,9 +92,9 @@
                       <wpg:grpSpPr>
                         <a:xfrm>
                           <a:off x="0" y="0"/>
-                          <a:ext cx="1905000" cy="3048000"/>
+                          <a:ext cx="1905000" cy="3276600"/>
                           <a:chOff x="0" y="0"/>
-                          <a:chExt cx="1905000" cy="3048000"/>
+                          <a:chExt cx="1905000" cy="3276600"/>
                         </a:xfrm>
                       </wpg:grpSpPr>
                       <wps:wsp>
@@ -137,9 +137,9 @@
                       <wpg:grpSpPr>
                         <a:xfrm>
                           <a:off x="20002500" y="0"/>
-                          <a:ext cx="5334000" cy="1333500"/>
+                          <a:ext cx="5334000" cy="1562100"/>
                           <a:chOff x="0" y="0"/>
-                          <a:chExt cx="5334000" cy="1333500"/>
+                          <a:chExt cx="5334000" cy="1562100"/>
                         </a:xfrm>
                       </wpg:grpSpPr>
                       <wps:wsp>
@@ -182,9 +182,9 @@
                       <wpg:grpSpPr>
                         <a:xfrm>
                           <a:off x="2095500" y="0"/>
-                          <a:ext cx="1905000" cy="3048000"/>
+                          <a:ext cx="1905000" cy="3276600"/>
                           <a:chOff x="0" y="0"/>
-                          <a:chExt cx="1905000" cy="3048000"/>
+                          <a:chExt cx="1905000" cy="3276600"/>
                         </a:xfrm>
                       </wpg:grpSpPr>
                       <wps:wsp>
@@ -227,9 +227,9 @@
                       <wpg:grpSpPr>
                         <a:xfrm>
                           <a:off x="11049000" y="0"/>
-                          <a:ext cx="1905000" cy="3048000"/>
+                          <a:ext cx="1905000" cy="3276600"/>
                           <a:chOff x="0" y="0"/>
-                          <a:chExt cx="1905000" cy="3048000"/>
+                          <a:chExt cx="1905000" cy="3276600"/>
                         </a:xfrm>
                       </wpg:grpSpPr>
                       <wps:wsp>
@@ -272,9 +272,9 @@
                       <wpg:grpSpPr>
                         <a:xfrm>
                           <a:off x="31242000" y="0"/>
-                          <a:ext cx="1905000" cy="3048000"/>
+                          <a:ext cx="1905000" cy="3276600"/>
                           <a:chOff x="0" y="0"/>
-                          <a:chExt cx="1905000" cy="3048000"/>
+                          <a:chExt cx="1905000" cy="3276600"/>
                         </a:xfrm>
                       </wpg:grpSpPr>
                       <wps:wsp>
@@ -312,11 +312,11 @@
                       </wps:wsp>
                     </wpg:grpSp>
                     <wps:wsp>
-                      <wps:cNvPr id="15" name="&quot;M1.q&lt;br&gt;GPR_IN&lt;br&gt;Suryshsccapxrl ?&lt;br&gt;Ihzstjm : Jtgz acuzpbwe&quot;"/>
+                      <wps:cNvPr id="15" name="&quot;M1.q&lt;br&gt;GPR_IN&lt;br&gt;Suryshsccapxrl ?&lt;br&gt;Ihzstjm : Jtgz acuzpbwe&quot;" descr="k80"/>
                       <wps:cNvSpPr/>
                       <wps:spPr>
                         <a:xfrm>
-                          <a:off x="0" y="0"/>
+                          <a:off x="381000" y="609600"/>
                           <a:ext cx="1143000" cy="571500"/>
                         </a:xfrm>
                         <a:prstGeom prst="rect">
@@ -371,11 +371,11 @@
                       </wps:bodyPr>
                     </wps:wsp>
                     <wps:wsp>
-                      <wps:cNvPr id="16" name="&quot;UKO&quot;"/>
+                      <wps:cNvPr id="16" name="&quot;UKO&quot;" descr="d81"/>
                       <wps:cNvSpPr/>
                       <wps:spPr>
                         <a:xfrm>
-                          <a:off x="0" y="1714500"/>
+                          <a:off x="381000" y="2324100"/>
                           <a:ext cx="1143000" cy="571500"/>
                         </a:xfrm>
                         <a:prstGeom prst="roundRect">
@@ -430,11 +430,11 @@
                       </wps:bodyPr>
                     </wps:wsp>
                     <wps:wsp>
-                      <wps:cNvPr id="17" name="&quot;L2.q &lt;br&gt;QETE_TT_QSCPH_OYJ&lt;br&gt;E790Y udlfuvn?&quot;"/>
+                      <wps:cNvPr id="17" name="&quot;L2.q &lt;br&gt;QETE_TT_QSCPH_OYJ&lt;br&gt;E790Y udlfuvn?&quot;" descr="c65"/>
                       <wps:cNvSpPr/>
                       <wps:spPr>
                         <a:xfrm>
-                          <a:off x="20002500" y="0"/>
+                          <a:off x="20383500" y="609600"/>
                           <a:ext cx="1143000" cy="571500"/>
                         </a:xfrm>
                         <a:prstGeom prst="rect">
@@ -489,11 +489,11 @@
                       </wps:bodyPr>
                     </wps:wsp>
                     <wps:wsp>
-                      <wps:cNvPr id="18" name="&quot;Iye&quot;"/>
+                      <wps:cNvPr id="18" name="&quot;Iye&quot;" descr="t66"/>
                       <wps:cNvSpPr/>
                       <wps:spPr>
                         <a:xfrm>
-                          <a:off x="21717000" y="0"/>
+                          <a:off x="22098000" y="609600"/>
                           <a:ext cx="1143000" cy="571500"/>
                         </a:xfrm>
                         <a:prstGeom prst="roundRect">
@@ -548,11 +548,11 @@
                       </wps:bodyPr>
                     </wps:wsp>
                     <wps:wsp>
-                      <wps:cNvPr id="19" name="&quot;Lm&quot;"/>
+                      <wps:cNvPr id="19" name="&quot;Lm&quot;" descr="m67"/>
                       <wps:cNvSpPr/>
                       <wps:spPr>
                         <a:xfrm>
-                          <a:off x="23431500" y="0"/>
+                          <a:off x="23812500" y="609600"/>
                           <a:ext cx="1143000" cy="571500"/>
                         </a:xfrm>
                         <a:prstGeom prst="roundRect">
@@ -607,11 +607,11 @@
                       </wps:bodyPr>
                     </wps:wsp>
                     <wps:wsp>
-                      <wps:cNvPr id="20" name="&quot;I3.q&lt;br&gt;GPR_IN&lt;br&gt;Suryshsccapxrl ?&lt;br&gt;Ihzstjm : Jtgz acuzpbwe&quot;"/>
+                      <wps:cNvPr id="20" name="&quot;I3.q&lt;br&gt;GPR_IN&lt;br&gt;Suryshsccapxrl ?&lt;br&gt;Ihzstjm : Jtgz acuzpbwe&quot;" descr="h258"/>
                       <wps:cNvSpPr/>
                       <wps:spPr>
                         <a:xfrm>
-                          <a:off x="2095500" y="0"/>
+                          <a:off x="2476500" y="609600"/>
                           <a:ext cx="1143000" cy="571500"/>
                         </a:xfrm>
                         <a:prstGeom prst="rect">
@@ -666,11 +666,11 @@
                       </wps:bodyPr>
                     </wps:wsp>
                     <wps:wsp>
-                      <wps:cNvPr id="21" name="&quot;UKO&quot;"/>
+                      <wps:cNvPr id="21" name="&quot;UKO&quot;" descr="e259"/>
                       <wps:cNvSpPr/>
                       <wps:spPr>
                         <a:xfrm>
-                          <a:off x="2095500" y="1714500"/>
+                          <a:off x="2476500" y="2324100"/>
                           <a:ext cx="1143000" cy="571500"/>
                         </a:xfrm>
                         <a:prstGeom prst="roundRect">
@@ -725,11 +725,11 @@
                       </wps:bodyPr>
                     </wps:wsp>
                     <wps:wsp>
-                      <wps:cNvPr id="22" name="&quot;D4.q&lt;br&gt;GPR_IN&lt;br&gt;Suryshsccapxrl ?&lt;br&gt;Ihzstjm : Jtgz acuzpbwe&quot;"/>
+                      <wps:cNvPr id="22" name="&quot;D4.q&lt;br&gt;GPR_IN&lt;br&gt;Suryshsccapxrl ?&lt;br&gt;Ihzstjm : Jtgz acuzpbwe&quot;" descr="t262"/>
                       <wps:cNvSpPr/>
                       <wps:spPr>
                         <a:xfrm>
-                          <a:off x="11049000" y="0"/>
+                          <a:off x="11430000" y="609600"/>
                           <a:ext cx="1143000" cy="571500"/>
                         </a:xfrm>
                         <a:prstGeom prst="rect">
@@ -784,11 +784,11 @@
                       </wps:bodyPr>
                     </wps:wsp>
                     <wps:wsp>
-                      <wps:cNvPr id="23" name="&quot;UKO&quot;"/>
+                      <wps:cNvPr id="23" name="&quot;UKO&quot;" descr="p263"/>
                       <wps:cNvSpPr/>
                       <wps:spPr>
                         <a:xfrm>
-                          <a:off x="11049000" y="1714500"/>
+                          <a:off x="11430000" y="2324100"/>
                           <a:ext cx="1143000" cy="571500"/>
                         </a:xfrm>
                         <a:prstGeom prst="roundRect">
@@ -843,11 +843,11 @@
                       </wps:bodyPr>
                     </wps:wsp>
                     <wps:wsp>
-                      <wps:cNvPr id="24" name="&quot;V5.q&lt;br&gt;GPR_IN&lt;br&gt;Suryshsccapxrl ?&lt;br&gt;Ihzstjm : Jtgz acuzpbwe&quot;"/>
+                      <wps:cNvPr id="24" name="&quot;V5.q&lt;br&gt;GPR_IN&lt;br&gt;Suryshsccapxrl ?&lt;br&gt;Ihzstjm : Jtgz acuzpbwe&quot;" descr="u266"/>
                       <wps:cNvSpPr/>
                       <wps:spPr>
                         <a:xfrm>
-                          <a:off x="31242000" y="0"/>
+                          <a:off x="31623000" y="609600"/>
                           <a:ext cx="1143000" cy="571500"/>
                         </a:xfrm>
                         <a:prstGeom prst="rect">
@@ -902,11 +902,11 @@
                       </wps:bodyPr>
                     </wps:wsp>
                     <wps:wsp>
-                      <wps:cNvPr id="25" name="&quot;UKO&quot;"/>
+                      <wps:cNvPr id="25" name="&quot;UKO&quot;" descr="w267"/>
                       <wps:cNvSpPr/>
                       <wps:spPr>
                         <a:xfrm>
-                          <a:off x="31242000" y="1714500"/>
+                          <a:off x="31623000" y="2324100"/>
                           <a:ext cx="1143000" cy="571500"/>
                         </a:xfrm>
                         <a:prstGeom prst="roundRect">
@@ -961,11 +961,11 @@
                       </wps:bodyPr>
                     </wps:wsp>
                     <wps:wsp>
-                      <wps:cNvPr id="26" name="&quot;D4.1 &lt;br&gt;CBRQ_NE_FEPWA_BUX&lt;br&gt;Lfkpurmomg&lt;br&gt;Sytwhb : cuqamcqgtq DLTLC&quot;"/>
+                      <wps:cNvPr id="26" name="&quot;D4.1 &lt;br&gt;CBRQ_NE_FEPWA_BUX&lt;br&gt;Lfkpurmomg&lt;br&gt;Sytwhb : cuqamcqgtq DLTLC&quot;" descr="I3"/>
                       <wps:cNvSpPr/>
                       <wps:spPr>
                         <a:xfrm>
-                          <a:off x="33147000" y="0"/>
+                          <a:off x="33528000" y="381000"/>
                           <a:ext cx="1143000" cy="571500"/>
                         </a:xfrm>
                         <a:prstGeom prst="rect">
@@ -1020,11 +1020,11 @@
                       </wps:bodyPr>
                     </wps:wsp>
                     <wps:wsp>
-                      <wps:cNvPr id="27" name="&quot;WST1&quot;]) &amp; nfxbzmj_ewar([&quot;MWQA-V600&quot;]) &amp; yzpcgbl_gjcl_baak19([&quot;Mlvt 19 wbecxlzj&quot;]) &amp; jyhgnuz_gdkl_t858g([&quot;R858G&quot;]) &amp; zgyppbd_dwmg_nkvhycjb([&quot;RVKI gjtejrpf xvyfpmku&quot;]) &amp; m7([&quot;RVKI E790Y&quot;]) &amp; yfjflfo_uahf_oxrr20([&quot;Mlvt 20 Gkuuxoldy&quot;]) &amp; t201([&quot;KPB2&quot;]) &amp; a221([&quot;KNT vhhkuqqdquuen&quot;"/>
+                      <wps:cNvPr id="27" name="&quot;WST1&quot;]) &amp; nfxbzmj_ewar([&quot;MWQA-V600&quot;]) &amp; yzpcgbl_gjcl_baak19([&quot;Mlvt 19 wbecxlzj&quot;]) &amp; jyhgnuz_gdkl_t858g([&quot;R858G&quot;]) &amp; zgyppbd_dwmg_nkvhycjb([&quot;RVKI gjtejrpf xvyfpmku&quot;]) &amp; m7([&quot;RVKI E790Y&quot;]) &amp; yfjflfo_uahf_oxrr20([&quot;Mlvt 20 Gkuuxoldy&quot;]) &amp; t201([&quot;KPB2&quot;]) &amp; a221([&quot;KNT vhhkuqqdquuen&quot;" descr="D4"/>
                       <wps:cNvSpPr/>
                       <wps:spPr>
                         <a:xfrm>
-                          <a:off x="33147000" y="1714500"/>
+                          <a:off x="33528000" y="2095500"/>
                           <a:ext cx="1143000" cy="571500"/>
                         </a:xfrm>
                         <a:prstGeom prst="roundRect">
@@ -1079,11 +1079,11 @@
                       </wps:bodyPr>
                     </wps:wsp>
                     <wps:wsp>
-                      <wps:cNvPr id="28" name="&quot;IG : U7&lt;br&gt;Uxwm : 1&lt;br&gt;Khmckwsjr : Ytgeshgypln&lt;br&gt;Ihzstjm : Wcqozabec&lt;br&gt;Sytwhb : , WST1-btjblhqa&quot;] &amp; C8[&quot;IG : C8&lt;br&gt;Uxwm : 1&lt;br&gt;Khmckwsjr : Tissqsfote&lt;br&gt;Sytwhb : , WST1-btjblhqa&quot;"/>
+                      <wps:cNvPr id="28" name="&quot;IG : U7&lt;br&gt;Uxwm : 1&lt;br&gt;Khmckwsjr : Ytgeshgypln&lt;br&gt;Ihzstjm : Wcqozabec&lt;br&gt;Sytwhb : , WST1-btjblhqa&quot;] &amp; C8[&quot;IG : C8&lt;br&gt;Uxwm : 1&lt;br&gt;Khmckwsjr : Tissqsfote&lt;br&gt;Sytwhb : , WST1-btjblhqa&quot;" descr="U7"/>
                       <wps:cNvSpPr/>
                       <wps:spPr>
                         <a:xfrm>
-                          <a:off x="33147000" y="3429000"/>
+                          <a:off x="33528000" y="3810000"/>
                           <a:ext cx="1143000" cy="571500"/>
                         </a:xfrm>
                         <a:prstGeom prst="rect">
@@ -1138,11 +1138,11 @@
                       </wps:bodyPr>
                     </wps:wsp>
                     <wps:wsp>
-                      <wps:cNvPr id="29" name="&quot;IG : U7.1&lt;br&gt;Uxwm : 2&lt;br&gt;Khmckwsjr : Wbreqnctaugiq&lt;br&gt;Ihzstjm : Jamvp yrpfctplr ezyyp pogfj&lt;br&gt;Sytwhb : , qswrbxahsp eyrospp uayb HYH&quot;"/>
+                      <wps:cNvPr id="29" name="&quot;IG : U7.1&lt;br&gt;Uxwm : 2&lt;br&gt;Khmckwsjr : Wbreqnctaugiq&lt;br&gt;Ihzstjm : Jamvp yrpfctplr ezyyp pogfj&lt;br&gt;Sytwhb : , qswrbxahsp eyrospp uayb HYH&quot;" descr="N10"/>
                       <wps:cNvSpPr/>
                       <wps:spPr>
                         <a:xfrm>
-                          <a:off x="33147000" y="4762500"/>
+                          <a:off x="33528000" y="5143500"/>
                           <a:ext cx="1143000" cy="571500"/>
                         </a:xfrm>
                         <a:prstGeom prst="rect">
@@ -1197,11 +1197,11 @@
                       </wps:bodyPr>
                     </wps:wsp>
                     <wps:wsp>
-                      <wps:cNvPr id="30" name="&quot;IG : U7.1.1&lt;br&gt;Uxwm : 3&lt;br&gt;Khmckwsjr : Gmeaboui esdroqcowngo + Fplkmneorhvlm&lt;br&gt;Ihzstjm : Jamvp aoakqprayy HYH alwnkfavv tovfcbt&lt;br&gt;Sytwhb : yd xpxph ktp efhzpu xbww alwnkfavv&quot;] &amp; U61[&quot;IG : U7.1.2&lt;br&gt;Uxwm : 3&lt;br&gt;Khmckwsjr : Gmeaboui esdroqcowngo&lt;br&gt;Ihzstjm : Jamvp aoakqprayy HYH alwnkfavv tovfcbt&lt;br&gt;Sytwhb : yd xpxph ktp efhzpu xbww alwnkfavv&quot;"/>
+                      <wps:cNvPr id="30" name="&quot;IG : U7.1.1&lt;br&gt;Uxwm : 3&lt;br&gt;Khmckwsjr : Gmeaboui esdroqcowngo + Fplkmneorhvlm&lt;br&gt;Ihzstjm : Jamvp aoakqprayy HYH alwnkfavv tovfcbt&lt;br&gt;Sytwhb : yd xpxph ktp efhzpu xbww alwnkfavv&quot;] &amp; U61[&quot;IG : U7.1.2&lt;br&gt;Uxwm : 3&lt;br&gt;Khmckwsjr : Gmeaboui esdroqcowngo&lt;br&gt;Ihzstjm : Jamvp aoakqprayy HYH alwnkfavv tovfcbt&lt;br&gt;Sytwhb : yd xpxph ktp efhzpu xbww alwnkfavv&quot;" descr="P60"/>
                       <wps:cNvSpPr/>
                       <wps:spPr>
                         <a:xfrm>
-                          <a:off x="33147000" y="6096000"/>
+                          <a:off x="33528000" y="6477000"/>
                           <a:ext cx="1143000" cy="571500"/>
                         </a:xfrm>
                         <a:prstGeom prst="rect">
@@ -1256,11 +1256,11 @@
                       </wps:bodyPr>
                     </wps:wsp>
                     <wps:wsp>
-                      <wps:cNvPr id="31" name="nfxbzmj_ewar"/>
+                      <wps:cNvPr id="31" name="nfxbzmj_ewar" descr="nfxbzmj_ewar"/>
                       <wps:cNvSpPr/>
                       <wps:spPr>
                         <a:xfrm>
-                          <a:off x="4000500" y="0"/>
+                          <a:off x="4381500" y="381000"/>
                           <a:ext cx="1143000" cy="571500"/>
                         </a:xfrm>
                         <a:prstGeom prst="rect">
@@ -1315,11 +1315,11 @@
                       </wps:bodyPr>
                     </wps:wsp>
                     <wps:wsp>
-                      <wps:cNvPr id="32" name="&quot;IG : J13&lt;br&gt;Uxwm : 1&lt;br&gt;Khmckwsjr : Yyjuxeirhr + Ebqmywsnqv&lt;br&gt;Sytwhb : , MWQA-V600 btjblhqa&quot;] &amp; Z14[&quot;IG : Z14&lt;br&gt;Uxwm : 1&lt;br&gt;Khmckwsjr : Leaybrzzopc + Bmpbwxvzdlb&lt;br&gt;Sytwhb : , MWQA-V600 btjblhqa&quot;] &amp; M15[&quot;IG : M15&lt;br&gt;Uxwm : 1&lt;br&gt;Khmckwsjr : Zjwehqxxuhaq + ilqllxjmdnfhb&lt;br&gt;Sytwhb : , MWQA-V600 btjblhqa&quot;"/>
+                      <wps:cNvPr id="32" name="&quot;IG : J13&lt;br&gt;Uxwm : 1&lt;br&gt;Khmckwsjr : Yyjuxeirhr + Ebqmywsnqv&lt;br&gt;Sytwhb : , MWQA-V600 btjblhqa&quot;] &amp; Z14[&quot;IG : Z14&lt;br&gt;Uxwm : 1&lt;br&gt;Khmckwsjr : Leaybrzzopc + Bmpbwxvzdlb&lt;br&gt;Sytwhb : , MWQA-V600 btjblhqa&quot;] &amp; M15[&quot;IG : M15&lt;br&gt;Uxwm : 1&lt;br&gt;Khmckwsjr : Zjwehqxxuhaq + ilqllxjmdnfhb&lt;br&gt;Sytwhb : , MWQA-V600 btjblhqa&quot;" descr="J13"/>
                       <wps:cNvSpPr/>
                       <wps:spPr>
                         <a:xfrm>
-                          <a:off x="4000500" y="1714500"/>
+                          <a:off x="4381500" y="2095500"/>
                           <a:ext cx="1143000" cy="571500"/>
                         </a:xfrm>
                         <a:prstGeom prst="rect">
@@ -1374,11 +1374,11 @@
                       </wps:bodyPr>
                     </wps:wsp>
                     <wps:wsp>
-                      <wps:cNvPr id="33" name="qqearfw_vuvp"/>
+                      <wps:cNvPr id="33" name="qqearfw_vuvp" descr="qqearfw_vuvp"/>
                       <wps:cNvSpPr/>
                       <wps:spPr>
                         <a:xfrm>
-                          <a:off x="5715000" y="0"/>
+                          <a:off x="6096000" y="381000"/>
                           <a:ext cx="1143000" cy="571500"/>
                         </a:xfrm>
                         <a:prstGeom prst="rect">
@@ -1433,11 +1433,11 @@
                       </wps:bodyPr>
                     </wps:wsp>
                     <wps:wsp>
-                      <wps:cNvPr id="34" name="&quot;IG : N16&lt;br&gt;Uxwm : 1&lt;br&gt;Khmckwsjr : Kmqmfasuhduew&lt;br&gt;Sytwhb : , DWET lgrjnp btjblhqa&quot;] &amp; M17[&quot;IG : M17&lt;br&gt;Uxwm : 1&lt;br&gt;Khmckwsjr : Ytgeshgypln&lt;br&gt;Sytwhb : , DWET lgrjnp btjblhqa&quot;"/>
+                      <wps:cNvPr id="34" name="&quot;IG : N16&lt;br&gt;Uxwm : 1&lt;br&gt;Khmckwsjr : Kmqmfasuhduew&lt;br&gt;Sytwhb : , DWET lgrjnp btjblhqa&quot;] &amp; M17[&quot;IG : M17&lt;br&gt;Uxwm : 1&lt;br&gt;Khmckwsjr : Ytgeshgypln&lt;br&gt;Sytwhb : , DWET lgrjnp btjblhqa&quot;" descr="N16"/>
                       <wps:cNvSpPr/>
                       <wps:spPr>
                         <a:xfrm>
-                          <a:off x="5715000" y="1714500"/>
+                          <a:off x="6096000" y="2095500"/>
                           <a:ext cx="1143000" cy="571500"/>
                         </a:xfrm>
                         <a:prstGeom prst="rect">
@@ -1492,11 +1492,11 @@
                       </wps:bodyPr>
                     </wps:wsp>
                     <wps:wsp>
-                      <wps:cNvPr id="35" name="V19"/>
+                      <wps:cNvPr id="35" name="V19" descr="V19"/>
                       <wps:cNvSpPr/>
                       <wps:spPr>
                         <a:xfrm>
-                          <a:off x="34861500" y="0"/>
+                          <a:off x="35242500" y="381000"/>
                           <a:ext cx="1143000" cy="571500"/>
                         </a:xfrm>
                         <a:prstGeom prst="rect">
@@ -1551,11 +1551,11 @@
                       </wps:bodyPr>
                     </wps:wsp>
                     <wps:wsp>
-                      <wps:cNvPr id="36" name="&quot;IG : V19.1&lt;br&gt;Uxwm : 2&lt;br&gt;Khmckwsjr : Tissqsfote&lt;br&gt;Sytwhb : , qswrbxahsp eyrospp uayb esdroqcowngo ktp ilqllxjmdnfhb&quot;] &amp; G26[&quot;IG : V19.2&lt;br&gt;Uxwm : 2&lt;br&gt;Khmckwsjr : Wasbpbpei&lt;br&gt;Sytwhb : , qswrbxahsp eyrospp uayb esdroqcowngo ktp ilqllxjmdnfhb&quot;] &amp; U25[&quot;IG : V19.3&lt;br&gt;Uxwm : 2&lt;br&gt;Khmckwsjr : Iswshksfcb&lt;br&gt;Sytwhb : , qswrbxahsp eyrospp uayb esdroqcowngo ktp ilqllxjmdnfhb&quot;"/>
+                      <wps:cNvPr id="36" name="&quot;IG : V19.1&lt;br&gt;Uxwm : 2&lt;br&gt;Khmckwsjr : Tissqsfote&lt;br&gt;Sytwhb : , qswrbxahsp eyrospp uayb esdroqcowngo ktp ilqllxjmdnfhb&quot;] &amp; G26[&quot;IG : V19.2&lt;br&gt;Uxwm : 2&lt;br&gt;Khmckwsjr : Wasbpbpei&lt;br&gt;Sytwhb : , qswrbxahsp eyrospp uayb esdroqcowngo ktp ilqllxjmdnfhb&quot;] &amp; U25[&quot;IG : V19.3&lt;br&gt;Uxwm : 2&lt;br&gt;Khmckwsjr : Iswshksfcb&lt;br&gt;Sytwhb : , qswrbxahsp eyrospp uayb esdroqcowngo ktp ilqllxjmdnfhb&quot;" descr="V27"/>
                       <wps:cNvSpPr/>
                       <wps:spPr>
                         <a:xfrm>
-                          <a:off x="34861500" y="1714500"/>
+                          <a:off x="35242500" y="2095500"/>
                           <a:ext cx="1143000" cy="571500"/>
                         </a:xfrm>
                         <a:prstGeom prst="rect">
@@ -1610,11 +1610,11 @@
                       </wps:bodyPr>
                     </wps:wsp>
                     <wps:wsp>
-                      <wps:cNvPr id="37" name="U25"/>
+                      <wps:cNvPr id="37" name="U25" descr="U25"/>
                       <wps:cNvSpPr/>
                       <wps:spPr>
                         <a:xfrm>
-                          <a:off x="7429500" y="0"/>
+                          <a:off x="7810500" y="381000"/>
                           <a:ext cx="1143000" cy="571500"/>
                         </a:xfrm>
                         <a:prstGeom prst="rect">
@@ -1669,11 +1669,11 @@
                       </wps:bodyPr>
                     </wps:wsp>
                     <wps:wsp>
-                      <wps:cNvPr id="38" name="&quot;IG : V19.3.1&lt;br&gt;Uxwm : 3&lt;br&gt;Khmckwsjr : Gmeaboui esdroqcowngo&lt;br&gt;Ihzstjm : Jamvp aoakqprayy HYH alwnkfavv tovfcbt&lt;br&gt;Sytwhb : ktp efhzpu xbww HYH&quot;] &amp; A70[&quot;IG : V19.3.2&lt;br&gt;Uxwm : 3&lt;br&gt;Khmckwsjr : Gmeaboui esdroqcowngo + Fplkmneorhvlm&lt;br&gt;Ihzstjm : Jamvp aoakqprayy HYH alwnkfavv tovfcbt&lt;br&gt;Sytwhb : ktp efhzpu xbww HYH&quot;"/>
+                      <wps:cNvPr id="38" name="&quot;IG : V19.3.1&lt;br&gt;Uxwm : 3&lt;br&gt;Khmckwsjr : Gmeaboui esdroqcowngo&lt;br&gt;Ihzstjm : Jamvp aoakqprayy HYH alwnkfavv tovfcbt&lt;br&gt;Sytwhb : ktp efhzpu xbww HYH&quot;] &amp; A70[&quot;IG : V19.3.2&lt;br&gt;Uxwm : 3&lt;br&gt;Khmckwsjr : Gmeaboui esdroqcowngo + Fplkmneorhvlm&lt;br&gt;Ihzstjm : Jamvp aoakqprayy HYH alwnkfavv tovfcbt&lt;br&gt;Sytwhb : ktp efhzpu xbww HYH&quot;" descr="O71"/>
                       <wps:cNvSpPr/>
                       <wps:spPr>
                         <a:xfrm>
-                          <a:off x="7429500" y="1714500"/>
+                          <a:off x="7810500" y="2095500"/>
                           <a:ext cx="1143000" cy="571500"/>
                         </a:xfrm>
                         <a:prstGeom prst="rect">
@@ -1728,11 +1728,11 @@
                       </wps:bodyPr>
                     </wps:wsp>
                     <wps:wsp>
-                      <wps:cNvPr id="39" name="G26"/>
+                      <wps:cNvPr id="39" name="G26" descr="G26"/>
                       <wps:cNvSpPr/>
                       <wps:spPr>
                         <a:xfrm>
-                          <a:off x="9144000" y="0"/>
+                          <a:off x="9525000" y="381000"/>
                           <a:ext cx="1143000" cy="571500"/>
                         </a:xfrm>
                         <a:prstGeom prst="rect">
@@ -1787,11 +1787,11 @@
                       </wps:bodyPr>
                     </wps:wsp>
                     <wps:wsp>
-                      <wps:cNvPr id="40" name="&quot;IG : V19.2.1&lt;br&gt;Uxwm : 3&lt;br&gt;Khmckwsjr : Gmeaboui esdroqcowngo&lt;br&gt;Ihzstjm : Jamvp aoakqprayy HYH alwnkfavv tovfcbt&lt;br&gt;Sytwhb : ktp efhzpu xbww HYH&quot;] &amp; S72[&quot;IG : V19.2.2&lt;br&gt;Uxwm : 3&lt;br&gt;Khmckwsjr : Gmeaboui esdroqcowngo + Fplkmneorhvlm&lt;br&gt;Ihzstjm : Jamvp aoakqprayy HYH alwnkfavv tovfcbt&lt;br&gt;Sytwhb : ktp efhzpu xbww HYH&quot;"/>
+                      <wps:cNvPr id="40" name="&quot;IG : V19.2.1&lt;br&gt;Uxwm : 3&lt;br&gt;Khmckwsjr : Gmeaboui esdroqcowngo&lt;br&gt;Ihzstjm : Jamvp aoakqprayy HYH alwnkfavv tovfcbt&lt;br&gt;Sytwhb : ktp efhzpu xbww HYH&quot;] &amp; S72[&quot;IG : V19.2.2&lt;br&gt;Uxwm : 3&lt;br&gt;Khmckwsjr : Gmeaboui esdroqcowngo + Fplkmneorhvlm&lt;br&gt;Ihzstjm : Jamvp aoakqprayy HYH alwnkfavv tovfcbt&lt;br&gt;Sytwhb : ktp efhzpu xbww HYH&quot;" descr="O73"/>
                       <wps:cNvSpPr/>
                       <wps:spPr>
                         <a:xfrm>
-                          <a:off x="9144000" y="1714500"/>
+                          <a:off x="9525000" y="2095500"/>
                           <a:ext cx="1143000" cy="571500"/>
                         </a:xfrm>
                         <a:prstGeom prst="rect">
@@ -1846,11 +1846,11 @@
                       </wps:bodyPr>
                     </wps:wsp>
                     <wps:wsp>
-                      <wps:cNvPr id="41" name="&quot;IG : V19.1.1&lt;br&gt;Uxwm : 3&lt;br&gt;Khmckwsjr : Gmeaboui esdroqcowngo + Fplkmneorhvlm&lt;br&gt;Ihzstjm : Jamvp aoakqprayy HYH alwnkfavv tovfcbt&lt;br&gt;Sytwhb : ktp efhzpu xbww HYH&quot;] &amp; F75[&quot;IG : V19.1.2&lt;br&gt;Uxwm : 3&lt;br&gt;Khmckwsjr : Gmeaboui esdroqcowngo&lt;br&gt;Ihzstjm : Jamvp aoakqprayy HYH alwnkfavv tovfcbt&lt;br&gt;Sytwhb : ktp efhzpu xbww HYH&quot;"/>
+                      <wps:cNvPr id="41" name="&quot;IG : V19.1.1&lt;br&gt;Uxwm : 3&lt;br&gt;Khmckwsjr : Gmeaboui esdroqcowngo + Fplkmneorhvlm&lt;br&gt;Ihzstjm : Jamvp aoakqprayy HYH alwnkfavv tovfcbt&lt;br&gt;Sytwhb : ktp efhzpu xbww HYH&quot;] &amp; F75[&quot;IG : V19.1.2&lt;br&gt;Uxwm : 3&lt;br&gt;Khmckwsjr : Gmeaboui esdroqcowngo&lt;br&gt;Ihzstjm : Jamvp aoakqprayy HYH alwnkfavv tovfcbt&lt;br&gt;Sytwhb : ktp efhzpu xbww HYH&quot;" descr="E74"/>
                       <wps:cNvSpPr/>
                       <wps:spPr>
                         <a:xfrm>
-                          <a:off x="34861500" y="3429000"/>
+                          <a:off x="35242500" y="3810000"/>
                           <a:ext cx="1143000" cy="571500"/>
                         </a:xfrm>
                         <a:prstGeom prst="rect">
@@ -1905,11 +1905,11 @@
                       </wps:bodyPr>
                     </wps:wsp>
                     <wps:wsp>
-                      <wps:cNvPr id="42" name="S20"/>
+                      <wps:cNvPr id="42" name="S20" descr="S20"/>
                       <wps:cNvSpPr/>
                       <wps:spPr>
                         <a:xfrm>
-                          <a:off x="36576000" y="0"/>
+                          <a:off x="36957000" y="381000"/>
                           <a:ext cx="1143000" cy="571500"/>
                         </a:xfrm>
                         <a:prstGeom prst="rect">
@@ -1964,11 +1964,11 @@
                       </wps:bodyPr>
                     </wps:wsp>
                     <wps:wsp>
-                      <wps:cNvPr id="43" name="&quot;IG : S20.1&lt;br&gt;Uxwm : 2&lt;br&gt;Khmckwsjr : Lkhlrydqi&lt;br&gt;Sytwhb : , qswrbxahsp eyrospp uayb esdroqcowngo ktp ilqllxjmdnfhb&quot;] &amp; P29[&quot;IG : S20.2&lt;br&gt;Uxwm : 2&lt;br&gt;Khmckwsjr : Lmhjknzgh&lt;br&gt;Sytwhb : , qswrbxahsp eyrospp uayb esdroqcowngo ktp ilqllxjmdnfhb&quot;"/>
+                      <wps:cNvPr id="43" name="&quot;IG : S20.1&lt;br&gt;Uxwm : 2&lt;br&gt;Khmckwsjr : Lkhlrydqi&lt;br&gt;Sytwhb : , qswrbxahsp eyrospp uayb esdroqcowngo ktp ilqllxjmdnfhb&quot;] &amp; P29[&quot;IG : S20.2&lt;br&gt;Uxwm : 2&lt;br&gt;Khmckwsjr : Lmhjknzgh&lt;br&gt;Sytwhb : , qswrbxahsp eyrospp uayb esdroqcowngo ktp ilqllxjmdnfhb&quot;" descr="C28"/>
                       <wps:cNvSpPr/>
                       <wps:spPr>
                         <a:xfrm>
-                          <a:off x="36576000" y="1714500"/>
+                          <a:off x="36957000" y="2095500"/>
                           <a:ext cx="1143000" cy="571500"/>
                         </a:xfrm>
                         <a:prstGeom prst="rect">
@@ -2023,11 +2023,11 @@
                       </wps:bodyPr>
                     </wps:wsp>
                     <wps:wsp>
-                      <wps:cNvPr id="44" name="&quot;IG : S20.1.1&lt;br&gt;Uxwm : 3&lt;br&gt;Khmckwsjr : Gmeaboui esdroqcowngo + Fplkmneorhvlm&lt;br&gt;Ihzstjm : Jamvp aoakqprayy HYH alwnkfavv tovfcbt&lt;br&gt;Sytwhb : ktp efhzpu xbww HYH&quot;] &amp; F77[&quot;IG : S20.1.2&lt;br&gt;Uxwm : 3&lt;br&gt;Khmckwsjr : Gmeaboui esdroqcowngo&lt;br&gt;Ihzstjm : Jamvp aoakqprayy HYH alwnkfavv tovfcbt&lt;br&gt;Sytwhb : ktp efhzpu xbww HYH&quot;"/>
+                      <wps:cNvPr id="44" name="&quot;IG : S20.1.1&lt;br&gt;Uxwm : 3&lt;br&gt;Khmckwsjr : Gmeaboui esdroqcowngo + Fplkmneorhvlm&lt;br&gt;Ihzstjm : Jamvp aoakqprayy HYH alwnkfavv tovfcbt&lt;br&gt;Sytwhb : ktp efhzpu xbww HYH&quot;] &amp; F77[&quot;IG : S20.1.2&lt;br&gt;Uxwm : 3&lt;br&gt;Khmckwsjr : Gmeaboui esdroqcowngo&lt;br&gt;Ihzstjm : Jamvp aoakqprayy HYH alwnkfavv tovfcbt&lt;br&gt;Sytwhb : ktp efhzpu xbww HYH&quot;" descr="F76"/>
                       <wps:cNvSpPr/>
                       <wps:spPr>
                         <a:xfrm>
-                          <a:off x="36576000" y="3429000"/>
+                          <a:off x="36957000" y="3810000"/>
                           <a:ext cx="1143000" cy="571500"/>
                         </a:xfrm>
                         <a:prstGeom prst="rect">
@@ -2082,11 +2082,11 @@
                       </wps:bodyPr>
                     </wps:wsp>
                     <wps:wsp>
-                      <wps:cNvPr id="45" name="P29"/>
+                      <wps:cNvPr id="45" name="P29" descr="P29"/>
                       <wps:cNvSpPr/>
                       <wps:spPr>
                         <a:xfrm>
-                          <a:off x="12954000" y="0"/>
+                          <a:off x="13335000" y="381000"/>
                           <a:ext cx="1143000" cy="571500"/>
                         </a:xfrm>
                         <a:prstGeom prst="rect">
@@ -2141,11 +2141,11 @@
                       </wps:bodyPr>
                     </wps:wsp>
                     <wps:wsp>
-                      <wps:cNvPr id="46" name="&quot;IG : S20.2.1&lt;br&gt;Uxwm : 3&lt;br&gt;Khmckwsjr : Gmeaboui esdroqcowngo + Fplkmneorhvlm&lt;br&gt;Ihzstjm : Jamvp aoakqprayy HYH alwnkfavv tovfcbt&lt;br&gt;Sytwhb : ktp efhzpu xbww HYH&quot;] &amp; I79[&quot;IG : S20.2.2&lt;br&gt;Uxwm : 3&lt;br&gt;Khmckwsjr : Gmeaboui esdroqcowngo&lt;br&gt;Ihzstjm : Jamvp aoakqprayy HYH alwnkfavv tovfcbt&lt;br&gt;Sytwhb : ktp efhzpu xbww HYH&quot;"/>
+                      <wps:cNvPr id="46" name="&quot;IG : S20.2.1&lt;br&gt;Uxwm : 3&lt;br&gt;Khmckwsjr : Gmeaboui esdroqcowngo + Fplkmneorhvlm&lt;br&gt;Ihzstjm : Jamvp aoakqprayy HYH alwnkfavv tovfcbt&lt;br&gt;Sytwhb : ktp efhzpu xbww HYH&quot;] &amp; I79[&quot;IG : S20.2.2&lt;br&gt;Uxwm : 3&lt;br&gt;Khmckwsjr : Gmeaboui esdroqcowngo&lt;br&gt;Ihzstjm : Jamvp aoakqprayy HYH alwnkfavv tovfcbt&lt;br&gt;Sytwhb : ktp efhzpu xbww HYH&quot;" descr="V78"/>
                       <wps:cNvSpPr/>
                       <wps:spPr>
                         <a:xfrm>
-                          <a:off x="12954000" y="1714500"/>
+                          <a:off x="13335000" y="2095500"/>
                           <a:ext cx="1143000" cy="571500"/>
                         </a:xfrm>
                         <a:prstGeom prst="rect">
@@ -2200,11 +2200,11 @@
                       </wps:bodyPr>
                     </wps:wsp>
                     <wps:wsp>
-                      <wps:cNvPr id="47" name="&quot;IG : F21&lt;br&gt;Uxwm : 1&lt;br&gt;Khmckwsjr : Zjwehqxxuhaq + Fplkmneorhvlm&lt;br&gt;Sytwhb : , KPB2 btjblhqa&quot;"/>
+                      <wps:cNvPr id="47" name="&quot;IG : F21&lt;br&gt;Uxwm : 1&lt;br&gt;Khmckwsjr : Zjwehqxxuhaq + Fplkmneorhvlm&lt;br&gt;Sytwhb : , KPB2 btjblhqa&quot;" descr="F21"/>
                       <wps:cNvSpPr/>
                       <wps:spPr>
                         <a:xfrm>
-                          <a:off x="14668500" y="0"/>
+                          <a:off x="15049500" y="381000"/>
                           <a:ext cx="1143000" cy="571500"/>
                         </a:xfrm>
                         <a:prstGeom prst="rect">
@@ -2259,11 +2259,11 @@
                       </wps:bodyPr>
                     </wps:wsp>
                     <wps:wsp>
-                      <wps:cNvPr id="48" name="&quot;IG : F21.1&lt;br&gt;Uxwm : 2&lt;br&gt;Khmckwsjr : Exzhttzcmyt&lt;br&gt;Sytwhb : , qswrbxahsp eyrospp uayb esdroqcowngo ktp ilqllxjmdnfhb&lt;br&gt;Ihzstjm : Exzhttzcmyt-xvcqodcmmq&quot;"/>
+                      <wps:cNvPr id="48" name="&quot;IG : F21.1&lt;br&gt;Uxwm : 2&lt;br&gt;Khmckwsjr : Exzhttzcmyt&lt;br&gt;Sytwhb : , qswrbxahsp eyrospp uayb esdroqcowngo ktp ilqllxjmdnfhb&lt;br&gt;Ihzstjm : Exzhttzcmyt-xvcqodcmmq&quot;" descr="Z40"/>
                       <wps:cNvSpPr/>
                       <wps:spPr>
                         <a:xfrm>
-                          <a:off x="14668500" y="1714500"/>
+                          <a:off x="15049500" y="2095500"/>
                           <a:ext cx="1143000" cy="571500"/>
                         </a:xfrm>
                         <a:prstGeom prst="rect">
@@ -2318,11 +2318,11 @@
                       </wps:bodyPr>
                     </wps:wsp>
                     <wps:wsp>
-                      <wps:cNvPr id="49" name="R95"/>
+                      <wps:cNvPr id="49" name="R95" descr="R95"/>
                       <wps:cNvSpPr/>
                       <wps:spPr>
                         <a:xfrm>
-                          <a:off x="16383000" y="0"/>
+                          <a:off x="16764000" y="381000"/>
                           <a:ext cx="1143000" cy="571500"/>
                         </a:xfrm>
                         <a:prstGeom prst="rect">
@@ -2377,11 +2377,11 @@
                       </wps:bodyPr>
                     </wps:wsp>
                     <wps:wsp>
-                      <wps:cNvPr id="50" name="&quot;Y2 ufiaf kscksghrcbe - 200&quot;"/>
+                      <wps:cNvPr id="50" name="&quot;Y2 ufiaf kscksghrcbe - 200&quot;" descr="oneytcr_ortj_iofd19_2s_gwq"/>
                       <wps:cNvSpPr/>
                       <wps:spPr>
                         <a:xfrm>
-                          <a:off x="16383000" y="1714500"/>
+                          <a:off x="16764000" y="2095500"/>
                           <a:ext cx="1143000" cy="571500"/>
                         </a:xfrm>
                         <a:prstGeom prst="rect">
@@ -2436,11 +2436,11 @@
                       </wps:bodyPr>
                     </wps:wsp>
                     <wps:wsp>
-                      <wps:cNvPr id="51" name="zgyppbd_dwmg_nkvhycjb"/>
+                      <wps:cNvPr id="51" name="zgyppbd_dwmg_nkvhycjb" descr="zgyppbd_dwmg_nkvhycjb"/>
                       <wps:cNvSpPr/>
                       <wps:spPr>
                         <a:xfrm>
-                          <a:off x="18097500" y="0"/>
+                          <a:off x="18478500" y="381000"/>
                           <a:ext cx="1143000" cy="571500"/>
                         </a:xfrm>
                         <a:prstGeom prst="rect">
@@ -2495,11 +2495,11 @@
                       </wps:bodyPr>
                     </wps:wsp>
                     <wps:wsp>
-                      <wps:cNvPr id="52" name="&quot;IG : Y218&lt;br&gt;Uxwm : 1&lt;br&gt;Khmckwsjr : Hnzdzpnq&lt;br&gt;Sytwhb : , RVKI gjtejrpf xvyfpmku&quot;] &amp; F132[&quot;IG : U219&lt;br&gt;Uxwm : 1&lt;br&gt;Khmckwsjr : Mkunxfhexuy&lt;br&gt;Sytwhb : , RVKI gjtejrpf xvyfpmku&quot;"/>
+                      <wps:cNvPr id="52" name="&quot;IG : Y218&lt;br&gt;Uxwm : 1&lt;br&gt;Khmckwsjr : Hnzdzpnq&lt;br&gt;Sytwhb : , RVKI gjtejrpf xvyfpmku&quot;] &amp; F132[&quot;IG : U219&lt;br&gt;Uxwm : 1&lt;br&gt;Khmckwsjr : Mkunxfhexuy&lt;br&gt;Sytwhb : , RVKI gjtejrpf xvyfpmku&quot;" descr="B131"/>
                       <wps:cNvSpPr/>
                       <wps:spPr>
                         <a:xfrm>
-                          <a:off x="18097500" y="1714500"/>
+                          <a:off x="18478500" y="2095500"/>
                           <a:ext cx="1143000" cy="571500"/>
                         </a:xfrm>
                         <a:prstGeom prst="rect">
@@ -2554,11 +2554,11 @@
                       </wps:bodyPr>
                     </wps:wsp>
                     <wps:wsp>
-                      <wps:cNvPr id="53" name="x68"/>
+                      <wps:cNvPr id="53" name="x68" descr="x68"/>
                       <wps:cNvSpPr/>
                       <wps:spPr>
                         <a:xfrm>
-                          <a:off x="21717000" y="1714500"/>
+                          <a:off x="22098000" y="2095500"/>
                           <a:ext cx="1143000" cy="571500"/>
                         </a:xfrm>
                         <a:prstGeom prst="rect">
@@ -2613,11 +2613,11 @@
                       </wps:bodyPr>
                     </wps:wsp>
                     <wps:wsp>
-                      <wps:cNvPr id="54" name="c274"/>
+                      <wps:cNvPr id="54" name="c274" descr="c274"/>
                       <wps:cNvSpPr/>
                       <wps:spPr>
                         <a:xfrm>
-                          <a:off x="27622500" y="0"/>
+                          <a:off x="28003500" y="381000"/>
                           <a:ext cx="1143000" cy="571500"/>
                         </a:xfrm>
                         <a:prstGeom prst="rect">
@@ -2672,11 +2672,11 @@
                       </wps:bodyPr>
                     </wps:wsp>
                     <wps:wsp>
-                      <wps:cNvPr id="55" name="t275"/>
+                      <wps:cNvPr id="55" name="t275" descr="t275"/>
                       <wps:cNvSpPr/>
                       <wps:spPr>
                         <a:xfrm>
-                          <a:off x="27622500" y="1714500"/>
+                          <a:off x="28003500" y="2095500"/>
                           <a:ext cx="1143000" cy="571500"/>
                         </a:xfrm>
                         <a:prstGeom prst="rect">
@@ -2731,11 +2731,11 @@
                       </wps:bodyPr>
                     </wps:wsp>
                     <wps:wsp>
-                      <wps:cNvPr id="56" name="b280"/>
+                      <wps:cNvPr id="56" name="b280" descr="b280"/>
                       <wps:cNvSpPr/>
                       <wps:spPr>
                         <a:xfrm>
-                          <a:off x="29337000" y="0"/>
+                          <a:off x="29718000" y="381000"/>
                           <a:ext cx="1143000" cy="571500"/>
                         </a:xfrm>
                         <a:prstGeom prst="rect">
@@ -2790,11 +2790,11 @@
                       </wps:bodyPr>
                     </wps:wsp>
                     <wps:wsp>
-                      <wps:cNvPr id="57" name="j284"/>
+                      <wps:cNvPr id="57" name="j284" descr="j284"/>
                       <wps:cNvSpPr/>
                       <wps:spPr>
                         <a:xfrm>
-                          <a:off x="29337000" y="1714500"/>
+                          <a:off x="29718000" y="2095500"/>
                           <a:ext cx="1143000" cy="571500"/>
                         </a:xfrm>
                         <a:prstGeom prst="rect">
@@ -2849,11 +2849,11 @@
                       </wps:bodyPr>
                     </wps:wsp>
                     <wps:wsp>
-                      <wps:cNvPr id="58" name="&quot;Dpaseew: 1.0&quot;"/>
+                      <wps:cNvPr id="58" name="&quot;Dpaseew: 1.0&quot;" descr="z200"/>
                       <wps:cNvSpPr/>
                       <wps:spPr>
                         <a:xfrm>
-                          <a:off x="25336500" y="0"/>
+                          <a:off x="25717500" y="381000"/>
                           <a:ext cx="1143000" cy="571500"/>
                         </a:xfrm>
                         <a:prstGeom prst="rect">
@@ -2908,14 +2908,14 @@
                       </wps:bodyPr>
                     </wps:wsp>
                     <wps:wsp>
-                      <wps:cNvPr id="59" name="Connector"/>
+                      <wps:cNvPr id="59" name="I3--D4"/>
                       <wps:cNvCnPr>
                         <a:stCxn id="26" idx="2"/>
                         <a:endCxn id="27" idx="0"/>
                       </wps:cNvCnPr>
                       <wps:spPr>
                         <a:xfrm>
-                          <a:off x="33718500" y="571500"/>
+                          <a:off x="34099500" y="952500"/>
                           <a:ext cx="0" cy="1143000"/>
                         </a:xfrm>
                         <a:prstGeom prst="line">
@@ -2946,14 +2946,14 @@
                       <wps:bodyPr/>
                     </wps:wsp>
                     <wps:wsp>
-                      <wps:cNvPr id="60" name="Connector"/>
+                      <wps:cNvPr id="60" name="D4--U7"/>
                       <wps:cNvCnPr>
                         <a:stCxn id="27" idx="2"/>
                         <a:endCxn id="28" idx="0"/>
                       </wps:cNvCnPr>
                       <wps:spPr>
                         <a:xfrm>
-                          <a:off x="33718500" y="2286000"/>
+                          <a:off x="34099500" y="2667000"/>
                           <a:ext cx="0" cy="1143000"/>
                         </a:xfrm>
                         <a:prstGeom prst="line">
@@ -2984,14 +2984,14 @@
                       <wps:bodyPr/>
                     </wps:wsp>
                     <wps:wsp>
-                      <wps:cNvPr id="61" name="Connector"/>
+                      <wps:cNvPr id="61" name="U7--N10"/>
                       <wps:cNvCnPr>
                         <a:stCxn id="28" idx="2"/>
                         <a:endCxn id="29" idx="0"/>
                       </wps:cNvCnPr>
                       <wps:spPr>
                         <a:xfrm>
-                          <a:off x="33718500" y="4000500"/>
+                          <a:off x="34099500" y="4381500"/>
                           <a:ext cx="0" cy="762000"/>
                         </a:xfrm>
                         <a:prstGeom prst="line">
@@ -3022,14 +3022,14 @@
                       <wps:bodyPr/>
                     </wps:wsp>
                     <wps:wsp>
-                      <wps:cNvPr id="62" name="Connector"/>
+                      <wps:cNvPr id="62" name="N10--P60"/>
                       <wps:cNvCnPr>
                         <a:stCxn id="29" idx="2"/>
                         <a:endCxn id="30" idx="0"/>
                       </wps:cNvCnPr>
                       <wps:spPr>
                         <a:xfrm>
-                          <a:off x="33718500" y="5334000"/>
+                          <a:off x="34099500" y="5715000"/>
                           <a:ext cx="0" cy="762000"/>
                         </a:xfrm>
                         <a:prstGeom prst="line">
@@ -3060,14 +3060,14 @@
                       <wps:bodyPr/>
                     </wps:wsp>
                     <wps:wsp>
-                      <wps:cNvPr id="63" name="Connector"/>
+                      <wps:cNvPr id="63" name="nfxbzmj_ewar--J13"/>
                       <wps:cNvCnPr>
                         <a:stCxn id="31" idx="2"/>
                         <a:endCxn id="32" idx="0"/>
                       </wps:cNvCnPr>
                       <wps:spPr>
                         <a:xfrm>
-                          <a:off x="4572000" y="571500"/>
+                          <a:off x="4953000" y="952500"/>
                           <a:ext cx="0" cy="1143000"/>
                         </a:xfrm>
                         <a:prstGeom prst="line">
@@ -3098,14 +3098,14 @@
                       <wps:bodyPr/>
                     </wps:wsp>
                     <wps:wsp>
-                      <wps:cNvPr id="64" name="Connector"/>
+                      <wps:cNvPr id="64" name="qqearfw_vuvp--N16"/>
                       <wps:cNvCnPr>
                         <a:stCxn id="33" idx="2"/>
                         <a:endCxn id="34" idx="0"/>
                       </wps:cNvCnPr>
                       <wps:spPr>
                         <a:xfrm>
-                          <a:off x="6286500" y="571500"/>
+                          <a:off x="6667500" y="952500"/>
                           <a:ext cx="0" cy="1143000"/>
                         </a:xfrm>
                         <a:prstGeom prst="line">
@@ -3136,14 +3136,14 @@
                       <wps:bodyPr/>
                     </wps:wsp>
                     <wps:wsp>
-                      <wps:cNvPr id="65" name="Connector"/>
+                      <wps:cNvPr id="65" name="V19--V27"/>
                       <wps:cNvCnPr>
                         <a:stCxn id="35" idx="2"/>
                         <a:endCxn id="36" idx="0"/>
                       </wps:cNvCnPr>
                       <wps:spPr>
                         <a:xfrm>
-                          <a:off x="35433000" y="571500"/>
+                          <a:off x="35814000" y="952500"/>
                           <a:ext cx="0" cy="1143000"/>
                         </a:xfrm>
                         <a:prstGeom prst="line">
@@ -3174,14 +3174,14 @@
                       <wps:bodyPr/>
                     </wps:wsp>
                     <wps:wsp>
-                      <wps:cNvPr id="66" name="Connector"/>
+                      <wps:cNvPr id="66" name="U25--O71"/>
                       <wps:cNvCnPr>
                         <a:stCxn id="37" idx="2"/>
                         <a:endCxn id="38" idx="0"/>
                       </wps:cNvCnPr>
                       <wps:spPr>
                         <a:xfrm>
-                          <a:off x="8001000" y="571500"/>
+                          <a:off x="8382000" y="952500"/>
                           <a:ext cx="0" cy="1143000"/>
                         </a:xfrm>
                         <a:prstGeom prst="line">
@@ -3212,14 +3212,14 @@
                       <wps:bodyPr/>
                     </wps:wsp>
                     <wps:wsp>
-                      <wps:cNvPr id="67" name="Connector"/>
+                      <wps:cNvPr id="67" name="G26--O73"/>
                       <wps:cNvCnPr>
                         <a:stCxn id="39" idx="2"/>
                         <a:endCxn id="40" idx="0"/>
                       </wps:cNvCnPr>
                       <wps:spPr>
                         <a:xfrm>
-                          <a:off x="9715500" y="571500"/>
+                          <a:off x="10096500" y="952500"/>
                           <a:ext cx="0" cy="1143000"/>
                         </a:xfrm>
                         <a:prstGeom prst="line">
@@ -3250,14 +3250,14 @@
                       <wps:bodyPr/>
                     </wps:wsp>
                     <wps:wsp>
-                      <wps:cNvPr id="68" name="Connector"/>
+                      <wps:cNvPr id="68" name="V27--E74"/>
                       <wps:cNvCnPr>
                         <a:stCxn id="36" idx="2"/>
                         <a:endCxn id="41" idx="0"/>
                       </wps:cNvCnPr>
                       <wps:spPr>
                         <a:xfrm>
-                          <a:off x="35433000" y="2286000"/>
+                          <a:off x="35814000" y="2667000"/>
                           <a:ext cx="0" cy="1143000"/>
                         </a:xfrm>
                         <a:prstGeom prst="line">
@@ -3288,14 +3288,14 @@
                       <wps:bodyPr/>
                     </wps:wsp>
                     <wps:wsp>
-                      <wps:cNvPr id="69" name="Connector"/>
+                      <wps:cNvPr id="69" name="S20--C28"/>
                       <wps:cNvCnPr>
                         <a:stCxn id="42" idx="2"/>
                         <a:endCxn id="43" idx="0"/>
                       </wps:cNvCnPr>
                       <wps:spPr>
                         <a:xfrm>
-                          <a:off x="37147500" y="571500"/>
+                          <a:off x="37528500" y="952500"/>
                           <a:ext cx="0" cy="1143000"/>
                         </a:xfrm>
                         <a:prstGeom prst="line">
@@ -3326,14 +3326,14 @@
                       <wps:bodyPr/>
                     </wps:wsp>
                     <wps:wsp>
-                      <wps:cNvPr id="70" name="Connector"/>
+                      <wps:cNvPr id="70" name="C28--F76"/>
                       <wps:cNvCnPr>
                         <a:stCxn id="43" idx="2"/>
                         <a:endCxn id="44" idx="0"/>
                       </wps:cNvCnPr>
                       <wps:spPr>
                         <a:xfrm>
-                          <a:off x="37147500" y="2286000"/>
+                          <a:off x="37528500" y="2667000"/>
                           <a:ext cx="0" cy="1143000"/>
                         </a:xfrm>
                         <a:prstGeom prst="line">
@@ -3364,14 +3364,14 @@
                       <wps:bodyPr/>
                     </wps:wsp>
                     <wps:wsp>
-                      <wps:cNvPr id="71" name="Connector"/>
+                      <wps:cNvPr id="71" name="P29--V78"/>
                       <wps:cNvCnPr>
                         <a:stCxn id="45" idx="2"/>
                         <a:endCxn id="46" idx="0"/>
                       </wps:cNvCnPr>
                       <wps:spPr>
                         <a:xfrm>
-                          <a:off x="13525500" y="571500"/>
+                          <a:off x="13906500" y="952500"/>
                           <a:ext cx="0" cy="1143000"/>
                         </a:xfrm>
                         <a:prstGeom prst="line">
@@ -3402,14 +3402,14 @@
                       <wps:bodyPr/>
                     </wps:wsp>
                     <wps:wsp>
-                      <wps:cNvPr id="72" name="Connector"/>
+                      <wps:cNvPr id="72" name="F21--Z40"/>
                       <wps:cNvCnPr>
                         <a:stCxn id="47" idx="2"/>
                         <a:endCxn id="48" idx="0"/>
                       </wps:cNvCnPr>
                       <wps:spPr>
                         <a:xfrm>
-                          <a:off x="15240000" y="571500"/>
+                          <a:off x="15621000" y="952500"/>
                           <a:ext cx="0" cy="1143000"/>
                         </a:xfrm>
                         <a:prstGeom prst="line">
@@ -3440,14 +3440,14 @@
                       <wps:bodyPr/>
                     </wps:wsp>
                     <wps:wsp>
-                      <wps:cNvPr id="73" name="Connector"/>
+                      <wps:cNvPr id="73" name="R95--oneytcr_ortj_iofd19_2s_gwq"/>
                       <wps:cNvCnPr>
                         <a:stCxn id="49" idx="2"/>
                         <a:endCxn id="50" idx="0"/>
                       </wps:cNvCnPr>
                       <wps:spPr>
                         <a:xfrm>
-                          <a:off x="16954500" y="571500"/>
+                          <a:off x="17335500" y="952500"/>
                           <a:ext cx="0" cy="1143000"/>
                         </a:xfrm>
                         <a:prstGeom prst="line">
@@ -3478,14 +3478,14 @@
                       <wps:bodyPr/>
                     </wps:wsp>
                     <wps:wsp>
-                      <wps:cNvPr id="74" name="Connector"/>
+                      <wps:cNvPr id="74" name="zgyppbd_dwmg_nkvhycjb--B131"/>
                       <wps:cNvCnPr>
                         <a:stCxn id="51" idx="2"/>
                         <a:endCxn id="52" idx="0"/>
                       </wps:cNvCnPr>
                       <wps:spPr>
                         <a:xfrm>
-                          <a:off x="18669000" y="571500"/>
+                          <a:off x="19050000" y="952500"/>
                           <a:ext cx="0" cy="1143000"/>
                         </a:xfrm>
                         <a:prstGeom prst="line">
@@ -3516,15 +3516,15 @@
                       <wps:bodyPr/>
                     </wps:wsp>
                     <wps:wsp>
-                      <wps:cNvPr id="75" name="Connector"/>
+                      <wps:cNvPr id="75" name="t66--x68"/>
                       <wps:cNvCnPr>
                         <a:stCxn id="18" idx="2"/>
                         <a:endCxn id="53" idx="0"/>
                       </wps:cNvCnPr>
                       <wps:spPr>
                         <a:xfrm>
-                          <a:off x="22288500" y="571500"/>
-                          <a:ext cx="0" cy="1143000"/>
+                          <a:off x="22669500" y="1181100"/>
+                          <a:ext cx="0" cy="914400"/>
                         </a:xfrm>
                         <a:prstGeom prst="line">
                           <a:avLst/>
@@ -3554,14 +3554,14 @@
                       <wps:bodyPr/>
                     </wps:wsp>
                     <wps:wsp>
-                      <wps:cNvPr id="76" name="Connector"/>
+                      <wps:cNvPr id="76" name="k80--d81"/>
                       <wps:cNvCnPr>
                         <a:stCxn id="15" idx="2"/>
                         <a:endCxn id="16" idx="0"/>
                       </wps:cNvCnPr>
                       <wps:spPr>
                         <a:xfrm>
-                          <a:off x="571500" y="571500"/>
+                          <a:off x="952500" y="1181100"/>
                           <a:ext cx="0" cy="1143000"/>
                         </a:xfrm>
                         <a:prstGeom prst="line">
@@ -3592,14 +3592,14 @@
                       <wps:bodyPr/>
                     </wps:wsp>
                     <wps:wsp>
-                      <wps:cNvPr id="77" name="Connector"/>
+                      <wps:cNvPr id="77" name="h258--e259"/>
                       <wps:cNvCnPr>
                         <a:stCxn id="20" idx="2"/>
                         <a:endCxn id="21" idx="0"/>
                       </wps:cNvCnPr>
                       <wps:spPr>
                         <a:xfrm>
-                          <a:off x="2667000" y="571500"/>
+                          <a:off x="3048000" y="1181100"/>
                           <a:ext cx="0" cy="1143000"/>
                         </a:xfrm>
                         <a:prstGeom prst="line">
@@ -3630,14 +3630,14 @@
                       <wps:bodyPr/>
                     </wps:wsp>
                     <wps:wsp>
-                      <wps:cNvPr id="78" name="Connector"/>
+                      <wps:cNvPr id="78" name="t262--p263"/>
                       <wps:cNvCnPr>
                         <a:stCxn id="22" idx="2"/>
                         <a:endCxn id="23" idx="0"/>
                       </wps:cNvCnPr>
                       <wps:spPr>
                         <a:xfrm>
-                          <a:off x="11620500" y="571500"/>
+                          <a:off x="12001500" y="1181100"/>
                           <a:ext cx="0" cy="1143000"/>
                         </a:xfrm>
                         <a:prstGeom prst="line">
@@ -3668,14 +3668,14 @@
                       <wps:bodyPr/>
                     </wps:wsp>
                     <wps:wsp>
-                      <wps:cNvPr id="79" name="Connector"/>
+                      <wps:cNvPr id="79" name="u266--w267"/>
                       <wps:cNvCnPr>
                         <a:stCxn id="24" idx="2"/>
                         <a:endCxn id="25" idx="0"/>
                       </wps:cNvCnPr>
                       <wps:spPr>
                         <a:xfrm>
-                          <a:off x="31813500" y="571500"/>
+                          <a:off x="32194500" y="1181100"/>
                           <a:ext cx="0" cy="1143000"/>
                         </a:xfrm>
                         <a:prstGeom prst="line">
@@ -3706,14 +3706,14 @@
                       <wps:bodyPr/>
                     </wps:wsp>
                     <wps:wsp>
-                      <wps:cNvPr id="80" name="Connector"/>
+                      <wps:cNvPr id="80" name="c274--t275"/>
                       <wps:cNvCnPr>
                         <a:stCxn id="54" idx="2"/>
                         <a:endCxn id="55" idx="0"/>
                       </wps:cNvCnPr>
                       <wps:spPr>
                         <a:xfrm>
-                          <a:off x="28194000" y="571500"/>
+                          <a:off x="28575000" y="952500"/>
                           <a:ext cx="0" cy="1143000"/>
                         </a:xfrm>
                         <a:prstGeom prst="line">
@@ -3744,14 +3744,14 @@
                       <wps:bodyPr/>
                     </wps:wsp>
                     <wps:wsp>
-                      <wps:cNvPr id="81" name="Connector"/>
+                      <wps:cNvPr id="81" name="b280--j284"/>
                       <wps:cNvCnPr>
                         <a:stCxn id="56" idx="2"/>
                         <a:endCxn id="57" idx="0"/>
                       </wps:cNvCnPr>
                       <wps:spPr>
                         <a:xfrm>
-                          <a:off x="29908500" y="571500"/>
+                          <a:off x="30289500" y="952500"/>
                           <a:ext cx="0" cy="1143000"/>
                         </a:xfrm>
                         <a:prstGeom prst="line">
